--- a/por/docx/027.content.docx
+++ b/por/docx/027.content.docx
@@ -166,26 +166,6 @@
       </w:r>
       <w:r>
         <w:rPr>
-          <w:i/>
-          <w:lang w:val="pt_PT" w:bidi="pt_PT"/>
-        </w:rPr>
-        <w:t>Zaanã, Zaananim, Zaanim, Zaão, Zaavã, Zabade, Zabai, Zabdi, Zabdiel, Zabude, Zabulon, Zacai, Zacarias (Pessoa), Zacarias, Livro de, Zacur, Zadoque, Zafenate Paneia, Zafom, Zair, Zalafe, Zalmom (Lugar), Zalmom (Pessoa), Zanoa (Lugar), Zanoa (Pessoa), Zanzumins, zanzumitas, Zaquer, Zaqueu, Zaretã, Zatu, Zaza, Zeba e Salmuna, Zebadias, Zebedeu, Zebida, Zebina, Zeboim, Zebul, Zebulom (Pessoa), Zebulom, Tribo de, Zebulonita, Zedade, Zedequias, Zeebe, Zefata, Zefate, Zefo, Zela, Zelá, Zeleque, Zelofeade, Zelote, Zelote, Simão o, Zelza, Zemaraim, Zemareus, Zemira, Zenã, Zenas, Zequer, Zer, Zerá, Zeraías, Zeraíta, Zeraíta, Zereda, Zeredá, Zerede, Zererá, Zeres, Zerete, Zerete-Saar, Zeri, Zeror, Zerua, Zeruia, Zetã, Zetar, Zeus, Zia, Zia, Ziba, Zibeão, Zíbia, Ziclague, Zicri, Zidim, Zifa, Zife (Lugar), Zife (Pessoa), Zifeus, Zifiom, Zefom, Zifita, Zifrom, Zigurate, Zilá, Ziletai, Zilpa, Zim, Deserto de, Zima, Zimbro, Zina, Zinco, Zinrã, Zinri (Lugar), Zinri (Pessoa), Zior, Zipor, Zípora, Zive, Ziz, Ascensão de, Ziza, Zoã, Zoar, Zoar, Zoba, Zobeba, Zodíaco, Zoete, Zofa, Zofai, Zofar, Zofim, Zora, Zoratita, Zoreu, Zorobabel, Zuar, Zufe (Lugar), Zufe (Pessoa), Zur, Zuriel, Zurisadai, Zuzins, Zuzitas</w:t>
-      </w:r>
-      <w:r>
-        <w:rPr>
-          <w:lang w:val="pt_PT" w:bidi="pt_PT"/>
-        </w:rPr>
-      </w:r>
-    </w:p>
-    <w:p>
-      <w:pPr/>
-      <w:r>
-        <w:rPr>
-          <w:lang w:val="pt_PT" w:bidi="pt_PT"/>
-        </w:rPr>
-      </w:r>
-      <w:r>
-        <w:rPr>
           <w:lang w:val="pt_PT" w:bidi="pt_PT"/>
         </w:rPr>
         <w:t xml:space="preserve"> </w:t>
@@ -2305,7 +2285,7 @@
         <w:rPr>
           <w:lang w:val="pt_PT" w:bidi="pt_PT"/>
         </w:rPr>
-        <w:t>Um dos sete filhos do rei Josafá e irmão de Jeorão. Jeorão tornou-se o único regente (governante temporário) de Judá (848–841 a.C.) após a morte de seu pai (</w:t>
+        <w:t>Um dos sete filhos do rei Josafá e irmão de Jeorão. (</w:t>
       </w:r>
       <w:hyperlink r:id="rId64">
         <w:r>

--- a/por/docx/027.content.docx
+++ b/por/docx/027.content.docx
@@ -19,7 +19,7 @@
         <w:rPr>
           <w:lang w:val="pt_PT" w:bidi="pt_PT"/>
         </w:rPr>
-        <w:t>Resource: Dicionário Bíblico (Tyndale)</w:t>
+        <w:t>Resource: Tyndale Open Bible Dictionary</w:t>
       </w:r>
       <w:r>
         <w:rPr>
@@ -112,7 +112,7 @@
         <w:rPr>
           <w:lang w:val="pt_PT" w:bidi="pt_PT"/>
         </w:rPr>
-        <w:t>Dicionário Bíblico (Tyndale)</w:t>
+        <w:t>Tyndale Open Bible Dictionary</w:t>
       </w:r>
     </w:p>
     <w:p>

--- a/por/docx/027.content.docx
+++ b/por/docx/027.content.docx
@@ -1680,6 +1680,2749 @@
         <w:rPr>
           <w:lang w:val="pt_PT" w:bidi="pt_PT"/>
         </w:rPr>
+        <w:t>Zacarias, Livro de</w:t>
+      </w:r>
+      <w:r>
+        <w:rPr>
+          <w:lang w:val="pt_PT" w:bidi="pt_PT"/>
+        </w:rPr>
+      </w:r>
+    </w:p>
+    <w:p>
+      <w:pPr/>
+      <w:r>
+        <w:rPr>
+          <w:lang w:val="pt_PT" w:bidi="pt_PT"/>
+        </w:rPr>
+      </w:r>
+      <w:r>
+        <w:rPr>
+          <w:lang w:val="pt_PT" w:bidi="pt_PT"/>
+        </w:rPr>
+        <w:t>O livro mais longo dos Profetas Menores e o mais difícil de entender. Uma razão para essa dificuldade são as numerosas visões que exigem um intérprete. Às vezes, um anjo intérprete está presente para explicar o significado da visão (</w:t>
+      </w:r>
+      <w:hyperlink r:id="rId45">
+        <w:r>
+          <w:rPr>
+            <w:lang w:val="pt_PT" w:bidi="pt_PT"/>
+          </w:rPr>
+          <w:rPr>
+            <w:color w:val="0000EE"/>
+            <w:u w:val="single"/>
+          </w:rPr>
+          <w:t>Zc 1.9–10,19–20</w:t>
+        </w:r>
+      </w:hyperlink>
+      <w:r>
+        <w:rPr>
+          <w:lang w:val="pt_PT" w:bidi="pt_PT"/>
+        </w:rPr>
+        <w:t xml:space="preserve">; </w:t>
+      </w:r>
+      <w:hyperlink r:id="rId46">
+        <w:r>
+          <w:rPr>
+            <w:lang w:val="pt_PT" w:bidi="pt_PT"/>
+          </w:rPr>
+          <w:rPr>
+            <w:color w:val="0000EE"/>
+            <w:u w:val="single"/>
+          </w:rPr>
+          <w:t>4.1–6</w:t>
+        </w:r>
+      </w:hyperlink>
+      <w:r>
+        <w:rPr>
+          <w:lang w:val="pt_PT" w:bidi="pt_PT"/>
+        </w:rPr>
+        <w:t xml:space="preserve">; </w:t>
+      </w:r>
+      <w:hyperlink r:id="rId47">
+        <w:r>
+          <w:rPr>
+            <w:lang w:val="pt_PT" w:bidi="pt_PT"/>
+          </w:rPr>
+          <w:rPr>
+            <w:color w:val="0000EE"/>
+            <w:u w:val="single"/>
+          </w:rPr>
+          <w:t>5.5–6</w:t>
+        </w:r>
+      </w:hyperlink>
+      <w:r>
+        <w:rPr>
+          <w:lang w:val="pt_PT" w:bidi="pt_PT"/>
+        </w:rPr>
+        <w:t xml:space="preserve">), mas em outras ocasiões, quando uma interpretação é realmente necessária, não há um anjo para fornecê-la. O significado obscuro de muitas passagens gerou inúmeras teorias sobre a data, autoria, unidade e interpretação deste livro. Uma coisa que torna o livro de Zacarias significativo para os cristãos é seu uso no NT. A última parte de Zacarias (caps. </w:t>
+      </w:r>
+      <w:hyperlink r:id="rId48">
+        <w:r>
+          <w:rPr>
+            <w:lang w:val="pt_PT" w:bidi="pt_PT"/>
+          </w:rPr>
+          <w:rPr>
+            <w:color w:val="0000EE"/>
+            <w:u w:val="single"/>
+          </w:rPr>
+          <w:t>9–11</w:t>
+        </w:r>
+      </w:hyperlink>
+      <w:r>
+        <w:rPr>
+          <w:lang w:val="pt_PT" w:bidi="pt_PT"/>
+        </w:rPr>
+        <w:t>) é a seção mais citada dos Profetas nas narrativas da Paixão nos Evangelhos e, além de Ezequiel, Zacarias influenciou o livro do Apocalipse mais do que qualquer outro livro do AT.</w:t>
+      </w:r>
+    </w:p>
+    <w:p>
+      <w:pPr/>
+      <w:r>
+        <w:rPr>
+          <w:lang w:val="pt_PT" w:bidi="pt_PT"/>
+        </w:rPr>
+      </w:r>
+      <w:r>
+        <w:rPr>
+          <w:lang w:val="pt_PT" w:bidi="pt_PT"/>
+        </w:rPr>
+        <w:t>Resumo</w:t>
+      </w:r>
+    </w:p>
+    <w:p>
+      <w:pPr/>
+      <w:r>
+        <w:rPr>
+          <w:lang w:val="pt_PT" w:bidi="pt_PT"/>
+        </w:rPr>
+      </w:r>
+      <w:r>
+        <w:rPr>
+          <w:lang w:val="pt_PT" w:bidi="pt_PT"/>
+        </w:rPr>
+        <w:t>• Autor</w:t>
+      </w:r>
+    </w:p>
+    <w:p>
+      <w:pPr/>
+      <w:r>
+        <w:rPr>
+          <w:lang w:val="pt_PT" w:bidi="pt_PT"/>
+        </w:rPr>
+      </w:r>
+      <w:r>
+        <w:rPr>
+          <w:lang w:val="pt_PT" w:bidi="pt_PT"/>
+        </w:rPr>
+        <w:t>• Data</w:t>
+      </w:r>
+    </w:p>
+    <w:p>
+      <w:pPr/>
+      <w:r>
+        <w:rPr>
+          <w:lang w:val="pt_PT" w:bidi="pt_PT"/>
+        </w:rPr>
+      </w:r>
+      <w:r>
+        <w:rPr>
+          <w:lang w:val="pt_PT" w:bidi="pt_PT"/>
+        </w:rPr>
+        <w:t>• Contexto</w:t>
+      </w:r>
+    </w:p>
+    <w:p>
+      <w:pPr/>
+      <w:r>
+        <w:rPr>
+          <w:lang w:val="pt_PT" w:bidi="pt_PT"/>
+        </w:rPr>
+      </w:r>
+      <w:r>
+        <w:rPr>
+          <w:lang w:val="pt_PT" w:bidi="pt_PT"/>
+        </w:rPr>
+        <w:t>• Propósito e Mensagem</w:t>
+      </w:r>
+    </w:p>
+    <w:p>
+      <w:pPr/>
+      <w:r>
+        <w:rPr>
+          <w:lang w:val="pt_PT" w:bidi="pt_PT"/>
+        </w:rPr>
+      </w:r>
+      <w:r>
+        <w:rPr>
+          <w:lang w:val="pt_PT" w:bidi="pt_PT"/>
+        </w:rPr>
+        <w:t>• Conteúdo</w:t>
+      </w:r>
+    </w:p>
+    <w:p>
+      <w:pPr>
+        <w:pStyle w:val="Heading3"/>
+      </w:pPr>
+      <w:r>
+        <w:rPr>
+          <w:lang w:val="pt_PT" w:bidi="pt_PT"/>
+        </w:rPr>
+        <w:t>Autor</w:t>
+      </w:r>
+    </w:p>
+    <w:p>
+      <w:pPr/>
+      <w:r>
+        <w:rPr>
+          <w:lang w:val="pt_PT" w:bidi="pt_PT"/>
+        </w:rPr>
+      </w:r>
+      <w:r>
+        <w:rPr>
+          <w:lang w:val="pt_PT" w:bidi="pt_PT"/>
+        </w:rPr>
+        <w:t xml:space="preserve">O nome Zacarias provavelmente significa “o Senhor se lembra” ou “o Senhor é renomado”. Zacarias é um nome comum no AT e NT. Pelo menos 30 pessoas diferentes no AT são chamadas Zacarias. Há um problema em identificar o pai do profeta. Em </w:t>
+      </w:r>
+      <w:hyperlink r:id="rId49">
+        <w:r>
+          <w:rPr>
+            <w:lang w:val="pt_PT" w:bidi="pt_PT"/>
+          </w:rPr>
+          <w:rPr>
+            <w:color w:val="0000EE"/>
+            <w:u w:val="single"/>
+          </w:rPr>
+          <w:t>Zacarias 1.1</w:t>
+        </w:r>
+      </w:hyperlink>
+      <w:r>
+        <w:rPr>
+          <w:lang w:val="pt_PT" w:bidi="pt_PT"/>
+        </w:rPr>
+        <w:t xml:space="preserve"> e </w:t>
+      </w:r>
+      <w:hyperlink r:id="rId50">
+        <w:r>
+          <w:rPr>
+            <w:lang w:val="pt_PT" w:bidi="pt_PT"/>
+          </w:rPr>
+          <w:rPr>
+            <w:color w:val="0000EE"/>
+            <w:u w:val="single"/>
+          </w:rPr>
+          <w:t>1.7</w:t>
+        </w:r>
+      </w:hyperlink>
+      <w:r>
+        <w:rPr>
+          <w:lang w:val="pt_PT" w:bidi="pt_PT"/>
+        </w:rPr>
+        <w:t xml:space="preserve">, o profeta é chamado de “filho de Berequias, filho de Ido", mas em </w:t>
+      </w:r>
+      <w:hyperlink r:id="rId51">
+        <w:r>
+          <w:rPr>
+            <w:lang w:val="pt_PT" w:bidi="pt_PT"/>
+          </w:rPr>
+          <w:rPr>
+            <w:color w:val="0000EE"/>
+            <w:u w:val="single"/>
+          </w:rPr>
+          <w:t>Esdras 5.1</w:t>
+        </w:r>
+      </w:hyperlink>
+      <w:r>
+        <w:rPr>
+          <w:lang w:val="pt_PT" w:bidi="pt_PT"/>
+        </w:rPr>
+        <w:t xml:space="preserve"> e </w:t>
+      </w:r>
+      <w:hyperlink r:id="rId52">
+        <w:r>
+          <w:rPr>
+            <w:lang w:val="pt_PT" w:bidi="pt_PT"/>
+          </w:rPr>
+          <w:rPr>
+            <w:color w:val="0000EE"/>
+            <w:u w:val="single"/>
+          </w:rPr>
+          <w:t>6.14</w:t>
+        </w:r>
+      </w:hyperlink>
+      <w:r>
+        <w:rPr>
+          <w:lang w:val="pt_PT" w:bidi="pt_PT"/>
+        </w:rPr>
+        <w:t xml:space="preserve"> ele é chamado simplesmente de “filho de Ido”. Houve outro Zacarias no tempo de Isaías cujo pai se chamava Jeberequias (</w:t>
+      </w:r>
+      <w:hyperlink r:id="rId53">
+        <w:r>
+          <w:rPr>
+            <w:lang w:val="pt_PT" w:bidi="pt_PT"/>
+          </w:rPr>
+          <w:rPr>
+            <w:color w:val="0000EE"/>
+            <w:u w:val="single"/>
+          </w:rPr>
+          <w:t>Is 8.2</w:t>
+        </w:r>
+      </w:hyperlink>
+      <w:r>
+        <w:rPr>
+          <w:lang w:val="pt_PT" w:bidi="pt_PT"/>
+        </w:rPr>
+        <w:t>). Outro profeta com o nome de Zacarias, filho de Joiada, o sacerdote, viveu muito antes durante o reinado de Joás, rei de Judá (835–796 a.C.). Este profeta foi apedrejado até a morte porque proclamou que o Senhor havia abandonado seu povo por causa de seus pecados (</w:t>
+      </w:r>
+      <w:hyperlink r:id="rId54">
+        <w:r>
+          <w:rPr>
+            <w:lang w:val="pt_PT" w:bidi="pt_PT"/>
+          </w:rPr>
+          <w:rPr>
+            <w:color w:val="0000EE"/>
+            <w:u w:val="single"/>
+          </w:rPr>
+          <w:t>2Cr 24.20–22</w:t>
+        </w:r>
+      </w:hyperlink>
+      <w:r>
+        <w:rPr>
+          <w:lang w:val="pt_PT" w:bidi="pt_PT"/>
+        </w:rPr>
+        <w:t>). Jesus parece ter se referido a este ou a um incidente semelhante não registrado, mas ele chama o profeta de filho de Berequias, o último dos mártires entre os profetas (</w:t>
+      </w:r>
+      <w:hyperlink r:id="rId55">
+        <w:r>
+          <w:rPr>
+            <w:lang w:val="pt_PT" w:bidi="pt_PT"/>
+          </w:rPr>
+          <w:rPr>
+            <w:color w:val="0000EE"/>
+            <w:u w:val="single"/>
+          </w:rPr>
+          <w:t>Mt 23.35</w:t>
+        </w:r>
+      </w:hyperlink>
+      <w:r>
+        <w:rPr>
+          <w:lang w:val="pt_PT" w:bidi="pt_PT"/>
+        </w:rPr>
+        <w:t>). No entanto, o relato de Lucas sobre o que Jesus disse sobre Zacarias (</w:t>
+      </w:r>
+      <w:hyperlink r:id="rId56">
+        <w:r>
+          <w:rPr>
+            <w:lang w:val="pt_PT" w:bidi="pt_PT"/>
+          </w:rPr>
+          <w:rPr>
+            <w:color w:val="0000EE"/>
+            <w:u w:val="single"/>
+          </w:rPr>
+          <w:t>Lc 11.51</w:t>
+        </w:r>
+      </w:hyperlink>
+      <w:r>
+        <w:rPr>
+          <w:lang w:val="pt_PT" w:bidi="pt_PT"/>
+        </w:rPr>
+        <w:t>) não inclui as palavras “filho de Berequias”. Como Jesus estava citando 2 Crônicas, que era o último livro na Bíblia Hebraica, ele estava simplesmente indicando o alcance do tempo desde o primeiro assassinato (Abel) até o último (Zacarias, filho de Joiada). Não há evidências de que o profeta do livro de Zacarias tenha sido martirizado; portanto, a melhor solução para o problema é considerar Berequias o pai, e Ido o avô, deste profeta.</w:t>
+      </w:r>
+    </w:p>
+    <w:p>
+      <w:pPr>
+        <w:pStyle w:val="Heading3"/>
+      </w:pPr>
+      <w:r>
+        <w:rPr>
+          <w:lang w:val="pt_PT" w:bidi="pt_PT"/>
+        </w:rPr>
+        <w:t>Data</w:t>
+      </w:r>
+    </w:p>
+    <w:p>
+      <w:pPr/>
+      <w:r>
+        <w:rPr>
+          <w:lang w:val="pt_PT" w:bidi="pt_PT"/>
+        </w:rPr>
+      </w:r>
+      <w:r>
+        <w:rPr>
+          <w:lang w:val="pt_PT" w:bidi="pt_PT"/>
+        </w:rPr>
+        <w:t xml:space="preserve">A primeira parte do livro de Zacarias (caps. </w:t>
+      </w:r>
+      <w:hyperlink r:id="rId57">
+        <w:r>
+          <w:rPr>
+            <w:lang w:val="pt_PT" w:bidi="pt_PT"/>
+          </w:rPr>
+          <w:rPr>
+            <w:color w:val="0000EE"/>
+            <w:u w:val="single"/>
+          </w:rPr>
+          <w:t>1–8</w:t>
+        </w:r>
+      </w:hyperlink>
+      <w:r>
+        <w:rPr>
+          <w:lang w:val="pt_PT" w:bidi="pt_PT"/>
+        </w:rPr>
+        <w:t xml:space="preserve">) é fácil de datar. A primeira data está no primeiro versículo: “no oitavo mês do segundo ano de Dario”. Este era Dario, rei da Pérsia (521–486 a.C.). O oitavo mês do segundo ano de Dario seria outubro de 520 a.C. Esta data parece ser a primeira vez que a “palavra do Senhor” veio a Zacarias. A segunda data em Zacarias está em </w:t>
+      </w:r>
+      <w:hyperlink r:id="rId50">
+        <w:r>
+          <w:rPr>
+            <w:lang w:val="pt_PT" w:bidi="pt_PT"/>
+          </w:rPr>
+          <w:rPr>
+            <w:color w:val="0000EE"/>
+            <w:u w:val="single"/>
+          </w:rPr>
+          <w:t>1.7</w:t>
+        </w:r>
+      </w:hyperlink>
+      <w:r>
+        <w:rPr>
+          <w:lang w:val="pt_PT" w:bidi="pt_PT"/>
+        </w:rPr>
+        <w:t xml:space="preserve">: “No vigésimo quarto dia do décimo primeiro mês, que é o mês de Sebate, no segundo ano de Dario...”. Esta data seria 15 de fevereiro de 519 a.C. A palavra do Senhor que veio a Zacarias nesta data parece incluir o relato de oito visões noturnas, juntamente com alguns oráculos, de um anjo que falou com ele. A terceira data em Zacarias está em </w:t>
+      </w:r>
+      <w:hyperlink r:id="rId58">
+        <w:r>
+          <w:rPr>
+            <w:lang w:val="pt_PT" w:bidi="pt_PT"/>
+          </w:rPr>
+          <w:rPr>
+            <w:color w:val="0000EE"/>
+            <w:u w:val="single"/>
+          </w:rPr>
+          <w:t>7.1</w:t>
+        </w:r>
+      </w:hyperlink>
+      <w:r>
+        <w:rPr>
+          <w:lang w:val="pt_PT" w:bidi="pt_PT"/>
+        </w:rPr>
+        <w:t>: “No quarto ano do rei Dario... no quarto dia do nono mês, que é Quisleu...”. Esta data seria equivalente a 7 de dezembro de 518 a.C.</w:t>
+      </w:r>
+    </w:p>
+    <w:p>
+      <w:pPr/>
+      <w:r>
+        <w:rPr>
+          <w:lang w:val="pt_PT" w:bidi="pt_PT"/>
+        </w:rPr>
+      </w:r>
+      <w:r>
+        <w:rPr>
+          <w:lang w:val="pt_PT" w:bidi="pt_PT"/>
+        </w:rPr>
+        <w:t xml:space="preserve">Não há datas em </w:t>
+      </w:r>
+      <w:hyperlink r:id="rId59">
+        <w:r>
+          <w:rPr>
+            <w:lang w:val="pt_PT" w:bidi="pt_PT"/>
+          </w:rPr>
+          <w:rPr>
+            <w:color w:val="0000EE"/>
+            <w:u w:val="single"/>
+          </w:rPr>
+          <w:t>Zacarias 9–14</w:t>
+        </w:r>
+      </w:hyperlink>
+      <w:r>
+        <w:rPr>
+          <w:lang w:val="pt_PT" w:bidi="pt_PT"/>
+        </w:rPr>
+        <w:t>. O nome de Zacarias nunca é mencionado, assim como Dario ou qualquer rei. Um período de relativa paz e estabilidade dá lugar à guerra. O templo está de pé (</w:t>
+      </w:r>
+      <w:hyperlink r:id="rId60">
+        <w:r>
+          <w:rPr>
+            <w:lang w:val="pt_PT" w:bidi="pt_PT"/>
+          </w:rPr>
+          <w:rPr>
+            <w:color w:val="0000EE"/>
+            <w:u w:val="single"/>
+          </w:rPr>
+          <w:t>11.13</w:t>
+        </w:r>
+      </w:hyperlink>
+      <w:r>
+        <w:rPr>
+          <w:lang w:val="pt_PT" w:bidi="pt_PT"/>
+        </w:rPr>
+        <w:t xml:space="preserve">; </w:t>
+      </w:r>
+      <w:hyperlink r:id="rId61">
+        <w:r>
+          <w:rPr>
+            <w:lang w:val="pt_PT" w:bidi="pt_PT"/>
+          </w:rPr>
+          <w:rPr>
+            <w:color w:val="0000EE"/>
+            <w:u w:val="single"/>
+          </w:rPr>
+          <w:t>14.20</w:t>
+        </w:r>
+      </w:hyperlink>
+      <w:r>
+        <w:rPr>
+          <w:lang w:val="pt_PT" w:bidi="pt_PT"/>
+        </w:rPr>
+        <w:t>), e evidentemente soldados gregos estão presentes (</w:t>
+      </w:r>
+      <w:hyperlink r:id="rId62">
+        <w:r>
+          <w:rPr>
+            <w:lang w:val="pt_PT" w:bidi="pt_PT"/>
+          </w:rPr>
+          <w:rPr>
+            <w:color w:val="0000EE"/>
+            <w:u w:val="single"/>
+          </w:rPr>
+          <w:t>9.13</w:t>
+        </w:r>
+      </w:hyperlink>
+      <w:r>
+        <w:rPr>
+          <w:lang w:val="pt_PT" w:bidi="pt_PT"/>
+        </w:rPr>
+        <w:t xml:space="preserve">). Qualquer tentativa de atribuir datas específicas a </w:t>
+      </w:r>
+      <w:hyperlink r:id="rId59">
+        <w:r>
+          <w:rPr>
+            <w:lang w:val="pt_PT" w:bidi="pt_PT"/>
+          </w:rPr>
+          <w:rPr>
+            <w:color w:val="0000EE"/>
+            <w:u w:val="single"/>
+          </w:rPr>
+          <w:t>Zacarias 9–14</w:t>
+        </w:r>
+      </w:hyperlink>
+      <w:r>
+        <w:rPr>
+          <w:lang w:val="pt_PT" w:bidi="pt_PT"/>
+        </w:rPr>
+        <w:t xml:space="preserve"> seria especulação.</w:t>
+      </w:r>
+    </w:p>
+    <w:p>
+      <w:pPr>
+        <w:pStyle w:val="Heading3"/>
+      </w:pPr>
+      <w:r>
+        <w:rPr>
+          <w:lang w:val="pt_PT" w:bidi="pt_PT"/>
+        </w:rPr>
+        <w:t>Contexto</w:t>
+      </w:r>
+    </w:p>
+    <w:p>
+      <w:pPr/>
+      <w:r>
+        <w:rPr>
+          <w:lang w:val="pt_PT" w:bidi="pt_PT"/>
+        </w:rPr>
+      </w:r>
+      <w:r>
+        <w:rPr>
+          <w:lang w:val="pt_PT" w:bidi="pt_PT"/>
+        </w:rPr>
+        <w:t xml:space="preserve">O templo em Jerusalém foi destruído por Nabucodonosor, rei da Babilônia, em 586 a.C. Nabucodonosor fez várias incursões contra Jerusalém antes e depois de sua queda, levando muitos cativos para Babilônia (cf. </w:t>
+      </w:r>
+      <w:hyperlink r:id="rId63">
+        <w:r>
+          <w:rPr>
+            <w:lang w:val="pt_PT" w:bidi="pt_PT"/>
+          </w:rPr>
+          <w:rPr>
+            <w:color w:val="0000EE"/>
+            <w:u w:val="single"/>
+          </w:rPr>
+          <w:t>2Rs 24.1–17</w:t>
+        </w:r>
+      </w:hyperlink>
+      <w:r>
+        <w:rPr>
+          <w:lang w:val="pt_PT" w:bidi="pt_PT"/>
+        </w:rPr>
+        <w:t xml:space="preserve">; </w:t>
+      </w:r>
+      <w:hyperlink r:id="rId64">
+        <w:r>
+          <w:rPr>
+            <w:lang w:val="pt_PT" w:bidi="pt_PT"/>
+          </w:rPr>
+          <w:rPr>
+            <w:color w:val="0000EE"/>
+            <w:u w:val="single"/>
+          </w:rPr>
+          <w:t>Dn 1.1</w:t>
+        </w:r>
+      </w:hyperlink>
+      <w:r>
+        <w:rPr>
+          <w:lang w:val="pt_PT" w:bidi="pt_PT"/>
+        </w:rPr>
+        <w:t>). Em duas ocasiões, Jeremias previu que o cativeiro duraria 70 anos (</w:t>
+      </w:r>
+      <w:hyperlink r:id="rId65">
+        <w:r>
+          <w:rPr>
+            <w:lang w:val="pt_PT" w:bidi="pt_PT"/>
+          </w:rPr>
+          <w:rPr>
+            <w:color w:val="0000EE"/>
+            <w:u w:val="single"/>
+          </w:rPr>
+          <w:t>Jr 25.11</w:t>
+        </w:r>
+      </w:hyperlink>
+      <w:r>
+        <w:rPr>
+          <w:lang w:val="pt_PT" w:bidi="pt_PT"/>
+        </w:rPr>
+        <w:t xml:space="preserve">; </w:t>
+      </w:r>
+      <w:hyperlink r:id="rId66">
+        <w:r>
+          <w:rPr>
+            <w:lang w:val="pt_PT" w:bidi="pt_PT"/>
+          </w:rPr>
+          <w:rPr>
+            <w:color w:val="0000EE"/>
+            <w:u w:val="single"/>
+          </w:rPr>
+          <w:t>29.10</w:t>
+        </w:r>
+      </w:hyperlink>
+      <w:r>
+        <w:rPr>
+          <w:lang w:val="pt_PT" w:bidi="pt_PT"/>
+        </w:rPr>
+        <w:t xml:space="preserve">; cf. </w:t>
+      </w:r>
+      <w:hyperlink r:id="rId67">
+        <w:r>
+          <w:rPr>
+            <w:lang w:val="pt_PT" w:bidi="pt_PT"/>
+          </w:rPr>
+          <w:rPr>
+            <w:color w:val="0000EE"/>
+            <w:u w:val="single"/>
+          </w:rPr>
+          <w:t>Dn 9.2</w:t>
+        </w:r>
+      </w:hyperlink>
+      <w:r>
+        <w:rPr>
+          <w:lang w:val="pt_PT" w:bidi="pt_PT"/>
+        </w:rPr>
+        <w:t>). No tempo de Zacarias, o período de 70 anos desde a queda de Jerusalém estava chegando ao fim (</w:t>
+      </w:r>
+      <w:hyperlink r:id="rId68">
+        <w:r>
+          <w:rPr>
+            <w:lang w:val="pt_PT" w:bidi="pt_PT"/>
+          </w:rPr>
+          <w:rPr>
+            <w:color w:val="0000EE"/>
+            <w:u w:val="single"/>
+          </w:rPr>
+          <w:t>Zc 1.12</w:t>
+        </w:r>
+      </w:hyperlink>
+      <w:r>
+        <w:rPr>
+          <w:lang w:val="pt_PT" w:bidi="pt_PT"/>
+        </w:rPr>
+        <w:t xml:space="preserve">; </w:t>
+      </w:r>
+      <w:hyperlink r:id="rId69">
+        <w:r>
+          <w:rPr>
+            <w:lang w:val="pt_PT" w:bidi="pt_PT"/>
+          </w:rPr>
+          <w:rPr>
+            <w:color w:val="0000EE"/>
+            <w:u w:val="single"/>
+          </w:rPr>
+          <w:t>7.5</w:t>
+        </w:r>
+      </w:hyperlink>
+      <w:r>
+        <w:rPr>
+          <w:lang w:val="pt_PT" w:bidi="pt_PT"/>
+        </w:rPr>
+        <w:t>). Haviam se passado 66 anos desde a queda de Jerusalém, quando a primeira “palavra do Senhor” veio a Zacarias no segundo ano de Dario (520 a.C.). O Império Babilônico havia caído para os persas em 538 a.C., e Ciro, o primeiro rei da Pérsia, assinou um decreto permitindo que todos os cativos retornassem às suas casas (</w:t>
+      </w:r>
+      <w:hyperlink r:id="rId70">
+        <w:r>
+          <w:rPr>
+            <w:lang w:val="pt_PT" w:bidi="pt_PT"/>
+          </w:rPr>
+          <w:rPr>
+            <w:color w:val="0000EE"/>
+            <w:u w:val="single"/>
+          </w:rPr>
+          <w:t>2Cr 36.23</w:t>
+        </w:r>
+      </w:hyperlink>
+      <w:r>
+        <w:rPr>
+          <w:lang w:val="pt_PT" w:bidi="pt_PT"/>
+        </w:rPr>
+        <w:t xml:space="preserve">; </w:t>
+      </w:r>
+      <w:hyperlink r:id="rId71">
+        <w:r>
+          <w:rPr>
+            <w:lang w:val="pt_PT" w:bidi="pt_PT"/>
+          </w:rPr>
+          <w:rPr>
+            <w:color w:val="0000EE"/>
+            <w:u w:val="single"/>
+          </w:rPr>
+          <w:t>Ed 1.1–4</w:t>
+        </w:r>
+      </w:hyperlink>
+      <w:r>
+        <w:rPr>
+          <w:lang w:val="pt_PT" w:bidi="pt_PT"/>
+        </w:rPr>
+        <w:t>). Evidentemente, o primeiro contingente de cativos judeus retornou a Jerusalém com Zorobabel e Josué, o sacerdote, por volta de 536 a.C. Um dos primeiros objetivos dos retornados era reconstruir o templo (</w:t>
+      </w:r>
+      <w:hyperlink r:id="rId72">
+        <w:r>
+          <w:rPr>
+            <w:lang w:val="pt_PT" w:bidi="pt_PT"/>
+          </w:rPr>
+          <w:rPr>
+            <w:color w:val="0000EE"/>
+            <w:u w:val="single"/>
+          </w:rPr>
+          <w:t>Ed 1.3</w:t>
+        </w:r>
+      </w:hyperlink>
+      <w:r>
+        <w:rPr>
+          <w:lang w:val="pt_PT" w:bidi="pt_PT"/>
+        </w:rPr>
+        <w:t>), mas conflitos internos e oposição externa dos samaritanos impediram a reconstrução imediata do templo. Após Dario I se tornar rei da Pérsia em 521 a.C., uma onda de expectativa e entusiasmo varreu as comunidades judaicas em Jerusalém e Babilônia. Dois profetas, possivelmente dos exilados babilônicos, Ageu e Zacarias, começaram a pregar tão poderosamente que o trabalho no segundo templo começou em 520 a.C. e foi concluído em 516 a.C. (</w:t>
+      </w:r>
+      <w:hyperlink r:id="rId73">
+        <w:r>
+          <w:rPr>
+            <w:lang w:val="pt_PT" w:bidi="pt_PT"/>
+          </w:rPr>
+          <w:rPr>
+            <w:color w:val="0000EE"/>
+            <w:u w:val="single"/>
+          </w:rPr>
+          <w:t>Ed 5.1,14–15</w:t>
+        </w:r>
+      </w:hyperlink>
+      <w:r>
+        <w:rPr>
+          <w:lang w:val="pt_PT" w:bidi="pt_PT"/>
+        </w:rPr>
+        <w:t xml:space="preserve">; </w:t>
+      </w:r>
+      <w:hyperlink r:id="rId74">
+        <w:r>
+          <w:rPr>
+            <w:lang w:val="pt_PT" w:bidi="pt_PT"/>
+          </w:rPr>
+          <w:rPr>
+            <w:color w:val="0000EE"/>
+            <w:u w:val="single"/>
+          </w:rPr>
+          <w:t>Ag 1–2</w:t>
+        </w:r>
+      </w:hyperlink>
+      <w:r>
+        <w:rPr>
+          <w:lang w:val="pt_PT" w:bidi="pt_PT"/>
+        </w:rPr>
+        <w:t xml:space="preserve">; </w:t>
+      </w:r>
+      <w:hyperlink r:id="rId75">
+        <w:r>
+          <w:rPr>
+            <w:lang w:val="pt_PT" w:bidi="pt_PT"/>
+          </w:rPr>
+          <w:rPr>
+            <w:color w:val="0000EE"/>
+            <w:u w:val="single"/>
+          </w:rPr>
+          <w:t>Zc 1–8</w:t>
+        </w:r>
+      </w:hyperlink>
+      <w:r>
+        <w:rPr>
+          <w:lang w:val="pt_PT" w:bidi="pt_PT"/>
+        </w:rPr>
+        <w:t>).</w:t>
+      </w:r>
+    </w:p>
+    <w:p>
+      <w:pPr/>
+      <w:r>
+        <w:rPr>
+          <w:lang w:val="pt_PT" w:bidi="pt_PT"/>
+        </w:rPr>
+      </w:r>
+      <w:r>
+        <w:rPr>
+          <w:lang w:val="pt_PT" w:bidi="pt_PT"/>
+        </w:rPr>
+        <w:t>O livro de Zacarias começa no segundo ano de Dario (520 a.C.). Alguns dos cativos já estavam de volta em Jerusalém há 16 anos, mas nada estava sendo feito para reconstruir o templo. A primeira mensagem de Zacarias convocou o povo a se arrepender e a não repetir o erro de seus pais, cujos pecados e recusa em se arrepender levaram ao exílio e à destruição do templo (</w:t>
+      </w:r>
+      <w:hyperlink r:id="rId76">
+        <w:r>
+          <w:rPr>
+            <w:lang w:val="pt_PT" w:bidi="pt_PT"/>
+          </w:rPr>
+          <w:rPr>
+            <w:color w:val="0000EE"/>
+            <w:u w:val="single"/>
+          </w:rPr>
+          <w:t>Zc 1.1–6</w:t>
+        </w:r>
+      </w:hyperlink>
+      <w:r>
+        <w:rPr>
+          <w:lang w:val="pt_PT" w:bidi="pt_PT"/>
+        </w:rPr>
+        <w:t>). Em seguida, uma série de oito visões noturnas ocorre (</w:t>
+      </w:r>
+      <w:hyperlink r:id="rId77">
+        <w:r>
+          <w:rPr>
+            <w:lang w:val="pt_PT" w:bidi="pt_PT"/>
+          </w:rPr>
+          <w:rPr>
+            <w:color w:val="0000EE"/>
+            <w:u w:val="single"/>
+          </w:rPr>
+          <w:t>1.7–6.8</w:t>
+        </w:r>
+      </w:hyperlink>
+      <w:r>
+        <w:rPr>
+          <w:lang w:val="pt_PT" w:bidi="pt_PT"/>
+        </w:rPr>
+        <w:t>), assegurando ao povo que o templo seria reconstruído por Zorobabel (</w:t>
+      </w:r>
+      <w:hyperlink r:id="rId78">
+        <w:r>
+          <w:rPr>
+            <w:lang w:val="pt_PT" w:bidi="pt_PT"/>
+          </w:rPr>
+          <w:rPr>
+            <w:color w:val="0000EE"/>
+            <w:u w:val="single"/>
+          </w:rPr>
+          <w:t>1.16</w:t>
+        </w:r>
+      </w:hyperlink>
+      <w:r>
+        <w:rPr>
+          <w:lang w:val="pt_PT" w:bidi="pt_PT"/>
+        </w:rPr>
+        <w:t xml:space="preserve">; </w:t>
+      </w:r>
+      <w:hyperlink r:id="rId79">
+        <w:r>
+          <w:rPr>
+            <w:lang w:val="pt_PT" w:bidi="pt_PT"/>
+          </w:rPr>
+          <w:rPr>
+            <w:color w:val="0000EE"/>
+            <w:u w:val="single"/>
+          </w:rPr>
+          <w:t>4.9</w:t>
+        </w:r>
+      </w:hyperlink>
+      <w:r>
+        <w:rPr>
+          <w:lang w:val="pt_PT" w:bidi="pt_PT"/>
+        </w:rPr>
+        <w:t xml:space="preserve">; </w:t>
+      </w:r>
+      <w:hyperlink r:id="rId80">
+        <w:r>
+          <w:rPr>
+            <w:lang w:val="pt_PT" w:bidi="pt_PT"/>
+          </w:rPr>
+          <w:rPr>
+            <w:color w:val="0000EE"/>
+            <w:u w:val="single"/>
+          </w:rPr>
+          <w:t>6.15</w:t>
+        </w:r>
+      </w:hyperlink>
+      <w:r>
+        <w:rPr>
+          <w:lang w:val="pt_PT" w:bidi="pt_PT"/>
+        </w:rPr>
+        <w:t>). Dois versículos em Zacarias falam muito sobre as dificuldades e desafios em Jerusalém antes de o templo ser reconstruído: “Assim diz o Senhor Todo-Poderoso: Tenham coragem e terminem a tarefa! Vocês ouviram o que os profetas têm dito sobre a construção do Templo do Senhor Todo-Poderoso desde que a fundação foi lançada. Antes de o trabalho no Templo começar, não havia empregos nem salários para pessoas ou animais. Nenhum viajante estava seguro do inimigo, pois havia inimigos por todos os lados. Eu tinha voltado todos contra cada um” (</w:t>
+      </w:r>
+      <w:hyperlink r:id="rId81">
+        <w:r>
+          <w:rPr>
+            <w:lang w:val="pt_PT" w:bidi="pt_PT"/>
+          </w:rPr>
+          <w:rPr>
+            <w:color w:val="0000EE"/>
+            <w:u w:val="single"/>
+          </w:rPr>
+          <w:t>8.9–10</w:t>
+        </w:r>
+      </w:hyperlink>
+      <w:r>
+        <w:rPr>
+          <w:lang w:val="pt_PT" w:bidi="pt_PT"/>
+        </w:rPr>
+        <w:t>).</w:t>
+      </w:r>
+    </w:p>
+    <w:p>
+      <w:pPr/>
+      <w:r>
+        <w:rPr>
+          <w:lang w:val="pt_PT" w:bidi="pt_PT"/>
+        </w:rPr>
+      </w:r>
+      <w:r>
+        <w:rPr>
+          <w:lang w:val="pt_PT" w:bidi="pt_PT"/>
+        </w:rPr>
+        <w:t xml:space="preserve">Os primeiros oito capítulos de Zacarias são ambientados nas situações sociais, políticas e religiosas em Jerusalém de 520 a 518 a.C. Mas a partir do capítulo </w:t>
+      </w:r>
+      <w:hyperlink r:id="rId82">
+        <w:r>
+          <w:rPr>
+            <w:lang w:val="pt_PT" w:bidi="pt_PT"/>
+          </w:rPr>
+          <w:rPr>
+            <w:color w:val="0000EE"/>
+            <w:u w:val="single"/>
+          </w:rPr>
+          <w:t>9</w:t>
+        </w:r>
+      </w:hyperlink>
+      <w:r>
+        <w:rPr>
+          <w:lang w:val="pt_PT" w:bidi="pt_PT"/>
+        </w:rPr>
+        <w:t xml:space="preserve">, as âncoras históricas são perdidas. O capítulo </w:t>
+      </w:r>
+      <w:hyperlink r:id="rId82">
+        <w:r>
+          <w:rPr>
+            <w:lang w:val="pt_PT" w:bidi="pt_PT"/>
+          </w:rPr>
+          <w:rPr>
+            <w:color w:val="0000EE"/>
+            <w:u w:val="single"/>
+          </w:rPr>
+          <w:t>9</w:t>
+        </w:r>
+      </w:hyperlink>
+      <w:r>
+        <w:rPr>
+          <w:lang w:val="pt_PT" w:bidi="pt_PT"/>
+        </w:rPr>
+        <w:t xml:space="preserve"> começa com um oráculo contra a Síria, incluindo Damasco, Tiro e Sidom, e contra a Filístia. Cada um desses lugares será conquistado e purificado, tornando-se como um clã em Judá. Há a promessa de um novo rei vindo triunfantemente para Jerusalém, mas humildemente montado em um jumento. Seu reinado será pacífico e universal. O próximo oráculo fala sobre libertar os cativos, mas isso pode não se referir aos cativos babilônicos, devido a uma referência aos gregos. </w:t>
+      </w:r>
+      <w:hyperlink r:id="rId83">
+        <w:r>
+          <w:rPr>
+            <w:lang w:val="pt_PT" w:bidi="pt_PT"/>
+          </w:rPr>
+          <w:rPr>
+            <w:color w:val="0000EE"/>
+            <w:u w:val="single"/>
+          </w:rPr>
+          <w:t>Zacarias 9–12</w:t>
+        </w:r>
+      </w:hyperlink>
+      <w:r>
+        <w:rPr>
+          <w:lang w:val="pt_PT" w:bidi="pt_PT"/>
+        </w:rPr>
+        <w:t xml:space="preserve"> está quase totalmente focado no futuro. Alguns estudiosos chamam essa parte de literatura apocalíptica. As nações atacam Jerusalém e são derrotadas (caps. </w:t>
+      </w:r>
+      <w:hyperlink r:id="rId84">
+        <w:r>
+          <w:rPr>
+            <w:lang w:val="pt_PT" w:bidi="pt_PT"/>
+          </w:rPr>
+          <w:rPr>
+            <w:color w:val="0000EE"/>
+            <w:u w:val="single"/>
+          </w:rPr>
+          <w:t>12</w:t>
+        </w:r>
+      </w:hyperlink>
+      <w:r>
+        <w:rPr>
+          <w:lang w:val="pt_PT" w:bidi="pt_PT"/>
+        </w:rPr>
+        <w:t xml:space="preserve">, </w:t>
+      </w:r>
+      <w:hyperlink r:id="rId85">
+        <w:r>
+          <w:rPr>
+            <w:lang w:val="pt_PT" w:bidi="pt_PT"/>
+          </w:rPr>
+          <w:rPr>
+            <w:color w:val="0000EE"/>
+            <w:u w:val="single"/>
+          </w:rPr>
+          <w:t>14</w:t>
+        </w:r>
+      </w:hyperlink>
+      <w:r>
+        <w:rPr>
+          <w:lang w:val="pt_PT" w:bidi="pt_PT"/>
+        </w:rPr>
+        <w:t>). O templo está de pé (</w:t>
+      </w:r>
+      <w:hyperlink r:id="rId60">
+        <w:r>
+          <w:rPr>
+            <w:lang w:val="pt_PT" w:bidi="pt_PT"/>
+          </w:rPr>
+          <w:rPr>
+            <w:color w:val="0000EE"/>
+            <w:u w:val="single"/>
+          </w:rPr>
+          <w:t>11.13</w:t>
+        </w:r>
+      </w:hyperlink>
+      <w:r>
+        <w:rPr>
+          <w:lang w:val="pt_PT" w:bidi="pt_PT"/>
+        </w:rPr>
+        <w:t>), mas não parece ter um lugar de grande destaque na nova Jerusalém e no reino de Deus (</w:t>
+      </w:r>
+      <w:hyperlink r:id="rId86">
+        <w:r>
+          <w:rPr>
+            <w:lang w:val="pt_PT" w:bidi="pt_PT"/>
+          </w:rPr>
+          <w:rPr>
+            <w:color w:val="0000EE"/>
+            <w:u w:val="single"/>
+          </w:rPr>
+          <w:t>14.6–9</w:t>
+        </w:r>
+      </w:hyperlink>
+      <w:r>
+        <w:rPr>
+          <w:lang w:val="pt_PT" w:bidi="pt_PT"/>
+        </w:rPr>
+        <w:t>).</w:t>
+      </w:r>
+    </w:p>
+    <w:p>
+      <w:pPr>
+        <w:pStyle w:val="Heading3"/>
+      </w:pPr>
+      <w:r>
+        <w:rPr>
+          <w:lang w:val="pt_PT" w:bidi="pt_PT"/>
+        </w:rPr>
+        <w:t>Propósito e mensagem</w:t>
+      </w:r>
+    </w:p>
+    <w:p>
+      <w:pPr/>
+      <w:r>
+        <w:rPr>
+          <w:lang w:val="pt_PT" w:bidi="pt_PT"/>
+        </w:rPr>
+      </w:r>
+      <w:r>
+        <w:rPr>
+          <w:lang w:val="pt_PT" w:bidi="pt_PT"/>
+        </w:rPr>
+        <w:t>O propósito do livro é tranquilizar e encorajar. A comunidade judaica restaurada em 520 a.C. precisava da garantia de que o templo seria reconstruído, e grupos posteriores do povo de Deus precisavam saber que, em última instância, o reino de Deus viria em sua plenitude. Há três mensagens no livro de Zacarias: a necessidade de arrependimento (</w:t>
+      </w:r>
+      <w:hyperlink r:id="rId87">
+        <w:r>
+          <w:rPr>
+            <w:lang w:val="pt_PT" w:bidi="pt_PT"/>
+          </w:rPr>
+          <w:rPr>
+            <w:color w:val="0000EE"/>
+            <w:u w:val="single"/>
+          </w:rPr>
+          <w:t>1.1–5.11</w:t>
+        </w:r>
+      </w:hyperlink>
+      <w:r>
+        <w:rPr>
+          <w:lang w:val="pt_PT" w:bidi="pt_PT"/>
+        </w:rPr>
+        <w:t>); as oito visões noturnas (</w:t>
+      </w:r>
+      <w:hyperlink r:id="rId77">
+        <w:r>
+          <w:rPr>
+            <w:lang w:val="pt_PT" w:bidi="pt_PT"/>
+          </w:rPr>
+          <w:rPr>
+            <w:color w:val="0000EE"/>
+            <w:u w:val="single"/>
+          </w:rPr>
+          <w:t>1.7–6.8</w:t>
+        </w:r>
+      </w:hyperlink>
+      <w:r>
+        <w:rPr>
+          <w:lang w:val="pt_PT" w:bidi="pt_PT"/>
+        </w:rPr>
+        <w:t xml:space="preserve">) significando que o templo seria reconstruído e a glória de Deus retornaria a Jerusalém; e o reino vindouro de Deus (caps. </w:t>
+      </w:r>
+      <w:hyperlink r:id="rId59">
+        <w:r>
+          <w:rPr>
+            <w:lang w:val="pt_PT" w:bidi="pt_PT"/>
+          </w:rPr>
+          <w:rPr>
+            <w:color w:val="0000EE"/>
+            <w:u w:val="single"/>
+          </w:rPr>
+          <w:t>9–14</w:t>
+        </w:r>
+      </w:hyperlink>
+      <w:r>
+        <w:rPr>
+          <w:lang w:val="pt_PT" w:bidi="pt_PT"/>
+        </w:rPr>
+        <w:t>).</w:t>
+      </w:r>
+    </w:p>
+    <w:p>
+      <w:pPr>
+        <w:pStyle w:val="Heading3"/>
+      </w:pPr>
+      <w:r>
+        <w:rPr>
+          <w:lang w:val="pt_PT" w:bidi="pt_PT"/>
+        </w:rPr>
+        <w:t>Conteúdo</w:t>
+      </w:r>
+    </w:p>
+    <w:p>
+      <w:pPr/>
+      <w:r>
+        <w:rPr>
+          <w:lang w:val="pt_PT" w:bidi="pt_PT"/>
+        </w:rPr>
+      </w:r>
+      <w:r>
+        <w:rPr>
+          <w:lang w:val="pt_PT" w:bidi="pt_PT"/>
+        </w:rPr>
+        <w:t xml:space="preserve">O livro de Zacarias pode ser dividido em duas partes principais: capítulos </w:t>
+      </w:r>
+      <w:hyperlink r:id="rId75">
+        <w:r>
+          <w:rPr>
+            <w:lang w:val="pt_PT" w:bidi="pt_PT"/>
+          </w:rPr>
+          <w:rPr>
+            <w:color w:val="0000EE"/>
+            <w:u w:val="single"/>
+          </w:rPr>
+          <w:t>1–8</w:t>
+        </w:r>
+      </w:hyperlink>
+      <w:r>
+        <w:rPr>
+          <w:lang w:val="pt_PT" w:bidi="pt_PT"/>
+        </w:rPr>
+        <w:t xml:space="preserve"> e </w:t>
+      </w:r>
+      <w:hyperlink r:id="rId59">
+        <w:r>
+          <w:rPr>
+            <w:lang w:val="pt_PT" w:bidi="pt_PT"/>
+          </w:rPr>
+          <w:rPr>
+            <w:color w:val="0000EE"/>
+            <w:u w:val="single"/>
+          </w:rPr>
+          <w:t>9–14</w:t>
+        </w:r>
+      </w:hyperlink>
+      <w:r>
+        <w:rPr>
+          <w:lang w:val="pt_PT" w:bidi="pt_PT"/>
+        </w:rPr>
+        <w:t xml:space="preserve">. A primeira parte é datada entre 520 a.C. e 518 a.C. e consiste em oráculos e visões de Zacarias, filho de Berequias. Principalmente em prosa, sua principal preocupação é assegurar à comunidade judaica restaurada que o templo será reconstruído. A segunda parte (caps. </w:t>
+      </w:r>
+      <w:hyperlink r:id="rId59">
+        <w:r>
+          <w:rPr>
+            <w:lang w:val="pt_PT" w:bidi="pt_PT"/>
+          </w:rPr>
+          <w:rPr>
+            <w:color w:val="0000EE"/>
+            <w:u w:val="single"/>
+          </w:rPr>
+          <w:t>9–14</w:t>
+        </w:r>
+      </w:hyperlink>
+      <w:r>
+        <w:rPr>
+          <w:lang w:val="pt_PT" w:bidi="pt_PT"/>
+        </w:rPr>
+        <w:t xml:space="preserve">) não é datada. Não há referências a Zacarias. O templo está de pé, e grande parte da linguagem é escatológica e apocalíptica. A segunda parte em si tem duas partes: capítulos </w:t>
+      </w:r>
+      <w:hyperlink r:id="rId48">
+        <w:r>
+          <w:rPr>
+            <w:lang w:val="pt_PT" w:bidi="pt_PT"/>
+          </w:rPr>
+          <w:rPr>
+            <w:color w:val="0000EE"/>
+            <w:u w:val="single"/>
+          </w:rPr>
+          <w:t>9–11</w:t>
+        </w:r>
+      </w:hyperlink>
+      <w:r>
+        <w:rPr>
+          <w:lang w:val="pt_PT" w:bidi="pt_PT"/>
+        </w:rPr>
+        <w:t xml:space="preserve"> e </w:t>
+      </w:r>
+      <w:hyperlink r:id="rId88">
+        <w:r>
+          <w:rPr>
+            <w:lang w:val="pt_PT" w:bidi="pt_PT"/>
+          </w:rPr>
+          <w:rPr>
+            <w:color w:val="0000EE"/>
+            <w:u w:val="single"/>
+          </w:rPr>
+          <w:t>12–14</w:t>
+        </w:r>
+      </w:hyperlink>
+      <w:r>
+        <w:rPr>
+          <w:lang w:val="pt_PT" w:bidi="pt_PT"/>
+        </w:rPr>
+        <w:t xml:space="preserve">. Os capítulos </w:t>
+      </w:r>
+      <w:hyperlink r:id="rId82">
+        <w:r>
+          <w:rPr>
+            <w:lang w:val="pt_PT" w:bidi="pt_PT"/>
+          </w:rPr>
+          <w:rPr>
+            <w:color w:val="0000EE"/>
+            <w:u w:val="single"/>
+          </w:rPr>
+          <w:t>9</w:t>
+        </w:r>
+      </w:hyperlink>
+      <w:r>
+        <w:rPr>
+          <w:lang w:val="pt_PT" w:bidi="pt_PT"/>
+        </w:rPr>
+        <w:t xml:space="preserve"> e </w:t>
+      </w:r>
+      <w:hyperlink r:id="rId84">
+        <w:r>
+          <w:rPr>
+            <w:lang w:val="pt_PT" w:bidi="pt_PT"/>
+          </w:rPr>
+          <w:rPr>
+            <w:color w:val="0000EE"/>
+            <w:u w:val="single"/>
+          </w:rPr>
+          <w:t>12</w:t>
+        </w:r>
+      </w:hyperlink>
+      <w:r>
+        <w:rPr>
+          <w:lang w:val="pt_PT" w:bidi="pt_PT"/>
+        </w:rPr>
+        <w:t xml:space="preserve"> começam essencialmente da mesma forma: “O oráculo da palavra do Senhor”.</w:t>
+      </w:r>
+    </w:p>
+    <w:p>
+      <w:pPr/>
+      <w:r>
+        <w:rPr>
+          <w:lang w:val="pt_PT" w:bidi="pt_PT"/>
+        </w:rPr>
+      </w:r>
+      <w:r>
+        <w:rPr>
+          <w:lang w:val="pt_PT" w:bidi="pt_PT"/>
+        </w:rPr>
+        <w:t xml:space="preserve">A primeira parte de Zacarias (caps. </w:t>
+      </w:r>
+      <w:hyperlink r:id="rId75">
+        <w:r>
+          <w:rPr>
+            <w:lang w:val="pt_PT" w:bidi="pt_PT"/>
+          </w:rPr>
+          <w:rPr>
+            <w:color w:val="0000EE"/>
+            <w:u w:val="single"/>
+          </w:rPr>
+          <w:t>1–8</w:t>
+        </w:r>
+      </w:hyperlink>
+      <w:r>
+        <w:rPr>
+          <w:lang w:val="pt_PT" w:bidi="pt_PT"/>
+        </w:rPr>
+        <w:t>) possui quatro seções principais: introdução e primeiro oráculo (</w:t>
+      </w:r>
+      <w:hyperlink r:id="rId76">
+        <w:r>
+          <w:rPr>
+            <w:lang w:val="pt_PT" w:bidi="pt_PT"/>
+          </w:rPr>
+          <w:rPr>
+            <w:color w:val="0000EE"/>
+            <w:u w:val="single"/>
+          </w:rPr>
+          <w:t>1.1–6</w:t>
+        </w:r>
+      </w:hyperlink>
+      <w:r>
+        <w:rPr>
+          <w:lang w:val="pt_PT" w:bidi="pt_PT"/>
+        </w:rPr>
+        <w:t>); oito visões noturnas e oráculos relacionados (</w:t>
+      </w:r>
+      <w:hyperlink r:id="rId77">
+        <w:r>
+          <w:rPr>
+            <w:lang w:val="pt_PT" w:bidi="pt_PT"/>
+          </w:rPr>
+          <w:rPr>
+            <w:color w:val="0000EE"/>
+            <w:u w:val="single"/>
+          </w:rPr>
+          <w:t>1.7–6.8</w:t>
+        </w:r>
+      </w:hyperlink>
+      <w:r>
+        <w:rPr>
+          <w:lang w:val="pt_PT" w:bidi="pt_PT"/>
+        </w:rPr>
+        <w:t>); a coroação simbólica de Josué (</w:t>
+      </w:r>
+      <w:hyperlink r:id="rId89">
+        <w:r>
+          <w:rPr>
+            <w:lang w:val="pt_PT" w:bidi="pt_PT"/>
+          </w:rPr>
+          <w:rPr>
+            <w:color w:val="0000EE"/>
+            <w:u w:val="single"/>
+          </w:rPr>
+          <w:t>6.9–15</w:t>
+        </w:r>
+      </w:hyperlink>
+      <w:r>
+        <w:rPr>
+          <w:lang w:val="pt_PT" w:bidi="pt_PT"/>
+        </w:rPr>
+        <w:t>); e a questão sobre jejum e moralidade (</w:t>
+      </w:r>
+      <w:hyperlink r:id="rId90">
+        <w:r>
+          <w:rPr>
+            <w:lang w:val="pt_PT" w:bidi="pt_PT"/>
+          </w:rPr>
+          <w:rPr>
+            <w:color w:val="0000EE"/>
+            <w:u w:val="single"/>
+          </w:rPr>
+          <w:t>7.1–8.23</w:t>
+        </w:r>
+      </w:hyperlink>
+      <w:r>
+        <w:rPr>
+          <w:lang w:val="pt_PT" w:bidi="pt_PT"/>
+        </w:rPr>
+        <w:t>).</w:t>
+      </w:r>
+    </w:p>
+    <w:p>
+      <w:pPr>
+        <w:pStyle w:val="Heading4"/>
+      </w:pPr>
+      <w:r>
+        <w:rPr>
+          <w:lang w:val="pt_PT" w:bidi="pt_PT"/>
+        </w:rPr>
+        <w:t>A introdução (</w:t>
+      </w:r>
+      <w:hyperlink r:id="rId49">
+        <w:r>
+          <w:rPr>
+            <w:lang w:val="pt_PT" w:bidi="pt_PT"/>
+          </w:rPr>
+          <w:rPr>
+            <w:color w:val="0000EE"/>
+            <w:u w:val="single"/>
+          </w:rPr>
+          <w:t>1.1</w:t>
+        </w:r>
+      </w:hyperlink>
+      <w:r>
+        <w:rPr>
+          <w:lang w:val="pt_PT" w:bidi="pt_PT"/>
+        </w:rPr>
+        <w:t>)</w:t>
+      </w:r>
+    </w:p>
+    <w:p>
+      <w:pPr/>
+      <w:r>
+        <w:rPr>
+          <w:lang w:val="pt_PT" w:bidi="pt_PT"/>
+        </w:rPr>
+      </w:r>
+      <w:r>
+        <w:rPr>
+          <w:lang w:val="pt_PT" w:bidi="pt_PT"/>
+        </w:rPr>
+        <w:t xml:space="preserve">Esta seção é datada especificamente "no oitavo mês" do calendário babilônico, que ia de meados de outubro a meados de novembro. O segundo ano de Dario, rei da Pérsia, foi 520 a.C. A data é importante para relacionar o trabalho de Zacarias ao de Ageu (cf. </w:t>
+      </w:r>
+      <w:hyperlink r:id="rId91">
+        <w:r>
+          <w:rPr>
+            <w:lang w:val="pt_PT" w:bidi="pt_PT"/>
+          </w:rPr>
+          <w:rPr>
+            <w:color w:val="0000EE"/>
+            <w:u w:val="single"/>
+          </w:rPr>
+          <w:t>Ag 1.1,15</w:t>
+        </w:r>
+      </w:hyperlink>
+      <w:r>
+        <w:rPr>
+          <w:lang w:val="pt_PT" w:bidi="pt_PT"/>
+        </w:rPr>
+        <w:t xml:space="preserve">; </w:t>
+      </w:r>
+      <w:hyperlink r:id="rId92">
+        <w:r>
+          <w:rPr>
+            <w:lang w:val="pt_PT" w:bidi="pt_PT"/>
+          </w:rPr>
+          <w:rPr>
+            <w:color w:val="0000EE"/>
+            <w:u w:val="single"/>
+          </w:rPr>
+          <w:t>2.1,10,18–20</w:t>
+        </w:r>
+      </w:hyperlink>
+      <w:r>
+        <w:rPr>
+          <w:lang w:val="pt_PT" w:bidi="pt_PT"/>
+        </w:rPr>
+        <w:t xml:space="preserve">) e à reconstrução do templo sob Zorobabel. O primeiro oráculo diz respeito à necessidade de arrependimento. A primeira mensagem de Zacarias veio entre a segunda e a terceira mensagem de Ageu. Ele, como Ageu, provavelmente atribuiu o fracasso das colheitas e outras dificuldades à falha em reconstruir o templo (cf. </w:t>
+      </w:r>
+      <w:hyperlink r:id="rId93">
+        <w:r>
+          <w:rPr>
+            <w:lang w:val="pt_PT" w:bidi="pt_PT"/>
+          </w:rPr>
+          <w:rPr>
+            <w:color w:val="0000EE"/>
+            <w:u w:val="single"/>
+          </w:rPr>
+          <w:t>Ag 1.6–11</w:t>
+        </w:r>
+      </w:hyperlink>
+      <w:r>
+        <w:rPr>
+          <w:lang w:val="pt_PT" w:bidi="pt_PT"/>
+        </w:rPr>
+        <w:t>). Zacarias chama o povo ao arrependimento para que possam perseverar no trabalho no templo.</w:t>
+      </w:r>
+    </w:p>
+    <w:p>
+      <w:pPr>
+        <w:pStyle w:val="Heading4"/>
+      </w:pPr>
+      <w:r>
+        <w:rPr>
+          <w:lang w:val="pt_PT" w:bidi="pt_PT"/>
+        </w:rPr>
+        <w:t>As oito visões noturnas e oráculos relacionados (</w:t>
+      </w:r>
+      <w:hyperlink r:id="rId77">
+        <w:r>
+          <w:rPr>
+            <w:lang w:val="pt_PT" w:bidi="pt_PT"/>
+          </w:rPr>
+          <w:rPr>
+            <w:color w:val="0000EE"/>
+            <w:u w:val="single"/>
+          </w:rPr>
+          <w:t>1.7–6.8</w:t>
+        </w:r>
+      </w:hyperlink>
+      <w:r>
+        <w:rPr>
+          <w:lang w:val="pt_PT" w:bidi="pt_PT"/>
+        </w:rPr>
+        <w:t>)</w:t>
+      </w:r>
+    </w:p>
+    <w:p>
+      <w:pPr/>
+      <w:r>
+        <w:rPr>
+          <w:lang w:val="pt_PT" w:bidi="pt_PT"/>
+        </w:rPr>
+      </w:r>
+      <w:r>
+        <w:rPr>
+          <w:lang w:val="pt_PT" w:bidi="pt_PT"/>
+        </w:rPr>
+        <w:t>Essas visões que Zacarias teve em Jerusalém parecem ter sido todas dadas na noite do 24º dia do 11º mês (Shebat) no segundo ano de Dario (meados de janeiro a meados de fevereiro de 519 a.C.). Sete das oito visões têm essencialmente a mesma forma. Quatro das visões começam com as palavras “Então olhei para cima e vi” (</w:t>
+      </w:r>
+      <w:hyperlink r:id="rId94">
+        <w:r>
+          <w:rPr>
+            <w:lang w:val="pt_PT" w:bidi="pt_PT"/>
+          </w:rPr>
+          <w:rPr>
+            <w:color w:val="0000EE"/>
+            <w:u w:val="single"/>
+          </w:rPr>
+          <w:t>1.18</w:t>
+        </w:r>
+      </w:hyperlink>
+      <w:r>
+        <w:rPr>
+          <w:lang w:val="pt_PT" w:bidi="pt_PT"/>
+        </w:rPr>
+        <w:t xml:space="preserve">; </w:t>
+      </w:r>
+      <w:hyperlink r:id="rId95">
+        <w:r>
+          <w:rPr>
+            <w:lang w:val="pt_PT" w:bidi="pt_PT"/>
+          </w:rPr>
+          <w:rPr>
+            <w:color w:val="0000EE"/>
+            <w:u w:val="single"/>
+          </w:rPr>
+          <w:t>2.1</w:t>
+        </w:r>
+      </w:hyperlink>
+      <w:r>
+        <w:rPr>
+          <w:lang w:val="pt_PT" w:bidi="pt_PT"/>
+        </w:rPr>
+        <w:t xml:space="preserve">; </w:t>
+      </w:r>
+      <w:hyperlink r:id="rId96">
+        <w:r>
+          <w:rPr>
+            <w:lang w:val="pt_PT" w:bidi="pt_PT"/>
+          </w:rPr>
+          <w:rPr>
+            <w:color w:val="0000EE"/>
+            <w:u w:val="single"/>
+          </w:rPr>
+          <w:t>5.1</w:t>
+        </w:r>
+      </w:hyperlink>
+      <w:r>
+        <w:rPr>
+          <w:lang w:val="pt_PT" w:bidi="pt_PT"/>
+        </w:rPr>
+        <w:t xml:space="preserve">; </w:t>
+      </w:r>
+      <w:hyperlink r:id="rId97">
+        <w:r>
+          <w:rPr>
+            <w:lang w:val="pt_PT" w:bidi="pt_PT"/>
+          </w:rPr>
+          <w:rPr>
+            <w:color w:val="0000EE"/>
+            <w:u w:val="single"/>
+          </w:rPr>
+          <w:t>6.1</w:t>
+        </w:r>
+      </w:hyperlink>
+      <w:r>
+        <w:rPr>
+          <w:lang w:val="pt_PT" w:bidi="pt_PT"/>
+        </w:rPr>
+        <w:t>). Uma começa com “Em uma visão durante a noite” (</w:t>
+      </w:r>
+      <w:hyperlink r:id="rId98">
+        <w:r>
+          <w:rPr>
+            <w:lang w:val="pt_PT" w:bidi="pt_PT"/>
+          </w:rPr>
+          <w:rPr>
+            <w:color w:val="0000EE"/>
+            <w:u w:val="single"/>
+          </w:rPr>
+          <w:t>1.8</w:t>
+        </w:r>
+      </w:hyperlink>
+      <w:r>
+        <w:rPr>
+          <w:lang w:val="pt_PT" w:bidi="pt_PT"/>
+        </w:rPr>
+        <w:t>). Outra começa com “Então o anjo que estava conversando comigo voltou e me acordou, como se eu estivesse dormindo. ‘O que você vê agora?’ ele perguntou” (</w:t>
+      </w:r>
+      <w:hyperlink r:id="rId99">
+        <w:r>
+          <w:rPr>
+            <w:lang w:val="pt_PT" w:bidi="pt_PT"/>
+          </w:rPr>
+          <w:rPr>
+            <w:color w:val="0000EE"/>
+            <w:u w:val="single"/>
+          </w:rPr>
+          <w:t>4.1–2</w:t>
+        </w:r>
+      </w:hyperlink>
+      <w:r>
+        <w:rPr>
+          <w:lang w:val="pt_PT" w:bidi="pt_PT"/>
+        </w:rPr>
+        <w:t>). Ainda outra (a sétima) visão começa com “Então o anjo que estava conversando comigo avançou e disse...” (</w:t>
+      </w:r>
+      <w:hyperlink r:id="rId100">
+        <w:r>
+          <w:rPr>
+            <w:lang w:val="pt_PT" w:bidi="pt_PT"/>
+          </w:rPr>
+          <w:rPr>
+            <w:color w:val="0000EE"/>
+            <w:u w:val="single"/>
+          </w:rPr>
+          <w:t>5.5</w:t>
+        </w:r>
+      </w:hyperlink>
+      <w:r>
+        <w:rPr>
+          <w:lang w:val="pt_PT" w:bidi="pt_PT"/>
+        </w:rPr>
+        <w:t>). No entanto, a quarta visão é diferente das outras sete. Ela começa com “Então ele me mostrou” (</w:t>
+      </w:r>
+      <w:hyperlink r:id="rId101">
+        <w:r>
+          <w:rPr>
+            <w:lang w:val="pt_PT" w:bidi="pt_PT"/>
+          </w:rPr>
+          <w:rPr>
+            <w:color w:val="0000EE"/>
+            <w:u w:val="single"/>
+          </w:rPr>
+          <w:t>3.1</w:t>
+        </w:r>
+      </w:hyperlink>
+      <w:r>
+        <w:rPr>
+          <w:lang w:val="pt_PT" w:bidi="pt_PT"/>
+        </w:rPr>
+        <w:t xml:space="preserve">, cf. </w:t>
+      </w:r>
+      <w:hyperlink r:id="rId102">
+        <w:r>
+          <w:rPr>
+            <w:lang w:val="pt_PT" w:bidi="pt_PT"/>
+          </w:rPr>
+          <w:rPr>
+            <w:color w:val="0000EE"/>
+            <w:u w:val="single"/>
+          </w:rPr>
+          <w:t>Am 7.1,4,7</w:t>
+        </w:r>
+      </w:hyperlink>
+      <w:r>
+        <w:rPr>
+          <w:lang w:val="pt_PT" w:bidi="pt_PT"/>
+        </w:rPr>
+        <w:t>). Esta mensagem na terceira pessoa não contém um anjo interpretador nem qualquer mensagem direta para Zacarias, como se ele fosse apenas um observador. Esta quarta visão é tão diferente das outras sete que não fazia parte da série original de oito.</w:t>
+      </w:r>
+    </w:p>
+    <w:p>
+      <w:pPr/>
+      <w:r>
+        <w:rPr>
+          <w:lang w:val="pt_PT" w:bidi="pt_PT"/>
+        </w:rPr>
+      </w:r>
+      <w:r>
+        <w:rPr>
+          <w:lang w:val="pt_PT" w:bidi="pt_PT"/>
+        </w:rPr>
+        <w:t>Um padrão geral para as oito visões não é eveidente. Alguns estudiosos encontraram significado no fato de que as visões se movem do entardecer ou noite na primeira visão para o nascer do sol na última. Outros identificaram algumas relações em pares de visões. As primeiras e últimas visões envolvem cavalos e cavaleiros ou carruagens. A segunda e terceira visões tratam da restauração de Judá e Jerusalém (</w:t>
+      </w:r>
+      <w:hyperlink r:id="rId103">
+        <w:r>
+          <w:rPr>
+            <w:lang w:val="pt_PT" w:bidi="pt_PT"/>
+          </w:rPr>
+          <w:rPr>
+            <w:color w:val="0000EE"/>
+            <w:u w:val="single"/>
+          </w:rPr>
+          <w:t>1.18–21</w:t>
+        </w:r>
+      </w:hyperlink>
+      <w:r>
+        <w:rPr>
+          <w:lang w:val="pt_PT" w:bidi="pt_PT"/>
+        </w:rPr>
+        <w:t xml:space="preserve">; </w:t>
+      </w:r>
+      <w:hyperlink r:id="rId104">
+        <w:r>
+          <w:rPr>
+            <w:lang w:val="pt_PT" w:bidi="pt_PT"/>
+          </w:rPr>
+          <w:rPr>
+            <w:color w:val="0000EE"/>
+            <w:u w:val="single"/>
+          </w:rPr>
+          <w:t>2.1–5</w:t>
+        </w:r>
+      </w:hyperlink>
+      <w:r>
+        <w:rPr>
+          <w:lang w:val="pt_PT" w:bidi="pt_PT"/>
+        </w:rPr>
+        <w:t>). A quarta e quinta visões abordam o papel dos dois líderes na comunidade restaurada: Josué será purificado e restaurado como sumo sacerdote (</w:t>
+      </w:r>
+      <w:hyperlink r:id="rId105">
+        <w:r>
+          <w:rPr>
+            <w:lang w:val="pt_PT" w:bidi="pt_PT"/>
+          </w:rPr>
+          <w:rPr>
+            <w:color w:val="0000EE"/>
+            <w:u w:val="single"/>
+          </w:rPr>
+          <w:t>3.1–5</w:t>
+        </w:r>
+      </w:hyperlink>
+      <w:r>
+        <w:rPr>
+          <w:lang w:val="pt_PT" w:bidi="pt_PT"/>
+        </w:rPr>
+        <w:t>) e Zorobabel, o governador, completará o templo (</w:t>
+      </w:r>
+      <w:hyperlink r:id="rId106">
+        <w:r>
+          <w:rPr>
+            <w:lang w:val="pt_PT" w:bidi="pt_PT"/>
+          </w:rPr>
+          <w:rPr>
+            <w:color w:val="0000EE"/>
+            <w:u w:val="single"/>
+          </w:rPr>
+          <w:t>4.1–14</w:t>
+        </w:r>
+      </w:hyperlink>
+      <w:r>
+        <w:rPr>
+          <w:lang w:val="pt_PT" w:bidi="pt_PT"/>
+        </w:rPr>
+        <w:t>). A sexta e sétima visões envolvem a purificação da terra. Um rolo voador entra na casa de todo ladrão e falsa testemunha e a consome (</w:t>
+      </w:r>
+      <w:hyperlink r:id="rId107">
+        <w:r>
+          <w:rPr>
+            <w:lang w:val="pt_PT" w:bidi="pt_PT"/>
+          </w:rPr>
+          <w:rPr>
+            <w:color w:val="0000EE"/>
+            <w:u w:val="single"/>
+          </w:rPr>
+          <w:t>5.1–4</w:t>
+        </w:r>
+      </w:hyperlink>
+      <w:r>
+        <w:rPr>
+          <w:lang w:val="pt_PT" w:bidi="pt_PT"/>
+        </w:rPr>
+        <w:t xml:space="preserve">). A maldade, personificada como uma mulher, será levada em um efa (cesto) para a terra de Sinar (vv. </w:t>
+      </w:r>
+      <w:hyperlink r:id="rId108">
+        <w:r>
+          <w:rPr>
+            <w:lang w:val="pt_PT" w:bidi="pt_PT"/>
+          </w:rPr>
+          <w:rPr>
+            <w:color w:val="0000EE"/>
+            <w:u w:val="single"/>
+          </w:rPr>
+          <w:t>5–11</w:t>
+        </w:r>
+      </w:hyperlink>
+      <w:r>
+        <w:rPr>
+          <w:lang w:val="pt_PT" w:bidi="pt_PT"/>
+        </w:rPr>
+        <w:t>). Intercalados nos relatos das visões estão quatro oráculos (</w:t>
+      </w:r>
+      <w:hyperlink r:id="rId109">
+        <w:r>
+          <w:rPr>
+            <w:lang w:val="pt_PT" w:bidi="pt_PT"/>
+          </w:rPr>
+          <w:rPr>
+            <w:color w:val="0000EE"/>
+            <w:u w:val="single"/>
+          </w:rPr>
+          <w:t>1.14–17</w:t>
+        </w:r>
+      </w:hyperlink>
+      <w:r>
+        <w:rPr>
+          <w:lang w:val="pt_PT" w:bidi="pt_PT"/>
+        </w:rPr>
+        <w:t xml:space="preserve">; </w:t>
+      </w:r>
+      <w:hyperlink r:id="rId110">
+        <w:r>
+          <w:rPr>
+            <w:lang w:val="pt_PT" w:bidi="pt_PT"/>
+          </w:rPr>
+          <w:rPr>
+            <w:color w:val="0000EE"/>
+            <w:u w:val="single"/>
+          </w:rPr>
+          <w:t>2.8–13</w:t>
+        </w:r>
+      </w:hyperlink>
+      <w:r>
+        <w:rPr>
+          <w:lang w:val="pt_PT" w:bidi="pt_PT"/>
+        </w:rPr>
+        <w:t xml:space="preserve">; </w:t>
+      </w:r>
+      <w:hyperlink r:id="rId111">
+        <w:r>
+          <w:rPr>
+            <w:lang w:val="pt_PT" w:bidi="pt_PT"/>
+          </w:rPr>
+          <w:rPr>
+            <w:color w:val="0000EE"/>
+            <w:u w:val="single"/>
+          </w:rPr>
+          <w:t>3.6–10</w:t>
+        </w:r>
+      </w:hyperlink>
+      <w:r>
+        <w:rPr>
+          <w:lang w:val="pt_PT" w:bidi="pt_PT"/>
+        </w:rPr>
+        <w:t xml:space="preserve">; </w:t>
+      </w:r>
+      <w:hyperlink r:id="rId112">
+        <w:r>
+          <w:rPr>
+            <w:lang w:val="pt_PT" w:bidi="pt_PT"/>
+          </w:rPr>
+          <w:rPr>
+            <w:color w:val="0000EE"/>
+            <w:u w:val="single"/>
+          </w:rPr>
+          <w:t>4.8–14</w:t>
+        </w:r>
+      </w:hyperlink>
+      <w:r>
+        <w:rPr>
+          <w:lang w:val="pt_PT" w:bidi="pt_PT"/>
+        </w:rPr>
+        <w:t>). Cada uma dessas passagens começa com a fórmula do mensageiro, “Assim diz o Senhor", ou a expressão “Clama” (</w:t>
+      </w:r>
+      <w:hyperlink r:id="rId113">
+        <w:r>
+          <w:rPr>
+            <w:lang w:val="pt_PT" w:bidi="pt_PT"/>
+          </w:rPr>
+          <w:rPr>
+            <w:color w:val="0000EE"/>
+            <w:u w:val="single"/>
+          </w:rPr>
+          <w:t>1.14,17</w:t>
+        </w:r>
+      </w:hyperlink>
+      <w:r>
+        <w:rPr>
+          <w:lang w:val="pt_PT" w:bidi="pt_PT"/>
+        </w:rPr>
+        <w:t>). O primeiro oráculo assegura ao povo que o templo, as cidades e a escolha de Jerusalém serão renovados. O segundo oráculo exorta quaisquer exilados restantes na Babilônia a retornarem para Judá e Jerusalém (</w:t>
+      </w:r>
+      <w:hyperlink r:id="rId114">
+        <w:r>
+          <w:rPr>
+            <w:lang w:val="pt_PT" w:bidi="pt_PT"/>
+          </w:rPr>
+          <w:rPr>
+            <w:color w:val="0000EE"/>
+            <w:u w:val="single"/>
+          </w:rPr>
+          <w:t>2.7–12</w:t>
+        </w:r>
+      </w:hyperlink>
+      <w:r>
+        <w:rPr>
+          <w:lang w:val="pt_PT" w:bidi="pt_PT"/>
+        </w:rPr>
+        <w:t xml:space="preserve">). </w:t>
+      </w:r>
+      <w:hyperlink r:id="rId115">
+        <w:r>
+          <w:rPr>
+            <w:lang w:val="pt_PT" w:bidi="pt_PT"/>
+          </w:rPr>
+          <w:rPr>
+            <w:color w:val="0000EE"/>
+            <w:u w:val="single"/>
+          </w:rPr>
+          <w:t>Zacarias 2.12–13</w:t>
+        </w:r>
+      </w:hyperlink>
+      <w:r>
+        <w:rPr>
+          <w:lang w:val="pt_PT" w:bidi="pt_PT"/>
+        </w:rPr>
+        <w:t xml:space="preserve"> são interessantes. O versículo </w:t>
+      </w:r>
+      <w:hyperlink r:id="rId116">
+        <w:r>
+          <w:rPr>
+            <w:lang w:val="pt_PT" w:bidi="pt_PT"/>
+          </w:rPr>
+          <w:rPr>
+            <w:color w:val="0000EE"/>
+            <w:u w:val="single"/>
+          </w:rPr>
+          <w:t>12</w:t>
+        </w:r>
+      </w:hyperlink>
+      <w:r>
+        <w:rPr>
+          <w:lang w:val="pt_PT" w:bidi="pt_PT"/>
+        </w:rPr>
+        <w:t xml:space="preserve"> é a única referência no AT à Palestina como “a Terra Santa", e o versículo </w:t>
+      </w:r>
+      <w:hyperlink r:id="rId117">
+        <w:r>
+          <w:rPr>
+            <w:lang w:val="pt_PT" w:bidi="pt_PT"/>
+          </w:rPr>
+          <w:rPr>
+            <w:color w:val="0000EE"/>
+            <w:u w:val="single"/>
+          </w:rPr>
+          <w:t>13</w:t>
+        </w:r>
+      </w:hyperlink>
+      <w:r>
+        <w:rPr>
+          <w:lang w:val="pt_PT" w:bidi="pt_PT"/>
+        </w:rPr>
+        <w:t xml:space="preserve"> é semelhante ao chamado à adoração em </w:t>
+      </w:r>
+      <w:hyperlink r:id="rId118">
+        <w:r>
+          <w:rPr>
+            <w:lang w:val="pt_PT" w:bidi="pt_PT"/>
+          </w:rPr>
+          <w:rPr>
+            <w:color w:val="0000EE"/>
+            <w:u w:val="single"/>
+          </w:rPr>
+          <w:t>Habacuque 2.20</w:t>
+        </w:r>
+      </w:hyperlink>
+      <w:r>
+        <w:rPr>
+          <w:lang w:val="pt_PT" w:bidi="pt_PT"/>
+        </w:rPr>
+        <w:t>: “Silêncio diante do Senhor, toda a humanidade, pois ele está se movendo para a ação de sua morada santa” (</w:t>
+      </w:r>
+      <w:hyperlink r:id="rId117">
+        <w:r>
+          <w:rPr>
+            <w:lang w:val="pt_PT" w:bidi="pt_PT"/>
+          </w:rPr>
+          <w:rPr>
+            <w:color w:val="0000EE"/>
+            <w:u w:val="single"/>
+          </w:rPr>
+          <w:t>Zc 2.13</w:t>
+        </w:r>
+      </w:hyperlink>
+      <w:r>
+        <w:rPr>
+          <w:lang w:val="pt_PT" w:bidi="pt_PT"/>
+        </w:rPr>
+        <w:t>). O terceiro oráculo nos relatos visionários diz respeito a Josué, o sumo sacerdote, como um sinal da vinda do servo de Deus, o Renovo que remove a culpa da terra em um único dia (</w:t>
+      </w:r>
+      <w:hyperlink r:id="rId111">
+        <w:r>
+          <w:rPr>
+            <w:lang w:val="pt_PT" w:bidi="pt_PT"/>
+          </w:rPr>
+          <w:rPr>
+            <w:color w:val="0000EE"/>
+            <w:u w:val="single"/>
+          </w:rPr>
+          <w:t>3.6–10</w:t>
+        </w:r>
+      </w:hyperlink>
+      <w:r>
+        <w:rPr>
+          <w:lang w:val="pt_PT" w:bidi="pt_PT"/>
+        </w:rPr>
+        <w:t>).</w:t>
+      </w:r>
+    </w:p>
+    <w:p>
+      <w:pPr>
+        <w:pStyle w:val="Heading4"/>
+      </w:pPr>
+      <w:r>
+        <w:rPr>
+          <w:lang w:val="pt_PT" w:bidi="pt_PT"/>
+        </w:rPr>
+        <w:t>A coroação simbólica de Josué (</w:t>
+      </w:r>
+      <w:hyperlink r:id="rId89">
+        <w:r>
+          <w:rPr>
+            <w:lang w:val="pt_PT" w:bidi="pt_PT"/>
+          </w:rPr>
+          <w:rPr>
+            <w:color w:val="0000EE"/>
+            <w:u w:val="single"/>
+          </w:rPr>
+          <w:t>6.9–15</w:t>
+        </w:r>
+      </w:hyperlink>
+      <w:r>
+        <w:rPr>
+          <w:lang w:val="pt_PT" w:bidi="pt_PT"/>
+        </w:rPr>
+        <w:t>)</w:t>
+      </w:r>
+    </w:p>
+    <w:p>
+      <w:pPr/>
+      <w:r>
+        <w:rPr>
+          <w:lang w:val="pt_PT" w:bidi="pt_PT"/>
+        </w:rPr>
+      </w:r>
+      <w:r>
+        <w:rPr>
+          <w:lang w:val="pt_PT" w:bidi="pt_PT"/>
+        </w:rPr>
+        <w:t>Zacarias é instruído a entrar na casa de Josias, filho de Sofonias, pegar prata e ouro de alguns retornados da Babilônia, fazer uma coroa e colocá-la na cabeça de Josué, o sacerdote, como símbolo do rei real e sacerdotal, o Ramo, o construtor do templo. Após a cerimônia, a coroa deve ser pendurada no templo como um memorial daqueles que deram a prata e o ouro. O último versículo (</w:t>
+      </w:r>
+      <w:hyperlink r:id="rId80">
+        <w:r>
+          <w:rPr>
+            <w:lang w:val="pt_PT" w:bidi="pt_PT"/>
+          </w:rPr>
+          <w:rPr>
+            <w:color w:val="0000EE"/>
+            <w:u w:val="single"/>
+          </w:rPr>
+          <w:t>6.15</w:t>
+        </w:r>
+      </w:hyperlink>
+      <w:r>
+        <w:rPr>
+          <w:lang w:val="pt_PT" w:bidi="pt_PT"/>
+        </w:rPr>
+        <w:t>) parece dizer que, assim como o ouro e a prata dos exilados foram usados para simbolizar a coroação do futuro rei do reino, também os exilados, “aqueles que estão longe”, participarão da conclusão do templo. Então, os ouvintes de Zacarias saberão que Deus o enviou para profetizar. Tudo isso acontecerá quando e se eles obedecerem diligentemente à voz do Senhor.</w:t>
+      </w:r>
+    </w:p>
+    <w:p>
+      <w:pPr>
+        <w:pStyle w:val="Heading4"/>
+      </w:pPr>
+      <w:r>
+        <w:rPr>
+          <w:lang w:val="pt_PT" w:bidi="pt_PT"/>
+        </w:rPr>
+        <w:t>A questão sobre jejum e moralidade (</w:t>
+      </w:r>
+      <w:hyperlink r:id="rId90">
+        <w:r>
+          <w:rPr>
+            <w:lang w:val="pt_PT" w:bidi="pt_PT"/>
+          </w:rPr>
+          <w:rPr>
+            <w:color w:val="0000EE"/>
+            <w:u w:val="single"/>
+          </w:rPr>
+          <w:t>7.1–8.23</w:t>
+        </w:r>
+      </w:hyperlink>
+      <w:r>
+        <w:rPr>
+          <w:lang w:val="pt_PT" w:bidi="pt_PT"/>
+        </w:rPr>
+        <w:t>)</w:t>
+      </w:r>
+    </w:p>
+    <w:p>
+      <w:pPr/>
+      <w:r>
+        <w:rPr>
+          <w:lang w:val="pt_PT" w:bidi="pt_PT"/>
+        </w:rPr>
+      </w:r>
+      <w:r>
+        <w:rPr>
+          <w:lang w:val="pt_PT" w:bidi="pt_PT"/>
+        </w:rPr>
+        <w:t>Uma delegação de Betel (16 quilômetros ao norte de Jerusalém) veio a Jerusalém no quarto ano de Dario (518 a.C.). O trabalho no templo já estava em andamento há dois anos. O propósito desta visita era buscar o favor do Senhor (</w:t>
+      </w:r>
+      <w:hyperlink r:id="rId119">
+        <w:r>
+          <w:rPr>
+            <w:lang w:val="pt_PT" w:bidi="pt_PT"/>
+          </w:rPr>
+          <w:rPr>
+            <w:color w:val="0000EE"/>
+            <w:u w:val="single"/>
+          </w:rPr>
+          <w:t>7.2</w:t>
+        </w:r>
+      </w:hyperlink>
+      <w:r>
+        <w:rPr>
+          <w:lang w:val="pt_PT" w:bidi="pt_PT"/>
+        </w:rPr>
+        <w:t xml:space="preserve">) e perguntar aos sacerdotes e aos profetas se deveriam continuar a jejuar como haviam feito desde que o templo foi destruído 70 anos antes (v. </w:t>
+      </w:r>
+      <w:hyperlink r:id="rId120">
+        <w:r>
+          <w:rPr>
+            <w:lang w:val="pt_PT" w:bidi="pt_PT"/>
+          </w:rPr>
+          <w:rPr>
+            <w:color w:val="0000EE"/>
+            <w:u w:val="single"/>
+          </w:rPr>
+          <w:t>3</w:t>
+        </w:r>
+      </w:hyperlink>
+      <w:r>
+        <w:rPr>
+          <w:lang w:val="pt_PT" w:bidi="pt_PT"/>
+        </w:rPr>
+        <w:t>). O Senhor disse a Zacarias para perguntar por que eles estavam jejuando — pelo Senhor ou por motivos egoístas? A resposta à questão do jejum parece ser que Deus deseja verdade, justiça e amor da aliança mais do que jejum. Zacarias reitera a mensagem que o Senhor já havia dado ao seu povo pelos antigos profetas. A última seção na primeira parte de Zacarias é um decálogo de promessas (</w:t>
+      </w:r>
+      <w:hyperlink r:id="rId121">
+        <w:r>
+          <w:rPr>
+            <w:lang w:val="pt_PT" w:bidi="pt_PT"/>
+          </w:rPr>
+          <w:rPr>
+            <w:color w:val="0000EE"/>
+            <w:u w:val="single"/>
+          </w:rPr>
+          <w:t>8.1–23</w:t>
+        </w:r>
+      </w:hyperlink>
+      <w:r>
+        <w:rPr>
+          <w:lang w:val="pt_PT" w:bidi="pt_PT"/>
+        </w:rPr>
+        <w:t>). As dez promessas começam com as palavras “Assim diz o Senhor” ou “A palavra do Senhor veio a mim”. A última palavra de Deus não é julgamento, mas promessa, esperança, perdão e restauração.</w:t>
+      </w:r>
+    </w:p>
+    <w:p>
+      <w:pPr>
+        <w:pStyle w:val="Heading4"/>
+      </w:pPr>
+      <w:r>
+        <w:rPr>
+          <w:lang w:val="pt_PT" w:bidi="pt_PT"/>
+        </w:rPr>
+        <w:t xml:space="preserve">Os oráculos do Senhor (caps. </w:t>
+      </w:r>
+      <w:hyperlink r:id="rId83">
+        <w:r>
+          <w:rPr>
+            <w:lang w:val="pt_PT" w:bidi="pt_PT"/>
+          </w:rPr>
+          <w:rPr>
+            <w:color w:val="0000EE"/>
+            <w:u w:val="single"/>
+          </w:rPr>
+          <w:t>9–12</w:t>
+        </w:r>
+      </w:hyperlink>
+      <w:r>
+        <w:rPr>
+          <w:lang w:val="pt_PT" w:bidi="pt_PT"/>
+        </w:rPr>
+        <w:t>)</w:t>
+      </w:r>
+    </w:p>
+    <w:p>
+      <w:pPr/>
+      <w:r>
+        <w:rPr>
+          <w:lang w:val="pt_PT" w:bidi="pt_PT"/>
+        </w:rPr>
+      </w:r>
+      <w:r>
+        <w:rPr>
+          <w:lang w:val="pt_PT" w:bidi="pt_PT"/>
+        </w:rPr>
+        <w:t xml:space="preserve">A última metade do livro de Zacarias (caps. </w:t>
+      </w:r>
+      <w:hyperlink r:id="rId59">
+        <w:r>
+          <w:rPr>
+            <w:lang w:val="pt_PT" w:bidi="pt_PT"/>
+          </w:rPr>
+          <w:rPr>
+            <w:color w:val="0000EE"/>
+            <w:u w:val="single"/>
+          </w:rPr>
+          <w:t>9–14</w:t>
+        </w:r>
+      </w:hyperlink>
+      <w:r>
+        <w:rPr>
+          <w:lang w:val="pt_PT" w:bidi="pt_PT"/>
+        </w:rPr>
+        <w:t xml:space="preserve">) divide-se em duas partes quase iguais: capítulos </w:t>
+      </w:r>
+      <w:hyperlink r:id="rId48">
+        <w:r>
+          <w:rPr>
+            <w:lang w:val="pt_PT" w:bidi="pt_PT"/>
+          </w:rPr>
+          <w:rPr>
+            <w:color w:val="0000EE"/>
+            <w:u w:val="single"/>
+          </w:rPr>
+          <w:t>9–11</w:t>
+        </w:r>
+      </w:hyperlink>
+      <w:r>
+        <w:rPr>
+          <w:lang w:val="pt_PT" w:bidi="pt_PT"/>
+        </w:rPr>
+        <w:t xml:space="preserve"> (46 versículos) e capítulos </w:t>
+      </w:r>
+      <w:hyperlink r:id="rId88">
+        <w:r>
+          <w:rPr>
+            <w:lang w:val="pt_PT" w:bidi="pt_PT"/>
+          </w:rPr>
+          <w:rPr>
+            <w:color w:val="0000EE"/>
+            <w:u w:val="single"/>
+          </w:rPr>
+          <w:t>12–14</w:t>
+        </w:r>
+      </w:hyperlink>
+      <w:r>
+        <w:rPr>
+          <w:lang w:val="pt_PT" w:bidi="pt_PT"/>
+        </w:rPr>
+        <w:t xml:space="preserve"> (44 versículos). Cada parte começa com as palavras “Um oráculo” (</w:t>
+      </w:r>
+      <w:hyperlink r:id="rId122">
+        <w:r>
+          <w:rPr>
+            <w:lang w:val="pt_PT" w:bidi="pt_PT"/>
+          </w:rPr>
+          <w:rPr>
+            <w:color w:val="0000EE"/>
+            <w:u w:val="single"/>
+          </w:rPr>
+          <w:t>9.1</w:t>
+        </w:r>
+      </w:hyperlink>
+      <w:r>
+        <w:rPr>
+          <w:lang w:val="pt_PT" w:bidi="pt_PT"/>
+        </w:rPr>
+        <w:t xml:space="preserve">; </w:t>
+      </w:r>
+      <w:hyperlink r:id="rId123">
+        <w:r>
+          <w:rPr>
+            <w:lang w:val="pt_PT" w:bidi="pt_PT"/>
+          </w:rPr>
+          <w:rPr>
+            <w:color w:val="0000EE"/>
+            <w:u w:val="single"/>
+          </w:rPr>
+          <w:t>12.1</w:t>
+        </w:r>
+      </w:hyperlink>
+      <w:r>
+        <w:rPr>
+          <w:lang w:val="pt_PT" w:bidi="pt_PT"/>
+        </w:rPr>
+        <w:t xml:space="preserve">). Ambos os “oráculos” são principalmente escatológicos. A primeira parte (caps. </w:t>
+      </w:r>
+      <w:hyperlink r:id="rId48">
+        <w:r>
+          <w:rPr>
+            <w:lang w:val="pt_PT" w:bidi="pt_PT"/>
+          </w:rPr>
+          <w:rPr>
+            <w:color w:val="0000EE"/>
+            <w:u w:val="single"/>
+          </w:rPr>
+          <w:t>9–11</w:t>
+        </w:r>
+      </w:hyperlink>
+      <w:r>
+        <w:rPr>
+          <w:lang w:val="pt_PT" w:bidi="pt_PT"/>
+        </w:rPr>
+        <w:t>) trata da restauração das tribos na Palestina (</w:t>
+      </w:r>
+      <w:hyperlink r:id="rId124">
+        <w:r>
+          <w:rPr>
+            <w:lang w:val="pt_PT" w:bidi="pt_PT"/>
+          </w:rPr>
+          <w:rPr>
+            <w:color w:val="0000EE"/>
+            <w:u w:val="single"/>
+          </w:rPr>
+          <w:t>9.11–17</w:t>
+        </w:r>
+      </w:hyperlink>
+      <w:r>
+        <w:rPr>
+          <w:lang w:val="pt_PT" w:bidi="pt_PT"/>
+        </w:rPr>
+        <w:t xml:space="preserve">; </w:t>
+      </w:r>
+      <w:hyperlink r:id="rId125">
+        <w:r>
+          <w:rPr>
+            <w:lang w:val="pt_PT" w:bidi="pt_PT"/>
+          </w:rPr>
+          <w:rPr>
+            <w:color w:val="0000EE"/>
+            <w:u w:val="single"/>
+          </w:rPr>
+          <w:t>10.6–12</w:t>
+        </w:r>
+      </w:hyperlink>
+      <w:r>
+        <w:rPr>
+          <w:lang w:val="pt_PT" w:bidi="pt_PT"/>
+        </w:rPr>
+        <w:t>). Para realizar isso, o Senhor livrará a Palestina e a Síria dos opositores ao seu governo (</w:t>
+      </w:r>
+      <w:hyperlink r:id="rId126">
+        <w:r>
+          <w:rPr>
+            <w:lang w:val="pt_PT" w:bidi="pt_PT"/>
+          </w:rPr>
+          <w:rPr>
+            <w:color w:val="0000EE"/>
+            <w:u w:val="single"/>
+          </w:rPr>
+          <w:t>9.1–8</w:t>
+        </w:r>
+      </w:hyperlink>
+      <w:r>
+        <w:rPr>
+          <w:lang w:val="pt_PT" w:bidi="pt_PT"/>
+        </w:rPr>
+        <w:t xml:space="preserve">; </w:t>
+      </w:r>
+      <w:hyperlink r:id="rId127">
+        <w:r>
+          <w:rPr>
+            <w:lang w:val="pt_PT" w:bidi="pt_PT"/>
+          </w:rPr>
+          <w:rPr>
+            <w:color w:val="0000EE"/>
+            <w:u w:val="single"/>
+          </w:rPr>
+          <w:t>11.1–3</w:t>
+        </w:r>
+      </w:hyperlink>
+      <w:r>
+        <w:rPr>
+          <w:lang w:val="pt_PT" w:bidi="pt_PT"/>
+        </w:rPr>
+        <w:t xml:space="preserve">), removerá os pastores maus (governantes; </w:t>
+      </w:r>
+      <w:hyperlink r:id="rId128">
+        <w:r>
+          <w:rPr>
+            <w:lang w:val="pt_PT" w:bidi="pt_PT"/>
+          </w:rPr>
+          <w:rPr>
+            <w:color w:val="0000EE"/>
+            <w:u w:val="single"/>
+          </w:rPr>
+          <w:t>10.2b-5</w:t>
+        </w:r>
+      </w:hyperlink>
+      <w:r>
+        <w:rPr>
+          <w:lang w:val="pt_PT" w:bidi="pt_PT"/>
+        </w:rPr>
+        <w:t xml:space="preserve">; </w:t>
+      </w:r>
+      <w:hyperlink r:id="rId129">
+        <w:r>
+          <w:rPr>
+            <w:lang w:val="pt_PT" w:bidi="pt_PT"/>
+          </w:rPr>
+          <w:rPr>
+            <w:color w:val="0000EE"/>
+            <w:u w:val="single"/>
+          </w:rPr>
+          <w:t>11.4–17</w:t>
+        </w:r>
+      </w:hyperlink>
+      <w:r>
+        <w:rPr>
+          <w:lang w:val="pt_PT" w:bidi="pt_PT"/>
+        </w:rPr>
+        <w:t>), e o Príncipe da Paz virá (</w:t>
+      </w:r>
+      <w:hyperlink r:id="rId130">
+        <w:r>
+          <w:rPr>
+            <w:lang w:val="pt_PT" w:bidi="pt_PT"/>
+          </w:rPr>
+          <w:rPr>
+            <w:color w:val="0000EE"/>
+            <w:u w:val="single"/>
+          </w:rPr>
+          <w:t>9.9–10</w:t>
+        </w:r>
+      </w:hyperlink>
+      <w:r>
+        <w:rPr>
+          <w:lang w:val="pt_PT" w:bidi="pt_PT"/>
+        </w:rPr>
+        <w:t>). O último “oráculo” de Zacarias (</w:t>
+      </w:r>
+      <w:hyperlink r:id="rId88">
+        <w:r>
+          <w:rPr>
+            <w:lang w:val="pt_PT" w:bidi="pt_PT"/>
+          </w:rPr>
+          <w:rPr>
+            <w:color w:val="0000EE"/>
+            <w:u w:val="single"/>
+          </w:rPr>
+          <w:t>12.1–14.21</w:t>
+        </w:r>
+      </w:hyperlink>
+      <w:r>
+        <w:rPr>
+          <w:lang w:val="pt_PT" w:bidi="pt_PT"/>
+        </w:rPr>
+        <w:t>) também é escatológico. Desta vez, a preocupação é principalmente com Jerusalém e Judá. Duas vezes Jerusalém é atacada pelas nações (</w:t>
+      </w:r>
+      <w:hyperlink r:id="rId131">
+        <w:r>
+          <w:rPr>
+            <w:lang w:val="pt_PT" w:bidi="pt_PT"/>
+          </w:rPr>
+          <w:rPr>
+            <w:color w:val="0000EE"/>
+            <w:u w:val="single"/>
+          </w:rPr>
+          <w:t>12.1–8</w:t>
+        </w:r>
+      </w:hyperlink>
+      <w:r>
+        <w:rPr>
+          <w:lang w:val="pt_PT" w:bidi="pt_PT"/>
+        </w:rPr>
+        <w:t xml:space="preserve">; </w:t>
+      </w:r>
+      <w:hyperlink r:id="rId132">
+        <w:r>
+          <w:rPr>
+            <w:lang w:val="pt_PT" w:bidi="pt_PT"/>
+          </w:rPr>
+          <w:rPr>
+            <w:color w:val="0000EE"/>
+            <w:u w:val="single"/>
+          </w:rPr>
+          <w:t>14.1–5</w:t>
+        </w:r>
+      </w:hyperlink>
+      <w:r>
+        <w:rPr>
+          <w:lang w:val="pt_PT" w:bidi="pt_PT"/>
+        </w:rPr>
+        <w:t>). Cada vez o Senhor luta por Jerusalém, Judá e a casa de Davi. Jerusalém chora e lamenta por um mártir não identificado (</w:t>
+      </w:r>
+      <w:hyperlink r:id="rId133">
+        <w:r>
+          <w:rPr>
+            <w:lang w:val="pt_PT" w:bidi="pt_PT"/>
+          </w:rPr>
+          <w:rPr>
+            <w:color w:val="0000EE"/>
+            <w:u w:val="single"/>
+          </w:rPr>
+          <w:t>12.10–14</w:t>
+        </w:r>
+      </w:hyperlink>
+      <w:r>
+        <w:rPr>
+          <w:lang w:val="pt_PT" w:bidi="pt_PT"/>
+        </w:rPr>
+        <w:t>). O mártir poderia ser chamado de o “bom” pastor que é morto e suas ovelhas dispersas (</w:t>
+      </w:r>
+      <w:hyperlink r:id="rId134">
+        <w:r>
+          <w:rPr>
+            <w:lang w:val="pt_PT" w:bidi="pt_PT"/>
+          </w:rPr>
+          <w:rPr>
+            <w:color w:val="0000EE"/>
+            <w:u w:val="single"/>
+          </w:rPr>
+          <w:t>13.7–9</w:t>
+        </w:r>
+      </w:hyperlink>
+      <w:r>
+        <w:rPr>
+          <w:lang w:val="pt_PT" w:bidi="pt_PT"/>
+        </w:rPr>
+        <w:t>). Jesus referiu-se a esta passagem em conexão com sua prisão (</w:t>
+      </w:r>
+      <w:hyperlink r:id="rId135">
+        <w:r>
+          <w:rPr>
+            <w:lang w:val="pt_PT" w:bidi="pt_PT"/>
+          </w:rPr>
+          <w:rPr>
+            <w:color w:val="0000EE"/>
+            <w:u w:val="single"/>
+          </w:rPr>
+          <w:t>Mt 26.31</w:t>
+        </w:r>
+      </w:hyperlink>
+      <w:r>
+        <w:rPr>
+          <w:lang w:val="pt_PT" w:bidi="pt_PT"/>
+        </w:rPr>
+        <w:t xml:space="preserve">; </w:t>
+      </w:r>
+      <w:hyperlink r:id="rId136">
+        <w:r>
+          <w:rPr>
+            <w:lang w:val="pt_PT" w:bidi="pt_PT"/>
+          </w:rPr>
+          <w:rPr>
+            <w:color w:val="0000EE"/>
+            <w:u w:val="single"/>
+          </w:rPr>
+          <w:t>Mc 14.27</w:t>
+        </w:r>
+      </w:hyperlink>
+      <w:r>
+        <w:rPr>
+          <w:lang w:val="pt_PT" w:bidi="pt_PT"/>
+        </w:rPr>
+        <w:t>). Uma fonte será aberta para a casa de Davi, e os habitantes de Jerusalém serão purificados do pecado, idolatria e falsos profetas (</w:t>
+      </w:r>
+      <w:hyperlink r:id="rId137">
+        <w:r>
+          <w:rPr>
+            <w:lang w:val="pt_PT" w:bidi="pt_PT"/>
+          </w:rPr>
+          <w:rPr>
+            <w:color w:val="0000EE"/>
+            <w:u w:val="single"/>
+          </w:rPr>
+          <w:t>Zc 13.1–6</w:t>
+        </w:r>
+      </w:hyperlink>
+      <w:r>
+        <w:rPr>
+          <w:lang w:val="pt_PT" w:bidi="pt_PT"/>
+        </w:rPr>
+        <w:t>). A nova Jerusalém permanecerá elevada em seu local e a terra ao redor será transformada em uma planície (</w:t>
+      </w:r>
+      <w:hyperlink r:id="rId138">
+        <w:r>
+          <w:rPr>
+            <w:lang w:val="pt_PT" w:bidi="pt_PT"/>
+          </w:rPr>
+          <w:rPr>
+            <w:color w:val="0000EE"/>
+            <w:u w:val="single"/>
+          </w:rPr>
+          <w:t>14.10–11</w:t>
+        </w:r>
+      </w:hyperlink>
+      <w:r>
+        <w:rPr>
+          <w:lang w:val="pt_PT" w:bidi="pt_PT"/>
+        </w:rPr>
+        <w:t>). Não haverá noite nem temperaturas extremas na nova Jerusalém. Águas vivas fluirão de Jerusalém, e o Senhor se tornará Rei de toda a terra. Aqueles que lutam contra Jerusalém serão destruídos, mas os que sobreviverem adorarão o Senhor ano após ano, celebrando a Festa dos Tabernáculos.</w:t>
+      </w:r>
+    </w:p>
+    <w:p>
+      <w:pPr/>
+      <w:r>
+        <w:rPr>
+          <w:lang w:val="pt_PT" w:bidi="pt_PT"/>
+        </w:rPr>
+      </w:r>
+      <w:r>
+        <w:rPr>
+          <w:lang w:val="pt_PT" w:bidi="pt_PT"/>
+        </w:rPr>
+        <w:t>A última cena no livro de Zacarias é uma imagem do mundo após o Armagedom, um novo mundo purificado do pecado. Será um tempo de paz e segurança. Quando Deus vier reinar, tudo se tornará sagrado. Os cavalos de guerra se tornarão tão sagrados quanto o turbante do sacerdote, e o utensílio de cozinha comum será como os utensílios do templo. O cananeu ou comerciante será eliminado. Não haverá diferença entre judeu e gentio, desde que adorem o Senhor dos Exércitos como Rei.</w:t>
+      </w:r>
+    </w:p>
+    <w:p>
+      <w:pPr/>
+      <w:r>
+        <w:rPr>
+          <w:lang w:val="pt_PT" w:bidi="pt_PT"/>
+        </w:rPr>
+      </w:r>
+      <w:r>
+        <w:rPr>
+          <w:i/>
+          <w:lang w:val="pt_PT" w:bidi="pt_PT"/>
+        </w:rPr>
+        <w:t>Veja também</w:t>
+      </w:r>
+      <w:r>
+        <w:rPr>
+          <w:lang w:val="pt_PT" w:bidi="pt_PT"/>
+        </w:rPr>
+        <w:t xml:space="preserve"> </w:t>
+      </w:r>
+      <w:r>
+        <w:rPr>
+          <w:lang w:val="pt_PT" w:bidi="pt_PT"/>
+        </w:rPr>
+        <w:t>Israel, História de</w:t>
+      </w:r>
+      <w:r>
+        <w:rPr>
+          <w:lang w:val="pt_PT" w:bidi="pt_PT"/>
+        </w:rPr>
+        <w:t xml:space="preserve">; </w:t>
+      </w:r>
+      <w:r>
+        <w:rPr>
+          <w:lang w:val="pt_PT" w:bidi="pt_PT"/>
+        </w:rPr>
+        <w:t>Período Pós-exílico</w:t>
+      </w:r>
+      <w:r>
+        <w:rPr>
+          <w:lang w:val="pt_PT" w:bidi="pt_PT"/>
+        </w:rPr>
+        <w:t xml:space="preserve">; </w:t>
+      </w:r>
+      <w:r>
+        <w:rPr>
+          <w:lang w:val="pt_PT" w:bidi="pt_PT"/>
+        </w:rPr>
+        <w:t>Profecia</w:t>
+      </w:r>
+      <w:r>
+        <w:rPr>
+          <w:lang w:val="pt_PT" w:bidi="pt_PT"/>
+        </w:rPr>
+        <w:t xml:space="preserve">; </w:t>
+      </w:r>
+      <w:r>
+        <w:rPr>
+          <w:lang w:val="pt_PT" w:bidi="pt_PT"/>
+        </w:rPr>
+        <w:t>Profeta, Profetisa</w:t>
+      </w:r>
+      <w:r>
+        <w:rPr>
+          <w:lang w:val="pt_PT" w:bidi="pt_PT"/>
+        </w:rPr>
+        <w:t xml:space="preserve">; </w:t>
+      </w:r>
+      <w:r>
+        <w:rPr>
+          <w:lang w:val="pt_PT" w:bidi="pt_PT"/>
+        </w:rPr>
+        <w:t>Zacarias (Pessoa) #20</w:t>
+      </w:r>
+      <w:r>
+        <w:rPr>
+          <w:lang w:val="pt_PT" w:bidi="pt_PT"/>
+        </w:rPr>
+        <w:t>.</w:t>
+      </w:r>
+      <w:r>
+        <w:rPr>
+          <w:lang w:val="pt_PT" w:bidi="pt_PT"/>
+        </w:rPr>
+      </w:r>
+      <w:r>
+        <w:rPr>
+          <w:lang w:val="pt_PT" w:bidi="pt_PT"/>
+        </w:rPr>
+      </w:r>
+    </w:p>
+    <w:p>
+      <w:pPr/>
+      <w:r>
+        <w:rPr>
+          <w:lang w:val="pt_PT" w:bidi="pt_PT"/>
+        </w:rPr>
+      </w:r>
+    </w:p>
+    <w:p>
+      <w:pPr>
+        <w:pStyle w:val="Heading2"/>
+      </w:pPr>
+      <w:r>
+        <w:rPr>
+          <w:lang w:val="pt_PT" w:bidi="pt_PT"/>
+        </w:rPr>
         <w:t>Zacarias (Pessoa)</w:t>
       </w:r>
       <w:r>
@@ -1723,7 +4466,7 @@
         </w:rPr>
         <w:t>O filho do rei Jeroboão II, 15º rei de Israel, e o último rei da dinastia de Jeú. Ele começou seu reinado em 753 a.C., no 38º ano do reinado de Azarias em Judá (792–740 a.C.). Zacarias governou em Samaria por apenas seis meses antes de ser assassinado por Salum em Ibleão (</w:t>
       </w:r>
-      <w:hyperlink r:id="rId45">
+      <w:hyperlink r:id="rId139">
         <w:r>
           <w:rPr>
             <w:lang w:val="pt_PT" w:bidi="pt_PT"/>
@@ -1741,7 +4484,7 @@
         </w:rPr>
         <w:t xml:space="preserve">; </w:t>
       </w:r>
-      <w:hyperlink r:id="rId46">
+      <w:hyperlink r:id="rId140">
         <w:r>
           <w:rPr>
             <w:lang w:val="pt_PT" w:bidi="pt_PT"/>
@@ -1759,7 +4502,7 @@
         </w:rPr>
         <w:t>). O Senhor prometeu a Jeú que seus descendentes governariam até a quarta geração (</w:t>
       </w:r>
-      <w:hyperlink r:id="rId47">
+      <w:hyperlink r:id="rId141">
         <w:r>
           <w:rPr>
             <w:lang w:val="pt_PT" w:bidi="pt_PT"/>
@@ -1795,7 +4538,7 @@
         </w:rPr>
         <w:t xml:space="preserve">O pai de Abi (ou Abia, </w:t>
       </w:r>
-      <w:hyperlink r:id="rId48">
+      <w:hyperlink r:id="rId142">
         <w:r>
           <w:rPr>
             <w:lang w:val="pt_PT" w:bidi="pt_PT"/>
@@ -1813,7 +4556,7 @@
         </w:rPr>
         <w:t>). Abi foi a mãe de Ezequias, que mais tarde governou Judá por 29 anos (</w:t>
       </w:r>
-      <w:hyperlink r:id="rId49">
+      <w:hyperlink r:id="rId143">
         <w:r>
           <w:rPr>
             <w:lang w:val="pt_PT" w:bidi="pt_PT"/>
@@ -1849,7 +4592,7 @@
         </w:rPr>
         <w:t>Um Rubenita e líder de sua tribo (</w:t>
       </w:r>
-      <w:hyperlink r:id="rId50">
+      <w:hyperlink r:id="rId144">
         <w:r>
           <w:rPr>
             <w:lang w:val="pt_PT" w:bidi="pt_PT"/>
@@ -1885,7 +4628,7 @@
         </w:rPr>
         <w:t>Um levita coraíta, o primogênito dos sete filhos de Meselemias e um conselheiro sábio. Ele foi escolhido por sorteio para gerenciar os porteiros da entrada norte do santuário durante o reinado de Davi (</w:t>
       </w:r>
-      <w:hyperlink r:id="rId51">
+      <w:hyperlink r:id="rId145">
         <w:r>
           <w:rPr>
             <w:lang w:val="pt_PT" w:bidi="pt_PT"/>
@@ -1903,7 +4646,7 @@
         </w:rPr>
         <w:t xml:space="preserve">; </w:t>
       </w:r>
-      <w:hyperlink r:id="rId52">
+      <w:hyperlink r:id="rId146">
         <w:r>
           <w:rPr>
             <w:lang w:val="pt_PT" w:bidi="pt_PT"/>
@@ -1939,7 +4682,7 @@
         </w:rPr>
         <w:t>Um benjamita e descendente de Jeiel (</w:t>
       </w:r>
-      <w:hyperlink r:id="rId53">
+      <w:hyperlink r:id="rId147">
         <w:r>
           <w:rPr>
             <w:lang w:val="pt_PT" w:bidi="pt_PT"/>
@@ -1957,7 +4700,7 @@
         </w:rPr>
         <w:t xml:space="preserve">). Ele também é chamado de Zequer em </w:t>
       </w:r>
-      <w:hyperlink r:id="rId54">
+      <w:hyperlink r:id="rId148">
         <w:r>
           <w:rPr>
             <w:lang w:val="pt_PT" w:bidi="pt_PT"/>
@@ -1993,7 +4736,7 @@
         </w:rPr>
         <w:t>Um dos oito levitas que tocavam harpa diante da arca de Deus no desfile liderado por Davi quando a arca foi trazida da casa de Obede-Edom para Jerusalém (</w:t>
       </w:r>
-      <w:hyperlink r:id="rId55">
+      <w:hyperlink r:id="rId149">
         <w:r>
           <w:rPr>
             <w:lang w:val="pt_PT" w:bidi="pt_PT"/>
@@ -2011,7 +4754,7 @@
         </w:rPr>
         <w:t xml:space="preserve">; </w:t>
       </w:r>
-      <w:hyperlink r:id="rId56">
+      <w:hyperlink r:id="rId150">
         <w:r>
           <w:rPr>
             <w:lang w:val="pt_PT" w:bidi="pt_PT"/>
@@ -2047,7 +4790,7 @@
         </w:rPr>
         <w:t>Um dos sacerdotes que tocou uma trombeta no desfile liderado por Davi quando a arca foi trazida para Jerusalém (</w:t>
       </w:r>
-      <w:hyperlink r:id="rId57">
+      <w:hyperlink r:id="rId151">
         <w:r>
           <w:rPr>
             <w:lang w:val="pt_PT" w:bidi="pt_PT"/>
@@ -2083,7 +4826,7 @@
         </w:rPr>
         <w:t>Um levita e descendente de Issias, que serviu no santuário durante o reinado de Davi (</w:t>
       </w:r>
-      <w:hyperlink r:id="rId58">
+      <w:hyperlink r:id="rId152">
         <w:r>
           <w:rPr>
             <w:lang w:val="pt_PT" w:bidi="pt_PT"/>
@@ -2119,7 +4862,7 @@
         </w:rPr>
         <w:t>Um levita merarita e filho de Hosa. Ele foi um dos porteiros da entrada oeste do santuário, no portão de Halleketh, durante o reinado de Davi (</w:t>
       </w:r>
-      <w:hyperlink r:id="rId59">
+      <w:hyperlink r:id="rId153">
         <w:r>
           <w:rPr>
             <w:lang w:val="pt_PT" w:bidi="pt_PT"/>
@@ -2131,7 +4874,7 @@
           <w:t>1Cr 26.11</w:t>
         </w:r>
       </w:hyperlink>
-      <w:hyperlink r:id="rId60">
+      <w:hyperlink r:id="rId154">
         <w:r>
           <w:rPr>
             <w:lang w:val="pt_PT" w:bidi="pt_PT"/>
@@ -2143,7 +4886,7 @@
           <w:t>–</w:t>
         </w:r>
       </w:hyperlink>
-      <w:hyperlink r:id="rId59">
+      <w:hyperlink r:id="rId153">
         <w:r>
           <w:rPr>
             <w:lang w:val="pt_PT" w:bidi="pt_PT"/>
@@ -2179,7 +4922,7 @@
         </w:rPr>
         <w:t>O pai de Ido. Ido foi o líder da meia tribo de Manassés em Gileade durante o reinado de Davi (</w:t>
       </w:r>
-      <w:hyperlink r:id="rId61">
+      <w:hyperlink r:id="rId155">
         <w:r>
           <w:rPr>
             <w:lang w:val="pt_PT" w:bidi="pt_PT"/>
@@ -2215,7 +4958,7 @@
         </w:rPr>
         <w:t>Um dos oficiais enviados pelo Rei Josafá (872–848 a.C.) para ensinar a lei nas cidades de Judá (</w:t>
       </w:r>
-      <w:hyperlink r:id="rId62">
+      <w:hyperlink r:id="rId156">
         <w:r>
           <w:rPr>
             <w:lang w:val="pt_PT" w:bidi="pt_PT"/>
@@ -2251,7 +4994,7 @@
         </w:rPr>
         <w:t>Um levita gersonita e pai de Jaaziel (</w:t>
       </w:r>
-      <w:hyperlink r:id="rId63">
+      <w:hyperlink r:id="rId157">
         <w:r>
           <w:rPr>
             <w:lang w:val="pt_PT" w:bidi="pt_PT"/>
@@ -2287,7 +5030,7 @@
         </w:rPr>
         <w:t>Um dos sete filhos do rei Josafá e irmão de Jeorão. (</w:t>
       </w:r>
-      <w:hyperlink r:id="rId64">
+      <w:hyperlink r:id="rId158">
         <w:r>
           <w:rPr>
             <w:lang w:val="pt_PT" w:bidi="pt_PT"/>
@@ -2323,7 +5066,7 @@
         </w:rPr>
         <w:t>O filho de Joiada, o sacerdote, criticou os príncipes de Judá por se voltarem contra o Senhor e adorarem falsos deuses. Enfurecidos pela repreensão de Zacarias, eles conspiraram contra ele e, por ordem do Rei Joás, apedrejaram-no até a morte no pátio do santuário (</w:t>
       </w:r>
-      <w:hyperlink r:id="rId65">
+      <w:hyperlink r:id="rId54">
         <w:r>
           <w:rPr>
             <w:lang w:val="pt_PT" w:bidi="pt_PT"/>
@@ -2348,7 +5091,7 @@
         </w:rPr>
         <w:t>Em sua crítica à sua própria geração de líderes judeus, Jesus mencionou o assassinato de Zacarias nos terrenos do templo: "E assim sobre vós virá todo o sangue justo derramado na terra, desde o sangue do justo Abel até o sangue de Zacarias, filho de Berequias, a quem matastes entre o templo e o altar" (</w:t>
       </w:r>
-      <w:hyperlink r:id="rId66">
+      <w:hyperlink r:id="rId55">
         <w:r>
           <w:rPr>
             <w:lang w:val="pt_PT" w:bidi="pt_PT"/>
@@ -2384,7 +5127,7 @@
         </w:rPr>
         <w:t>Um homem que aconselhou o Rei Uzias de Judá a andar no temor de Deus (</w:t>
       </w:r>
-      <w:hyperlink r:id="rId67">
+      <w:hyperlink r:id="rId159">
         <w:r>
           <w:rPr>
             <w:lang w:val="pt_PT" w:bidi="pt_PT"/>
@@ -2420,7 +5163,7 @@
         </w:rPr>
         <w:t>Um levita gersonita descendente de Asafe. Ele e Matanias, seu parente, foram escolhidos pelo Rei Ezequias para ajudar a purificar a casa do Senhor (</w:t>
       </w:r>
-      <w:hyperlink r:id="rId68">
+      <w:hyperlink r:id="rId160">
         <w:r>
           <w:rPr>
             <w:lang w:val="pt_PT" w:bidi="pt_PT"/>
@@ -2456,7 +5199,7 @@
         </w:rPr>
         <w:t>Um levita coatita que foi designado para gerenciar o reparo do templo durante o reinado do Rei Josias (</w:t>
       </w:r>
-      <w:hyperlink r:id="rId69">
+      <w:hyperlink r:id="rId161">
         <w:r>
           <w:rPr>
             <w:lang w:val="pt_PT" w:bidi="pt_PT"/>
@@ -2492,7 +5235,7 @@
         </w:rPr>
         <w:t>Um dos principais oficiais da casa de Deus que generosamente deu animais aos sacerdotes para a celebração da festa da Páscoa durante o reinado do Rei Josias (</w:t>
       </w:r>
-      <w:hyperlink r:id="rId70">
+      <w:hyperlink r:id="rId162">
         <w:r>
           <w:rPr>
             <w:lang w:val="pt_PT" w:bidi="pt_PT"/>
@@ -2528,7 +5271,7 @@
         </w:rPr>
         <w:t>Um profeta. Filho de Berequias e neto de Ido. Ele começou a profetizar ainda jovem em 520 a.C. durante o reinado do Rei Dario I da Pérsia (</w:t>
       </w:r>
-      <w:hyperlink r:id="rId71">
+      <w:hyperlink r:id="rId49">
         <w:r>
           <w:rPr>
             <w:lang w:val="pt_PT" w:bidi="pt_PT"/>
@@ -2546,7 +5289,7 @@
         </w:rPr>
         <w:t xml:space="preserve">; compare </w:t>
       </w:r>
-      <w:hyperlink r:id="rId72">
+      <w:hyperlink r:id="rId163">
         <w:r>
           <w:rPr>
             <w:lang w:val="pt_PT" w:bidi="pt_PT"/>
@@ -2564,7 +5307,7 @@
         </w:rPr>
         <w:t>). Não se sabe muito sobre ele. Sabemos que ele ministrou com Ageu em Jerusalém durante o tempo de Zorobabel, o governador, e Jesua, o sumo sacerdote (</w:t>
       </w:r>
-      <w:hyperlink r:id="rId73">
+      <w:hyperlink r:id="rId51">
         <w:r>
           <w:rPr>
             <w:lang w:val="pt_PT" w:bidi="pt_PT"/>
@@ -2582,7 +5325,7 @@
         </w:rPr>
         <w:t>). Isso foi após o exílio na Babilônia. Zacarias instou os judeus a terminar a construção do Segundo templo (</w:t>
       </w:r>
-      <w:hyperlink r:id="rId74">
+      <w:hyperlink r:id="rId52">
         <w:r>
           <w:rPr>
             <w:lang w:val="pt_PT" w:bidi="pt_PT"/>
@@ -2600,7 +5343,7 @@
         </w:rPr>
         <w:t>) e liderou a família sacerdotal de Ido durante o mandato de Joaquim como sumo sacerdote (</w:t>
       </w:r>
-      <w:hyperlink r:id="rId75">
+      <w:hyperlink r:id="rId164">
         <w:r>
           <w:rPr>
             <w:lang w:val="pt_PT" w:bidi="pt_PT"/>
@@ -2618,7 +5361,7 @@
         </w:rPr>
         <w:t>). Assim como Jeremias e Ezequiel, Zacarias serviu como sacerdote e profeta (</w:t>
       </w:r>
-      <w:hyperlink r:id="rId76">
+      <w:hyperlink r:id="rId165">
         <w:r>
           <w:rPr>
             <w:lang w:val="pt_PT" w:bidi="pt_PT"/>
@@ -2636,7 +5379,7 @@
         </w:rPr>
         <w:t xml:space="preserve">; </w:t>
       </w:r>
-      <w:hyperlink r:id="rId77">
+      <w:hyperlink r:id="rId166">
         <w:r>
           <w:rPr>
             <w:lang w:val="pt_PT" w:bidi="pt_PT"/>
@@ -2661,7 +5404,7 @@
         </w:rPr>
         <w:t>Os relatos da história da família de Zacarias não coincidem exatamente. Em Esdras e Neemias, Ido é listado como seu pai, enquanto em Zacarias, Berequias é mencionado como seu pai. Alguns acreditam que Berequias e Ido podem ser nomes diferentes para a mesma pessoa, ou que o nome de Berequias (</w:t>
       </w:r>
-      <w:hyperlink r:id="rId76">
+      <w:hyperlink r:id="rId165">
         <w:r>
           <w:rPr>
             <w:lang w:val="pt_PT" w:bidi="pt_PT"/>
@@ -2679,7 +5422,7 @@
         </w:rPr>
         <w:t xml:space="preserve">) foi adicionado mais tarde, confundindo-o com o filho de Jeberequias (compare </w:t>
       </w:r>
-      <w:hyperlink r:id="rId78">
+      <w:hyperlink r:id="rId53">
         <w:r>
           <w:rPr>
             <w:lang w:val="pt_PT" w:bidi="pt_PT"/>
@@ -2753,7 +5496,7 @@
         </w:rPr>
         <w:t>Descendente de Parós e chefe da casa de seu pai. Ele retornou com Esdras para Judá após o exílio na Babilônia durante o reinado do Rei Artaxerxes I da Pérsia (</w:t>
       </w:r>
-      <w:hyperlink r:id="rId79">
+      <w:hyperlink r:id="rId167">
         <w:r>
           <w:rPr>
             <w:lang w:val="pt_PT" w:bidi="pt_PT"/>
@@ -2789,7 +5532,7 @@
         </w:rPr>
         <w:t>Filho de Bebai e chefe de uma família. Ele retornou com Esdras para Judá após o exílio na Babilônia durante o reinado do Rei Artaxerxes I da Pérsia (</w:t>
       </w:r>
-      <w:hyperlink r:id="rId80">
+      <w:hyperlink r:id="rId168">
         <w:r>
           <w:rPr>
             <w:lang w:val="pt_PT" w:bidi="pt_PT"/>
@@ -2825,7 +5568,7 @@
         </w:rPr>
         <w:t>Um líder judeu. Esdras enviou ele e outros a Ido, o homem responsável em Casifia, para reunir levitas e servos do templo para a caravana de judeus que retornavam à Palestina da Babilônia (</w:t>
       </w:r>
-      <w:hyperlink r:id="rId81">
+      <w:hyperlink r:id="rId169">
         <w:r>
           <w:rPr>
             <w:lang w:val="pt_PT" w:bidi="pt_PT"/>
@@ -2861,7 +5604,7 @@
         </w:rPr>
         <w:t>Um dos seis descendentes de Elão que foi encorajado por Esdras a se divorciar de sua esposa estrangeira após o exílio na Babilônia (</w:t>
       </w:r>
-      <w:hyperlink r:id="rId82">
+      <w:hyperlink r:id="rId170">
         <w:r>
           <w:rPr>
             <w:lang w:val="pt_PT" w:bidi="pt_PT"/>
@@ -2897,7 +5640,7 @@
         </w:rPr>
         <w:t>Um dos homens que estava à esquerda de Esdras quando ele leu a lei para o povo (</w:t>
       </w:r>
-      <w:hyperlink r:id="rId83">
+      <w:hyperlink r:id="rId171">
         <w:r>
           <w:rPr>
             <w:lang w:val="pt_PT" w:bidi="pt_PT"/>
@@ -2933,7 +5676,7 @@
         </w:rPr>
         <w:t>Um descendente de Perez e ancestral de uma família judaíta liderada por Ataías. Eles viveram em Jerusalém após o exílio na Babilônia (</w:t>
       </w:r>
-      <w:hyperlink r:id="rId84">
+      <w:hyperlink r:id="rId172">
         <w:r>
           <w:rPr>
             <w:lang w:val="pt_PT" w:bidi="pt_PT"/>
@@ -2969,7 +5712,7 @@
         </w:rPr>
         <w:t>Um descendente de Selá e um ancestral de uma família judaíta liderada por Maaséias. Eles viveram em Jerusalém após o exílio na Babilônia (</w:t>
       </w:r>
-      <w:hyperlink r:id="rId85">
+      <w:hyperlink r:id="rId173">
         <w:r>
           <w:rPr>
             <w:lang w:val="pt_PT" w:bidi="pt_PT"/>
@@ -3005,7 +5748,7 @@
         </w:rPr>
         <w:t>Um sacerdote. Descendente de Malquias e ancestral de uma família de sacerdotes liderada por Adaías. Eles viveram em Jerusalém após o exílio na Babilônia (</w:t>
       </w:r>
-      <w:hyperlink r:id="rId86">
+      <w:hyperlink r:id="rId174">
         <w:r>
           <w:rPr>
             <w:lang w:val="pt_PT" w:bidi="pt_PT"/>
@@ -3041,7 +5784,7 @@
         </w:rPr>
         <w:t>Filho de Jônatas, um descendente de Asafe. Ele liderou um grupo de músicos sacerdotais que tocavam trombetas na dedicação do muro de Jerusalém nos dias de Neemias (</w:t>
       </w:r>
-      <w:hyperlink r:id="rId87">
+      <w:hyperlink r:id="rId175">
         <w:r>
           <w:rPr>
             <w:lang w:val="pt_PT" w:bidi="pt_PT"/>
@@ -3077,7 +5820,7 @@
         </w:rPr>
         <w:t>Um sacerdote que tocou trombeta na dedicação do muro de Jerusalém (</w:t>
       </w:r>
-      <w:hyperlink r:id="rId88">
+      <w:hyperlink r:id="rId176">
         <w:r>
           <w:rPr>
             <w:lang w:val="pt_PT" w:bidi="pt_PT"/>
@@ -3113,7 +5856,7 @@
         </w:rPr>
         <w:t>O filho de Jeberequias é um homem importante que, junto com Urias, o sacerdote, testemunhou a escrita da frase "Maer-Salal-Hás-Baz" por Isaías. Esta frase mais tarde revelou o julgamento pretendido por Deus sobre Damasco e Samaria (</w:t>
       </w:r>
-      <w:hyperlink r:id="rId78">
+      <w:hyperlink r:id="rId53">
         <w:r>
           <w:rPr>
             <w:lang w:val="pt_PT" w:bidi="pt_PT"/>
@@ -3149,7 +5892,7 @@
         </w:rPr>
         <w:t xml:space="preserve">O pai de João Batista era um sacerdote da divisão de Abias e marido de Elisabete, uma mulher de descendência sacerdotal. Sua história é contada em </w:t>
       </w:r>
-      <w:hyperlink r:id="rId89">
+      <w:hyperlink r:id="rId177">
         <w:r>
           <w:rPr>
             <w:lang w:val="pt_PT" w:bidi="pt_PT"/>
@@ -3167,7 +5910,7 @@
         </w:rPr>
         <w:t xml:space="preserve">. Eles viviam na região montanhosa da Judeia durante o reinado do Rei Herodes, o Grande (37–4 a.C.; </w:t>
       </w:r>
-      <w:hyperlink r:id="rId90">
+      <w:hyperlink r:id="rId178">
         <w:r>
           <w:rPr>
             <w:lang w:val="pt_PT" w:bidi="pt_PT"/>
@@ -3217,7 +5960,7 @@
         </w:rPr>
         <w:t>O nome originalmente proposto para João Batista, seguindo o nome de seu pai (</w:t>
       </w:r>
-      <w:hyperlink r:id="rId91">
+      <w:hyperlink r:id="rId179">
         <w:r>
           <w:rPr>
             <w:lang w:val="pt_PT" w:bidi="pt_PT"/>
@@ -3254,2749 +5997,6 @@
           <w:lang w:val="pt_PT" w:bidi="pt_PT"/>
         </w:rPr>
         <w:t>João Batista</w:t>
-      </w:r>
-      <w:r>
-        <w:rPr>
-          <w:lang w:val="pt_PT" w:bidi="pt_PT"/>
-        </w:rPr>
-        <w:t>.</w:t>
-      </w:r>
-      <w:r>
-        <w:rPr>
-          <w:lang w:val="pt_PT" w:bidi="pt_PT"/>
-        </w:rPr>
-      </w:r>
-      <w:r>
-        <w:rPr>
-          <w:lang w:val="pt_PT" w:bidi="pt_PT"/>
-        </w:rPr>
-      </w:r>
-    </w:p>
-    <w:p>
-      <w:pPr/>
-      <w:r>
-        <w:rPr>
-          <w:lang w:val="pt_PT" w:bidi="pt_PT"/>
-        </w:rPr>
-      </w:r>
-    </w:p>
-    <w:p>
-      <w:pPr>
-        <w:pStyle w:val="Heading2"/>
-      </w:pPr>
-      <w:r>
-        <w:rPr>
-          <w:lang w:val="pt_PT" w:bidi="pt_PT"/>
-        </w:rPr>
-        <w:t>Zacarias, Livro de</w:t>
-      </w:r>
-      <w:r>
-        <w:rPr>
-          <w:lang w:val="pt_PT" w:bidi="pt_PT"/>
-        </w:rPr>
-      </w:r>
-    </w:p>
-    <w:p>
-      <w:pPr/>
-      <w:r>
-        <w:rPr>
-          <w:lang w:val="pt_PT" w:bidi="pt_PT"/>
-        </w:rPr>
-      </w:r>
-      <w:r>
-        <w:rPr>
-          <w:lang w:val="pt_PT" w:bidi="pt_PT"/>
-        </w:rPr>
-        <w:t>O livro mais longo dos Profetas Menores e o mais difícil de entender. Uma razão para essa dificuldade são as numerosas visões que exigem um intérprete. Às vezes, um anjo intérprete está presente para explicar o significado da visão (</w:t>
-      </w:r>
-      <w:hyperlink r:id="rId92">
-        <w:r>
-          <w:rPr>
-            <w:lang w:val="pt_PT" w:bidi="pt_PT"/>
-          </w:rPr>
-          <w:rPr>
-            <w:color w:val="0000EE"/>
-            <w:u w:val="single"/>
-          </w:rPr>
-          <w:t>Zc 1.9–10,19–20</w:t>
-        </w:r>
-      </w:hyperlink>
-      <w:r>
-        <w:rPr>
-          <w:lang w:val="pt_PT" w:bidi="pt_PT"/>
-        </w:rPr>
-        <w:t xml:space="preserve">; </w:t>
-      </w:r>
-      <w:hyperlink r:id="rId93">
-        <w:r>
-          <w:rPr>
-            <w:lang w:val="pt_PT" w:bidi="pt_PT"/>
-          </w:rPr>
-          <w:rPr>
-            <w:color w:val="0000EE"/>
-            <w:u w:val="single"/>
-          </w:rPr>
-          <w:t>4.1–6</w:t>
-        </w:r>
-      </w:hyperlink>
-      <w:r>
-        <w:rPr>
-          <w:lang w:val="pt_PT" w:bidi="pt_PT"/>
-        </w:rPr>
-        <w:t xml:space="preserve">; </w:t>
-      </w:r>
-      <w:hyperlink r:id="rId94">
-        <w:r>
-          <w:rPr>
-            <w:lang w:val="pt_PT" w:bidi="pt_PT"/>
-          </w:rPr>
-          <w:rPr>
-            <w:color w:val="0000EE"/>
-            <w:u w:val="single"/>
-          </w:rPr>
-          <w:t>5.5–6</w:t>
-        </w:r>
-      </w:hyperlink>
-      <w:r>
-        <w:rPr>
-          <w:lang w:val="pt_PT" w:bidi="pt_PT"/>
-        </w:rPr>
-        <w:t xml:space="preserve">), mas em outras ocasiões, quando uma interpretação é realmente necessária, não há um anjo para fornecê-la. O significado obscuro de muitas passagens gerou inúmeras teorias sobre a data, autoria, unidade e interpretação deste livro. Uma coisa que torna o livro de Zacarias significativo para os cristãos é seu uso no NT. A última parte de Zacarias (caps. </w:t>
-      </w:r>
-      <w:hyperlink r:id="rId95">
-        <w:r>
-          <w:rPr>
-            <w:lang w:val="pt_PT" w:bidi="pt_PT"/>
-          </w:rPr>
-          <w:rPr>
-            <w:color w:val="0000EE"/>
-            <w:u w:val="single"/>
-          </w:rPr>
-          <w:t>9–11</w:t>
-        </w:r>
-      </w:hyperlink>
-      <w:r>
-        <w:rPr>
-          <w:lang w:val="pt_PT" w:bidi="pt_PT"/>
-        </w:rPr>
-        <w:t>) é a seção mais citada dos Profetas nas narrativas da Paixão nos Evangelhos e, além de Ezequiel, Zacarias influenciou o livro do Apocalipse mais do que qualquer outro livro do AT.</w:t>
-      </w:r>
-    </w:p>
-    <w:p>
-      <w:pPr/>
-      <w:r>
-        <w:rPr>
-          <w:lang w:val="pt_PT" w:bidi="pt_PT"/>
-        </w:rPr>
-      </w:r>
-      <w:r>
-        <w:rPr>
-          <w:lang w:val="pt_PT" w:bidi="pt_PT"/>
-        </w:rPr>
-        <w:t>Resumo</w:t>
-      </w:r>
-    </w:p>
-    <w:p>
-      <w:pPr/>
-      <w:r>
-        <w:rPr>
-          <w:lang w:val="pt_PT" w:bidi="pt_PT"/>
-        </w:rPr>
-      </w:r>
-      <w:r>
-        <w:rPr>
-          <w:lang w:val="pt_PT" w:bidi="pt_PT"/>
-        </w:rPr>
-        <w:t>• Autor</w:t>
-      </w:r>
-    </w:p>
-    <w:p>
-      <w:pPr/>
-      <w:r>
-        <w:rPr>
-          <w:lang w:val="pt_PT" w:bidi="pt_PT"/>
-        </w:rPr>
-      </w:r>
-      <w:r>
-        <w:rPr>
-          <w:lang w:val="pt_PT" w:bidi="pt_PT"/>
-        </w:rPr>
-        <w:t>• Data</w:t>
-      </w:r>
-    </w:p>
-    <w:p>
-      <w:pPr/>
-      <w:r>
-        <w:rPr>
-          <w:lang w:val="pt_PT" w:bidi="pt_PT"/>
-        </w:rPr>
-      </w:r>
-      <w:r>
-        <w:rPr>
-          <w:lang w:val="pt_PT" w:bidi="pt_PT"/>
-        </w:rPr>
-        <w:t>• Contexto</w:t>
-      </w:r>
-    </w:p>
-    <w:p>
-      <w:pPr/>
-      <w:r>
-        <w:rPr>
-          <w:lang w:val="pt_PT" w:bidi="pt_PT"/>
-        </w:rPr>
-      </w:r>
-      <w:r>
-        <w:rPr>
-          <w:lang w:val="pt_PT" w:bidi="pt_PT"/>
-        </w:rPr>
-        <w:t>• Propósito e Mensagem</w:t>
-      </w:r>
-    </w:p>
-    <w:p>
-      <w:pPr/>
-      <w:r>
-        <w:rPr>
-          <w:lang w:val="pt_PT" w:bidi="pt_PT"/>
-        </w:rPr>
-      </w:r>
-      <w:r>
-        <w:rPr>
-          <w:lang w:val="pt_PT" w:bidi="pt_PT"/>
-        </w:rPr>
-        <w:t>• Conteúdo</w:t>
-      </w:r>
-    </w:p>
-    <w:p>
-      <w:pPr>
-        <w:pStyle w:val="Heading3"/>
-      </w:pPr>
-      <w:r>
-        <w:rPr>
-          <w:lang w:val="pt_PT" w:bidi="pt_PT"/>
-        </w:rPr>
-        <w:t>Autor</w:t>
-      </w:r>
-    </w:p>
-    <w:p>
-      <w:pPr/>
-      <w:r>
-        <w:rPr>
-          <w:lang w:val="pt_PT" w:bidi="pt_PT"/>
-        </w:rPr>
-      </w:r>
-      <w:r>
-        <w:rPr>
-          <w:lang w:val="pt_PT" w:bidi="pt_PT"/>
-        </w:rPr>
-        <w:t xml:space="preserve">O nome Zacarias provavelmente significa “o Senhor se lembra” ou “o Senhor é renomado”. Zacarias é um nome comum no AT e NT. Pelo menos 30 pessoas diferentes no AT são chamadas Zacarias. Há um problema em identificar o pai do profeta. Em </w:t>
-      </w:r>
-      <w:hyperlink r:id="rId71">
-        <w:r>
-          <w:rPr>
-            <w:lang w:val="pt_PT" w:bidi="pt_PT"/>
-          </w:rPr>
-          <w:rPr>
-            <w:color w:val="0000EE"/>
-            <w:u w:val="single"/>
-          </w:rPr>
-          <w:t>Zacarias 1.1</w:t>
-        </w:r>
-      </w:hyperlink>
-      <w:r>
-        <w:rPr>
-          <w:lang w:val="pt_PT" w:bidi="pt_PT"/>
-        </w:rPr>
-        <w:t xml:space="preserve"> e </w:t>
-      </w:r>
-      <w:hyperlink r:id="rId96">
-        <w:r>
-          <w:rPr>
-            <w:lang w:val="pt_PT" w:bidi="pt_PT"/>
-          </w:rPr>
-          <w:rPr>
-            <w:color w:val="0000EE"/>
-            <w:u w:val="single"/>
-          </w:rPr>
-          <w:t>1.7</w:t>
-        </w:r>
-      </w:hyperlink>
-      <w:r>
-        <w:rPr>
-          <w:lang w:val="pt_PT" w:bidi="pt_PT"/>
-        </w:rPr>
-        <w:t xml:space="preserve">, o profeta é chamado de “filho de Berequias, filho de Ido", mas em </w:t>
-      </w:r>
-      <w:hyperlink r:id="rId73">
-        <w:r>
-          <w:rPr>
-            <w:lang w:val="pt_PT" w:bidi="pt_PT"/>
-          </w:rPr>
-          <w:rPr>
-            <w:color w:val="0000EE"/>
-            <w:u w:val="single"/>
-          </w:rPr>
-          <w:t>Esdras 5.1</w:t>
-        </w:r>
-      </w:hyperlink>
-      <w:r>
-        <w:rPr>
-          <w:lang w:val="pt_PT" w:bidi="pt_PT"/>
-        </w:rPr>
-        <w:t xml:space="preserve"> e </w:t>
-      </w:r>
-      <w:hyperlink r:id="rId74">
-        <w:r>
-          <w:rPr>
-            <w:lang w:val="pt_PT" w:bidi="pt_PT"/>
-          </w:rPr>
-          <w:rPr>
-            <w:color w:val="0000EE"/>
-            <w:u w:val="single"/>
-          </w:rPr>
-          <w:t>6.14</w:t>
-        </w:r>
-      </w:hyperlink>
-      <w:r>
-        <w:rPr>
-          <w:lang w:val="pt_PT" w:bidi="pt_PT"/>
-        </w:rPr>
-        <w:t xml:space="preserve"> ele é chamado simplesmente de “filho de Ido”. Houve outro Zacarias no tempo de Isaías cujo pai se chamava Jeberequias (</w:t>
-      </w:r>
-      <w:hyperlink r:id="rId78">
-        <w:r>
-          <w:rPr>
-            <w:lang w:val="pt_PT" w:bidi="pt_PT"/>
-          </w:rPr>
-          <w:rPr>
-            <w:color w:val="0000EE"/>
-            <w:u w:val="single"/>
-          </w:rPr>
-          <w:t>Is 8.2</w:t>
-        </w:r>
-      </w:hyperlink>
-      <w:r>
-        <w:rPr>
-          <w:lang w:val="pt_PT" w:bidi="pt_PT"/>
-        </w:rPr>
-        <w:t>). Outro profeta com o nome de Zacarias, filho de Joiada, o sacerdote, viveu muito antes durante o reinado de Joás, rei de Judá (835–796 a.C.). Este profeta foi apedrejado até a morte porque proclamou que o Senhor havia abandonado seu povo por causa de seus pecados (</w:t>
-      </w:r>
-      <w:hyperlink r:id="rId65">
-        <w:r>
-          <w:rPr>
-            <w:lang w:val="pt_PT" w:bidi="pt_PT"/>
-          </w:rPr>
-          <w:rPr>
-            <w:color w:val="0000EE"/>
-            <w:u w:val="single"/>
-          </w:rPr>
-          <w:t>2Cr 24.20–22</w:t>
-        </w:r>
-      </w:hyperlink>
-      <w:r>
-        <w:rPr>
-          <w:lang w:val="pt_PT" w:bidi="pt_PT"/>
-        </w:rPr>
-        <w:t>). Jesus parece ter se referido a este ou a um incidente semelhante não registrado, mas ele chama o profeta de filho de Berequias, o último dos mártires entre os profetas (</w:t>
-      </w:r>
-      <w:hyperlink r:id="rId66">
-        <w:r>
-          <w:rPr>
-            <w:lang w:val="pt_PT" w:bidi="pt_PT"/>
-          </w:rPr>
-          <w:rPr>
-            <w:color w:val="0000EE"/>
-            <w:u w:val="single"/>
-          </w:rPr>
-          <w:t>Mt 23.35</w:t>
-        </w:r>
-      </w:hyperlink>
-      <w:r>
-        <w:rPr>
-          <w:lang w:val="pt_PT" w:bidi="pt_PT"/>
-        </w:rPr>
-        <w:t>). No entanto, o relato de Lucas sobre o que Jesus disse sobre Zacarias (</w:t>
-      </w:r>
-      <w:hyperlink r:id="rId97">
-        <w:r>
-          <w:rPr>
-            <w:lang w:val="pt_PT" w:bidi="pt_PT"/>
-          </w:rPr>
-          <w:rPr>
-            <w:color w:val="0000EE"/>
-            <w:u w:val="single"/>
-          </w:rPr>
-          <w:t>Lc 11.51</w:t>
-        </w:r>
-      </w:hyperlink>
-      <w:r>
-        <w:rPr>
-          <w:lang w:val="pt_PT" w:bidi="pt_PT"/>
-        </w:rPr>
-        <w:t>) não inclui as palavras “filho de Berequias”. Como Jesus estava citando 2 Crônicas, que era o último livro na Bíblia Hebraica, ele estava simplesmente indicando o alcance do tempo desde o primeiro assassinato (Abel) até o último (Zacarias, filho de Joiada). Não há evidências de que o profeta do livro de Zacarias tenha sido martirizado; portanto, a melhor solução para o problema é considerar Berequias o pai, e Ido o avô, deste profeta.</w:t>
-      </w:r>
-    </w:p>
-    <w:p>
-      <w:pPr>
-        <w:pStyle w:val="Heading3"/>
-      </w:pPr>
-      <w:r>
-        <w:rPr>
-          <w:lang w:val="pt_PT" w:bidi="pt_PT"/>
-        </w:rPr>
-        <w:t>Data</w:t>
-      </w:r>
-    </w:p>
-    <w:p>
-      <w:pPr/>
-      <w:r>
-        <w:rPr>
-          <w:lang w:val="pt_PT" w:bidi="pt_PT"/>
-        </w:rPr>
-      </w:r>
-      <w:r>
-        <w:rPr>
-          <w:lang w:val="pt_PT" w:bidi="pt_PT"/>
-        </w:rPr>
-        <w:t xml:space="preserve">A primeira parte do livro de Zacarias (caps. </w:t>
-      </w:r>
-      <w:hyperlink r:id="rId98">
-        <w:r>
-          <w:rPr>
-            <w:lang w:val="pt_PT" w:bidi="pt_PT"/>
-          </w:rPr>
-          <w:rPr>
-            <w:color w:val="0000EE"/>
-            <w:u w:val="single"/>
-          </w:rPr>
-          <w:t>1–8</w:t>
-        </w:r>
-      </w:hyperlink>
-      <w:r>
-        <w:rPr>
-          <w:lang w:val="pt_PT" w:bidi="pt_PT"/>
-        </w:rPr>
-        <w:t xml:space="preserve">) é fácil de datar. A primeira data está no primeiro versículo: “no oitavo mês do segundo ano de Dario”. Este era Dario, rei da Pérsia (521–486 a.C.). O oitavo mês do segundo ano de Dario seria outubro de 520 a.C. Esta data parece ser a primeira vez que a “palavra do Senhor” veio a Zacarias. A segunda data em Zacarias está em </w:t>
-      </w:r>
-      <w:hyperlink r:id="rId96">
-        <w:r>
-          <w:rPr>
-            <w:lang w:val="pt_PT" w:bidi="pt_PT"/>
-          </w:rPr>
-          <w:rPr>
-            <w:color w:val="0000EE"/>
-            <w:u w:val="single"/>
-          </w:rPr>
-          <w:t>1.7</w:t>
-        </w:r>
-      </w:hyperlink>
-      <w:r>
-        <w:rPr>
-          <w:lang w:val="pt_PT" w:bidi="pt_PT"/>
-        </w:rPr>
-        <w:t xml:space="preserve">: “No vigésimo quarto dia do décimo primeiro mês, que é o mês de Sebate, no segundo ano de Dario...”. Esta data seria 15 de fevereiro de 519 a.C. A palavra do Senhor que veio a Zacarias nesta data parece incluir o relato de oito visões noturnas, juntamente com alguns oráculos, de um anjo que falou com ele. A terceira data em Zacarias está em </w:t>
-      </w:r>
-      <w:hyperlink r:id="rId99">
-        <w:r>
-          <w:rPr>
-            <w:lang w:val="pt_PT" w:bidi="pt_PT"/>
-          </w:rPr>
-          <w:rPr>
-            <w:color w:val="0000EE"/>
-            <w:u w:val="single"/>
-          </w:rPr>
-          <w:t>7.1</w:t>
-        </w:r>
-      </w:hyperlink>
-      <w:r>
-        <w:rPr>
-          <w:lang w:val="pt_PT" w:bidi="pt_PT"/>
-        </w:rPr>
-        <w:t>: “No quarto ano do rei Dario... no quarto dia do nono mês, que é Quisleu...”. Esta data seria equivalente a 7 de dezembro de 518 a.C.</w:t>
-      </w:r>
-    </w:p>
-    <w:p>
-      <w:pPr/>
-      <w:r>
-        <w:rPr>
-          <w:lang w:val="pt_PT" w:bidi="pt_PT"/>
-        </w:rPr>
-      </w:r>
-      <w:r>
-        <w:rPr>
-          <w:lang w:val="pt_PT" w:bidi="pt_PT"/>
-        </w:rPr>
-        <w:t xml:space="preserve">Não há datas em </w:t>
-      </w:r>
-      <w:hyperlink r:id="rId100">
-        <w:r>
-          <w:rPr>
-            <w:lang w:val="pt_PT" w:bidi="pt_PT"/>
-          </w:rPr>
-          <w:rPr>
-            <w:color w:val="0000EE"/>
-            <w:u w:val="single"/>
-          </w:rPr>
-          <w:t>Zacarias 9–14</w:t>
-        </w:r>
-      </w:hyperlink>
-      <w:r>
-        <w:rPr>
-          <w:lang w:val="pt_PT" w:bidi="pt_PT"/>
-        </w:rPr>
-        <w:t>. O nome de Zacarias nunca é mencionado, assim como Dario ou qualquer rei. Um período de relativa paz e estabilidade dá lugar à guerra. O templo está de pé (</w:t>
-      </w:r>
-      <w:hyperlink r:id="rId101">
-        <w:r>
-          <w:rPr>
-            <w:lang w:val="pt_PT" w:bidi="pt_PT"/>
-          </w:rPr>
-          <w:rPr>
-            <w:color w:val="0000EE"/>
-            <w:u w:val="single"/>
-          </w:rPr>
-          <w:t>11.13</w:t>
-        </w:r>
-      </w:hyperlink>
-      <w:r>
-        <w:rPr>
-          <w:lang w:val="pt_PT" w:bidi="pt_PT"/>
-        </w:rPr>
-        <w:t xml:space="preserve">; </w:t>
-      </w:r>
-      <w:hyperlink r:id="rId102">
-        <w:r>
-          <w:rPr>
-            <w:lang w:val="pt_PT" w:bidi="pt_PT"/>
-          </w:rPr>
-          <w:rPr>
-            <w:color w:val="0000EE"/>
-            <w:u w:val="single"/>
-          </w:rPr>
-          <w:t>14.20</w:t>
-        </w:r>
-      </w:hyperlink>
-      <w:r>
-        <w:rPr>
-          <w:lang w:val="pt_PT" w:bidi="pt_PT"/>
-        </w:rPr>
-        <w:t>), e evidentemente soldados gregos estão presentes (</w:t>
-      </w:r>
-      <w:hyperlink r:id="rId103">
-        <w:r>
-          <w:rPr>
-            <w:lang w:val="pt_PT" w:bidi="pt_PT"/>
-          </w:rPr>
-          <w:rPr>
-            <w:color w:val="0000EE"/>
-            <w:u w:val="single"/>
-          </w:rPr>
-          <w:t>9.13</w:t>
-        </w:r>
-      </w:hyperlink>
-      <w:r>
-        <w:rPr>
-          <w:lang w:val="pt_PT" w:bidi="pt_PT"/>
-        </w:rPr>
-        <w:t xml:space="preserve">). Qualquer tentativa de atribuir datas específicas a </w:t>
-      </w:r>
-      <w:hyperlink r:id="rId100">
-        <w:r>
-          <w:rPr>
-            <w:lang w:val="pt_PT" w:bidi="pt_PT"/>
-          </w:rPr>
-          <w:rPr>
-            <w:color w:val="0000EE"/>
-            <w:u w:val="single"/>
-          </w:rPr>
-          <w:t>Zacarias 9–14</w:t>
-        </w:r>
-      </w:hyperlink>
-      <w:r>
-        <w:rPr>
-          <w:lang w:val="pt_PT" w:bidi="pt_PT"/>
-        </w:rPr>
-        <w:t xml:space="preserve"> seria especulação.</w:t>
-      </w:r>
-    </w:p>
-    <w:p>
-      <w:pPr>
-        <w:pStyle w:val="Heading3"/>
-      </w:pPr>
-      <w:r>
-        <w:rPr>
-          <w:lang w:val="pt_PT" w:bidi="pt_PT"/>
-        </w:rPr>
-        <w:t>Contexto</w:t>
-      </w:r>
-    </w:p>
-    <w:p>
-      <w:pPr/>
-      <w:r>
-        <w:rPr>
-          <w:lang w:val="pt_PT" w:bidi="pt_PT"/>
-        </w:rPr>
-      </w:r>
-      <w:r>
-        <w:rPr>
-          <w:lang w:val="pt_PT" w:bidi="pt_PT"/>
-        </w:rPr>
-        <w:t xml:space="preserve">O templo em Jerusalém foi destruído por Nabucodonosor, rei da Babilônia, em 586 a.C. Nabucodonosor fez várias incursões contra Jerusalém antes e depois de sua queda, levando muitos cativos para Babilônia (cf. </w:t>
-      </w:r>
-      <w:hyperlink r:id="rId104">
-        <w:r>
-          <w:rPr>
-            <w:lang w:val="pt_PT" w:bidi="pt_PT"/>
-          </w:rPr>
-          <w:rPr>
-            <w:color w:val="0000EE"/>
-            <w:u w:val="single"/>
-          </w:rPr>
-          <w:t>2Rs 24.1–17</w:t>
-        </w:r>
-      </w:hyperlink>
-      <w:r>
-        <w:rPr>
-          <w:lang w:val="pt_PT" w:bidi="pt_PT"/>
-        </w:rPr>
-        <w:t xml:space="preserve">; </w:t>
-      </w:r>
-      <w:hyperlink r:id="rId105">
-        <w:r>
-          <w:rPr>
-            <w:lang w:val="pt_PT" w:bidi="pt_PT"/>
-          </w:rPr>
-          <w:rPr>
-            <w:color w:val="0000EE"/>
-            <w:u w:val="single"/>
-          </w:rPr>
-          <w:t>Dn 1.1</w:t>
-        </w:r>
-      </w:hyperlink>
-      <w:r>
-        <w:rPr>
-          <w:lang w:val="pt_PT" w:bidi="pt_PT"/>
-        </w:rPr>
-        <w:t>). Em duas ocasiões, Jeremias previu que o cativeiro duraria 70 anos (</w:t>
-      </w:r>
-      <w:hyperlink r:id="rId106">
-        <w:r>
-          <w:rPr>
-            <w:lang w:val="pt_PT" w:bidi="pt_PT"/>
-          </w:rPr>
-          <w:rPr>
-            <w:color w:val="0000EE"/>
-            <w:u w:val="single"/>
-          </w:rPr>
-          <w:t>Jr 25.11</w:t>
-        </w:r>
-      </w:hyperlink>
-      <w:r>
-        <w:rPr>
-          <w:lang w:val="pt_PT" w:bidi="pt_PT"/>
-        </w:rPr>
-        <w:t xml:space="preserve">; </w:t>
-      </w:r>
-      <w:hyperlink r:id="rId107">
-        <w:r>
-          <w:rPr>
-            <w:lang w:val="pt_PT" w:bidi="pt_PT"/>
-          </w:rPr>
-          <w:rPr>
-            <w:color w:val="0000EE"/>
-            <w:u w:val="single"/>
-          </w:rPr>
-          <w:t>29.10</w:t>
-        </w:r>
-      </w:hyperlink>
-      <w:r>
-        <w:rPr>
-          <w:lang w:val="pt_PT" w:bidi="pt_PT"/>
-        </w:rPr>
-        <w:t xml:space="preserve">; cf. </w:t>
-      </w:r>
-      <w:hyperlink r:id="rId108">
-        <w:r>
-          <w:rPr>
-            <w:lang w:val="pt_PT" w:bidi="pt_PT"/>
-          </w:rPr>
-          <w:rPr>
-            <w:color w:val="0000EE"/>
-            <w:u w:val="single"/>
-          </w:rPr>
-          <w:t>Dn 9.2</w:t>
-        </w:r>
-      </w:hyperlink>
-      <w:r>
-        <w:rPr>
-          <w:lang w:val="pt_PT" w:bidi="pt_PT"/>
-        </w:rPr>
-        <w:t>). No tempo de Zacarias, o período de 70 anos desde a queda de Jerusalém estava chegando ao fim (</w:t>
-      </w:r>
-      <w:hyperlink r:id="rId109">
-        <w:r>
-          <w:rPr>
-            <w:lang w:val="pt_PT" w:bidi="pt_PT"/>
-          </w:rPr>
-          <w:rPr>
-            <w:color w:val="0000EE"/>
-            <w:u w:val="single"/>
-          </w:rPr>
-          <w:t>Zc 1.12</w:t>
-        </w:r>
-      </w:hyperlink>
-      <w:r>
-        <w:rPr>
-          <w:lang w:val="pt_PT" w:bidi="pt_PT"/>
-        </w:rPr>
-        <w:t xml:space="preserve">; </w:t>
-      </w:r>
-      <w:hyperlink r:id="rId110">
-        <w:r>
-          <w:rPr>
-            <w:lang w:val="pt_PT" w:bidi="pt_PT"/>
-          </w:rPr>
-          <w:rPr>
-            <w:color w:val="0000EE"/>
-            <w:u w:val="single"/>
-          </w:rPr>
-          <w:t>7.5</w:t>
-        </w:r>
-      </w:hyperlink>
-      <w:r>
-        <w:rPr>
-          <w:lang w:val="pt_PT" w:bidi="pt_PT"/>
-        </w:rPr>
-        <w:t>). Haviam se passado 66 anos desde a queda de Jerusalém, quando a primeira “palavra do Senhor” veio a Zacarias no segundo ano de Dario (520 a.C.). O Império Babilônico havia caído para os persas em 538 a.C., e Ciro, o primeiro rei da Pérsia, assinou um decreto permitindo que todos os cativos retornassem às suas casas (</w:t>
-      </w:r>
-      <w:hyperlink r:id="rId111">
-        <w:r>
-          <w:rPr>
-            <w:lang w:val="pt_PT" w:bidi="pt_PT"/>
-          </w:rPr>
-          <w:rPr>
-            <w:color w:val="0000EE"/>
-            <w:u w:val="single"/>
-          </w:rPr>
-          <w:t>2Cr 36.23</w:t>
-        </w:r>
-      </w:hyperlink>
-      <w:r>
-        <w:rPr>
-          <w:lang w:val="pt_PT" w:bidi="pt_PT"/>
-        </w:rPr>
-        <w:t xml:space="preserve">; </w:t>
-      </w:r>
-      <w:hyperlink r:id="rId112">
-        <w:r>
-          <w:rPr>
-            <w:lang w:val="pt_PT" w:bidi="pt_PT"/>
-          </w:rPr>
-          <w:rPr>
-            <w:color w:val="0000EE"/>
-            <w:u w:val="single"/>
-          </w:rPr>
-          <w:t>Ed 1.1–4</w:t>
-        </w:r>
-      </w:hyperlink>
-      <w:r>
-        <w:rPr>
-          <w:lang w:val="pt_PT" w:bidi="pt_PT"/>
-        </w:rPr>
-        <w:t>). Evidentemente, o primeiro contingente de cativos judeus retornou a Jerusalém com Zorobabel e Josué, o sacerdote, por volta de 536 a.C. Um dos primeiros objetivos dos retornados era reconstruir o templo (</w:t>
-      </w:r>
-      <w:hyperlink r:id="rId113">
-        <w:r>
-          <w:rPr>
-            <w:lang w:val="pt_PT" w:bidi="pt_PT"/>
-          </w:rPr>
-          <w:rPr>
-            <w:color w:val="0000EE"/>
-            <w:u w:val="single"/>
-          </w:rPr>
-          <w:t>Ed 1.3</w:t>
-        </w:r>
-      </w:hyperlink>
-      <w:r>
-        <w:rPr>
-          <w:lang w:val="pt_PT" w:bidi="pt_PT"/>
-        </w:rPr>
-        <w:t>), mas conflitos internos e oposição externa dos samaritanos impediram a reconstrução imediata do templo. Após Dario I se tornar rei da Pérsia em 521 a.C., uma onda de expectativa e entusiasmo varreu as comunidades judaicas em Jerusalém e Babilônia. Dois profetas, possivelmente dos exilados babilônicos, Ageu e Zacarias, começaram a pregar tão poderosamente que o trabalho no segundo templo começou em 520 a.C. e foi concluído em 516 a.C. (</w:t>
-      </w:r>
-      <w:hyperlink r:id="rId114">
-        <w:r>
-          <w:rPr>
-            <w:lang w:val="pt_PT" w:bidi="pt_PT"/>
-          </w:rPr>
-          <w:rPr>
-            <w:color w:val="0000EE"/>
-            <w:u w:val="single"/>
-          </w:rPr>
-          <w:t>Ed 5.1,14–15</w:t>
-        </w:r>
-      </w:hyperlink>
-      <w:r>
-        <w:rPr>
-          <w:lang w:val="pt_PT" w:bidi="pt_PT"/>
-        </w:rPr>
-        <w:t xml:space="preserve">; </w:t>
-      </w:r>
-      <w:hyperlink r:id="rId115">
-        <w:r>
-          <w:rPr>
-            <w:lang w:val="pt_PT" w:bidi="pt_PT"/>
-          </w:rPr>
-          <w:rPr>
-            <w:color w:val="0000EE"/>
-            <w:u w:val="single"/>
-          </w:rPr>
-          <w:t>Ag 1–2</w:t>
-        </w:r>
-      </w:hyperlink>
-      <w:r>
-        <w:rPr>
-          <w:lang w:val="pt_PT" w:bidi="pt_PT"/>
-        </w:rPr>
-        <w:t xml:space="preserve">; </w:t>
-      </w:r>
-      <w:hyperlink r:id="rId116">
-        <w:r>
-          <w:rPr>
-            <w:lang w:val="pt_PT" w:bidi="pt_PT"/>
-          </w:rPr>
-          <w:rPr>
-            <w:color w:val="0000EE"/>
-            <w:u w:val="single"/>
-          </w:rPr>
-          <w:t>Zc 1–8</w:t>
-        </w:r>
-      </w:hyperlink>
-      <w:r>
-        <w:rPr>
-          <w:lang w:val="pt_PT" w:bidi="pt_PT"/>
-        </w:rPr>
-        <w:t>).</w:t>
-      </w:r>
-    </w:p>
-    <w:p>
-      <w:pPr/>
-      <w:r>
-        <w:rPr>
-          <w:lang w:val="pt_PT" w:bidi="pt_PT"/>
-        </w:rPr>
-      </w:r>
-      <w:r>
-        <w:rPr>
-          <w:lang w:val="pt_PT" w:bidi="pt_PT"/>
-        </w:rPr>
-        <w:t>O livro de Zacarias começa no segundo ano de Dario (520 a.C.). Alguns dos cativos já estavam de volta em Jerusalém há 16 anos, mas nada estava sendo feito para reconstruir o templo. A primeira mensagem de Zacarias convocou o povo a se arrepender e a não repetir o erro de seus pais, cujos pecados e recusa em se arrepender levaram ao exílio e à destruição do templo (</w:t>
-      </w:r>
-      <w:hyperlink r:id="rId117">
-        <w:r>
-          <w:rPr>
-            <w:lang w:val="pt_PT" w:bidi="pt_PT"/>
-          </w:rPr>
-          <w:rPr>
-            <w:color w:val="0000EE"/>
-            <w:u w:val="single"/>
-          </w:rPr>
-          <w:t>Zc 1.1–6</w:t>
-        </w:r>
-      </w:hyperlink>
-      <w:r>
-        <w:rPr>
-          <w:lang w:val="pt_PT" w:bidi="pt_PT"/>
-        </w:rPr>
-        <w:t>). Em seguida, uma série de oito visões noturnas ocorre (</w:t>
-      </w:r>
-      <w:hyperlink r:id="rId118">
-        <w:r>
-          <w:rPr>
-            <w:lang w:val="pt_PT" w:bidi="pt_PT"/>
-          </w:rPr>
-          <w:rPr>
-            <w:color w:val="0000EE"/>
-            <w:u w:val="single"/>
-          </w:rPr>
-          <w:t>1.7–6.8</w:t>
-        </w:r>
-      </w:hyperlink>
-      <w:r>
-        <w:rPr>
-          <w:lang w:val="pt_PT" w:bidi="pt_PT"/>
-        </w:rPr>
-        <w:t>), assegurando ao povo que o templo seria reconstruído por Zorobabel (</w:t>
-      </w:r>
-      <w:hyperlink r:id="rId119">
-        <w:r>
-          <w:rPr>
-            <w:lang w:val="pt_PT" w:bidi="pt_PT"/>
-          </w:rPr>
-          <w:rPr>
-            <w:color w:val="0000EE"/>
-            <w:u w:val="single"/>
-          </w:rPr>
-          <w:t>1.16</w:t>
-        </w:r>
-      </w:hyperlink>
-      <w:r>
-        <w:rPr>
-          <w:lang w:val="pt_PT" w:bidi="pt_PT"/>
-        </w:rPr>
-        <w:t xml:space="preserve">; </w:t>
-      </w:r>
-      <w:hyperlink r:id="rId120">
-        <w:r>
-          <w:rPr>
-            <w:lang w:val="pt_PT" w:bidi="pt_PT"/>
-          </w:rPr>
-          <w:rPr>
-            <w:color w:val="0000EE"/>
-            <w:u w:val="single"/>
-          </w:rPr>
-          <w:t>4.9</w:t>
-        </w:r>
-      </w:hyperlink>
-      <w:r>
-        <w:rPr>
-          <w:lang w:val="pt_PT" w:bidi="pt_PT"/>
-        </w:rPr>
-        <w:t xml:space="preserve">; </w:t>
-      </w:r>
-      <w:hyperlink r:id="rId121">
-        <w:r>
-          <w:rPr>
-            <w:lang w:val="pt_PT" w:bidi="pt_PT"/>
-          </w:rPr>
-          <w:rPr>
-            <w:color w:val="0000EE"/>
-            <w:u w:val="single"/>
-          </w:rPr>
-          <w:t>6.15</w:t>
-        </w:r>
-      </w:hyperlink>
-      <w:r>
-        <w:rPr>
-          <w:lang w:val="pt_PT" w:bidi="pt_PT"/>
-        </w:rPr>
-        <w:t>). Dois versículos em Zacarias falam muito sobre as dificuldades e desafios em Jerusalém antes de o templo ser reconstruído: “Assim diz o Senhor Todo-Poderoso: Tenham coragem e terminem a tarefa! Vocês ouviram o que os profetas têm dito sobre a construção do Templo do Senhor Todo-Poderoso desde que a fundação foi lançada. Antes de o trabalho no Templo começar, não havia empregos nem salários para pessoas ou animais. Nenhum viajante estava seguro do inimigo, pois havia inimigos por todos os lados. Eu tinha voltado todos contra cada um” (</w:t>
-      </w:r>
-      <w:hyperlink r:id="rId122">
-        <w:r>
-          <w:rPr>
-            <w:lang w:val="pt_PT" w:bidi="pt_PT"/>
-          </w:rPr>
-          <w:rPr>
-            <w:color w:val="0000EE"/>
-            <w:u w:val="single"/>
-          </w:rPr>
-          <w:t>8.9–10</w:t>
-        </w:r>
-      </w:hyperlink>
-      <w:r>
-        <w:rPr>
-          <w:lang w:val="pt_PT" w:bidi="pt_PT"/>
-        </w:rPr>
-        <w:t>).</w:t>
-      </w:r>
-    </w:p>
-    <w:p>
-      <w:pPr/>
-      <w:r>
-        <w:rPr>
-          <w:lang w:val="pt_PT" w:bidi="pt_PT"/>
-        </w:rPr>
-      </w:r>
-      <w:r>
-        <w:rPr>
-          <w:lang w:val="pt_PT" w:bidi="pt_PT"/>
-        </w:rPr>
-        <w:t xml:space="preserve">Os primeiros oito capítulos de Zacarias são ambientados nas situações sociais, políticas e religiosas em Jerusalém de 520 a 518 a.C. Mas a partir do capítulo </w:t>
-      </w:r>
-      <w:hyperlink r:id="rId123">
-        <w:r>
-          <w:rPr>
-            <w:lang w:val="pt_PT" w:bidi="pt_PT"/>
-          </w:rPr>
-          <w:rPr>
-            <w:color w:val="0000EE"/>
-            <w:u w:val="single"/>
-          </w:rPr>
-          <w:t>9</w:t>
-        </w:r>
-      </w:hyperlink>
-      <w:r>
-        <w:rPr>
-          <w:lang w:val="pt_PT" w:bidi="pt_PT"/>
-        </w:rPr>
-        <w:t xml:space="preserve">, as âncoras históricas são perdidas. O capítulo </w:t>
-      </w:r>
-      <w:hyperlink r:id="rId123">
-        <w:r>
-          <w:rPr>
-            <w:lang w:val="pt_PT" w:bidi="pt_PT"/>
-          </w:rPr>
-          <w:rPr>
-            <w:color w:val="0000EE"/>
-            <w:u w:val="single"/>
-          </w:rPr>
-          <w:t>9</w:t>
-        </w:r>
-      </w:hyperlink>
-      <w:r>
-        <w:rPr>
-          <w:lang w:val="pt_PT" w:bidi="pt_PT"/>
-        </w:rPr>
-        <w:t xml:space="preserve"> começa com um oráculo contra a Síria, incluindo Damasco, Tiro e Sidom, e contra a Filístia. Cada um desses lugares será conquistado e purificado, tornando-se como um clã em Judá. Há a promessa de um novo rei vindo triunfantemente para Jerusalém, mas humildemente montado em um jumento. Seu reinado será pacífico e universal. O próximo oráculo fala sobre libertar os cativos, mas isso pode não se referir aos cativos babilônicos, devido a uma referência aos gregos. </w:t>
-      </w:r>
-      <w:hyperlink r:id="rId124">
-        <w:r>
-          <w:rPr>
-            <w:lang w:val="pt_PT" w:bidi="pt_PT"/>
-          </w:rPr>
-          <w:rPr>
-            <w:color w:val="0000EE"/>
-            <w:u w:val="single"/>
-          </w:rPr>
-          <w:t>Zacarias 9–12</w:t>
-        </w:r>
-      </w:hyperlink>
-      <w:r>
-        <w:rPr>
-          <w:lang w:val="pt_PT" w:bidi="pt_PT"/>
-        </w:rPr>
-        <w:t xml:space="preserve"> está quase totalmente focado no futuro. Alguns estudiosos chamam essa parte de literatura apocalíptica. As nações atacam Jerusalém e são derrotadas (caps. </w:t>
-      </w:r>
-      <w:hyperlink r:id="rId125">
-        <w:r>
-          <w:rPr>
-            <w:lang w:val="pt_PT" w:bidi="pt_PT"/>
-          </w:rPr>
-          <w:rPr>
-            <w:color w:val="0000EE"/>
-            <w:u w:val="single"/>
-          </w:rPr>
-          <w:t>12</w:t>
-        </w:r>
-      </w:hyperlink>
-      <w:r>
-        <w:rPr>
-          <w:lang w:val="pt_PT" w:bidi="pt_PT"/>
-        </w:rPr>
-        <w:t xml:space="preserve">, </w:t>
-      </w:r>
-      <w:hyperlink r:id="rId126">
-        <w:r>
-          <w:rPr>
-            <w:lang w:val="pt_PT" w:bidi="pt_PT"/>
-          </w:rPr>
-          <w:rPr>
-            <w:color w:val="0000EE"/>
-            <w:u w:val="single"/>
-          </w:rPr>
-          <w:t>14</w:t>
-        </w:r>
-      </w:hyperlink>
-      <w:r>
-        <w:rPr>
-          <w:lang w:val="pt_PT" w:bidi="pt_PT"/>
-        </w:rPr>
-        <w:t>). O templo está de pé (</w:t>
-      </w:r>
-      <w:hyperlink r:id="rId101">
-        <w:r>
-          <w:rPr>
-            <w:lang w:val="pt_PT" w:bidi="pt_PT"/>
-          </w:rPr>
-          <w:rPr>
-            <w:color w:val="0000EE"/>
-            <w:u w:val="single"/>
-          </w:rPr>
-          <w:t>11.13</w:t>
-        </w:r>
-      </w:hyperlink>
-      <w:r>
-        <w:rPr>
-          <w:lang w:val="pt_PT" w:bidi="pt_PT"/>
-        </w:rPr>
-        <w:t>), mas não parece ter um lugar de grande destaque na nova Jerusalém e no reino de Deus (</w:t>
-      </w:r>
-      <w:hyperlink r:id="rId127">
-        <w:r>
-          <w:rPr>
-            <w:lang w:val="pt_PT" w:bidi="pt_PT"/>
-          </w:rPr>
-          <w:rPr>
-            <w:color w:val="0000EE"/>
-            <w:u w:val="single"/>
-          </w:rPr>
-          <w:t>14.6–9</w:t>
-        </w:r>
-      </w:hyperlink>
-      <w:r>
-        <w:rPr>
-          <w:lang w:val="pt_PT" w:bidi="pt_PT"/>
-        </w:rPr>
-        <w:t>).</w:t>
-      </w:r>
-    </w:p>
-    <w:p>
-      <w:pPr>
-        <w:pStyle w:val="Heading3"/>
-      </w:pPr>
-      <w:r>
-        <w:rPr>
-          <w:lang w:val="pt_PT" w:bidi="pt_PT"/>
-        </w:rPr>
-        <w:t>Propósito e mensagem</w:t>
-      </w:r>
-    </w:p>
-    <w:p>
-      <w:pPr/>
-      <w:r>
-        <w:rPr>
-          <w:lang w:val="pt_PT" w:bidi="pt_PT"/>
-        </w:rPr>
-      </w:r>
-      <w:r>
-        <w:rPr>
-          <w:lang w:val="pt_PT" w:bidi="pt_PT"/>
-        </w:rPr>
-        <w:t>O propósito do livro é tranquilizar e encorajar. A comunidade judaica restaurada em 520 a.C. precisava da garantia de que o templo seria reconstruído, e grupos posteriores do povo de Deus precisavam saber que, em última instância, o reino de Deus viria em sua plenitude. Há três mensagens no livro de Zacarias: a necessidade de arrependimento (</w:t>
-      </w:r>
-      <w:hyperlink r:id="rId128">
-        <w:r>
-          <w:rPr>
-            <w:lang w:val="pt_PT" w:bidi="pt_PT"/>
-          </w:rPr>
-          <w:rPr>
-            <w:color w:val="0000EE"/>
-            <w:u w:val="single"/>
-          </w:rPr>
-          <w:t>1.1–5.11</w:t>
-        </w:r>
-      </w:hyperlink>
-      <w:r>
-        <w:rPr>
-          <w:lang w:val="pt_PT" w:bidi="pt_PT"/>
-        </w:rPr>
-        <w:t>); as oito visões noturnas (</w:t>
-      </w:r>
-      <w:hyperlink r:id="rId118">
-        <w:r>
-          <w:rPr>
-            <w:lang w:val="pt_PT" w:bidi="pt_PT"/>
-          </w:rPr>
-          <w:rPr>
-            <w:color w:val="0000EE"/>
-            <w:u w:val="single"/>
-          </w:rPr>
-          <w:t>1.7–6.8</w:t>
-        </w:r>
-      </w:hyperlink>
-      <w:r>
-        <w:rPr>
-          <w:lang w:val="pt_PT" w:bidi="pt_PT"/>
-        </w:rPr>
-        <w:t xml:space="preserve">) significando que o templo seria reconstruído e a glória de Deus retornaria a Jerusalém; e o reino vindouro de Deus (caps. </w:t>
-      </w:r>
-      <w:hyperlink r:id="rId100">
-        <w:r>
-          <w:rPr>
-            <w:lang w:val="pt_PT" w:bidi="pt_PT"/>
-          </w:rPr>
-          <w:rPr>
-            <w:color w:val="0000EE"/>
-            <w:u w:val="single"/>
-          </w:rPr>
-          <w:t>9–14</w:t>
-        </w:r>
-      </w:hyperlink>
-      <w:r>
-        <w:rPr>
-          <w:lang w:val="pt_PT" w:bidi="pt_PT"/>
-        </w:rPr>
-        <w:t>).</w:t>
-      </w:r>
-    </w:p>
-    <w:p>
-      <w:pPr>
-        <w:pStyle w:val="Heading3"/>
-      </w:pPr>
-      <w:r>
-        <w:rPr>
-          <w:lang w:val="pt_PT" w:bidi="pt_PT"/>
-        </w:rPr>
-        <w:t>Conteúdo</w:t>
-      </w:r>
-    </w:p>
-    <w:p>
-      <w:pPr/>
-      <w:r>
-        <w:rPr>
-          <w:lang w:val="pt_PT" w:bidi="pt_PT"/>
-        </w:rPr>
-      </w:r>
-      <w:r>
-        <w:rPr>
-          <w:lang w:val="pt_PT" w:bidi="pt_PT"/>
-        </w:rPr>
-        <w:t xml:space="preserve">O livro de Zacarias pode ser dividido em duas partes principais: capítulos </w:t>
-      </w:r>
-      <w:hyperlink r:id="rId116">
-        <w:r>
-          <w:rPr>
-            <w:lang w:val="pt_PT" w:bidi="pt_PT"/>
-          </w:rPr>
-          <w:rPr>
-            <w:color w:val="0000EE"/>
-            <w:u w:val="single"/>
-          </w:rPr>
-          <w:t>1–8</w:t>
-        </w:r>
-      </w:hyperlink>
-      <w:r>
-        <w:rPr>
-          <w:lang w:val="pt_PT" w:bidi="pt_PT"/>
-        </w:rPr>
-        <w:t xml:space="preserve"> e </w:t>
-      </w:r>
-      <w:hyperlink r:id="rId100">
-        <w:r>
-          <w:rPr>
-            <w:lang w:val="pt_PT" w:bidi="pt_PT"/>
-          </w:rPr>
-          <w:rPr>
-            <w:color w:val="0000EE"/>
-            <w:u w:val="single"/>
-          </w:rPr>
-          <w:t>9–14</w:t>
-        </w:r>
-      </w:hyperlink>
-      <w:r>
-        <w:rPr>
-          <w:lang w:val="pt_PT" w:bidi="pt_PT"/>
-        </w:rPr>
-        <w:t xml:space="preserve">. A primeira parte é datada entre 520 a.C. e 518 a.C. e consiste em oráculos e visões de Zacarias, filho de Berequias. Principalmente em prosa, sua principal preocupação é assegurar à comunidade judaica restaurada que o templo será reconstruído. A segunda parte (caps. </w:t>
-      </w:r>
-      <w:hyperlink r:id="rId100">
-        <w:r>
-          <w:rPr>
-            <w:lang w:val="pt_PT" w:bidi="pt_PT"/>
-          </w:rPr>
-          <w:rPr>
-            <w:color w:val="0000EE"/>
-            <w:u w:val="single"/>
-          </w:rPr>
-          <w:t>9–14</w:t>
-        </w:r>
-      </w:hyperlink>
-      <w:r>
-        <w:rPr>
-          <w:lang w:val="pt_PT" w:bidi="pt_PT"/>
-        </w:rPr>
-        <w:t xml:space="preserve">) não é datada. Não há referências a Zacarias. O templo está de pé, e grande parte da linguagem é escatológica e apocalíptica. A segunda parte em si tem duas partes: capítulos </w:t>
-      </w:r>
-      <w:hyperlink r:id="rId95">
-        <w:r>
-          <w:rPr>
-            <w:lang w:val="pt_PT" w:bidi="pt_PT"/>
-          </w:rPr>
-          <w:rPr>
-            <w:color w:val="0000EE"/>
-            <w:u w:val="single"/>
-          </w:rPr>
-          <w:t>9–11</w:t>
-        </w:r>
-      </w:hyperlink>
-      <w:r>
-        <w:rPr>
-          <w:lang w:val="pt_PT" w:bidi="pt_PT"/>
-        </w:rPr>
-        <w:t xml:space="preserve"> e </w:t>
-      </w:r>
-      <w:hyperlink r:id="rId129">
-        <w:r>
-          <w:rPr>
-            <w:lang w:val="pt_PT" w:bidi="pt_PT"/>
-          </w:rPr>
-          <w:rPr>
-            <w:color w:val="0000EE"/>
-            <w:u w:val="single"/>
-          </w:rPr>
-          <w:t>12–14</w:t>
-        </w:r>
-      </w:hyperlink>
-      <w:r>
-        <w:rPr>
-          <w:lang w:val="pt_PT" w:bidi="pt_PT"/>
-        </w:rPr>
-        <w:t xml:space="preserve">. Os capítulos </w:t>
-      </w:r>
-      <w:hyperlink r:id="rId123">
-        <w:r>
-          <w:rPr>
-            <w:lang w:val="pt_PT" w:bidi="pt_PT"/>
-          </w:rPr>
-          <w:rPr>
-            <w:color w:val="0000EE"/>
-            <w:u w:val="single"/>
-          </w:rPr>
-          <w:t>9</w:t>
-        </w:r>
-      </w:hyperlink>
-      <w:r>
-        <w:rPr>
-          <w:lang w:val="pt_PT" w:bidi="pt_PT"/>
-        </w:rPr>
-        <w:t xml:space="preserve"> e </w:t>
-      </w:r>
-      <w:hyperlink r:id="rId125">
-        <w:r>
-          <w:rPr>
-            <w:lang w:val="pt_PT" w:bidi="pt_PT"/>
-          </w:rPr>
-          <w:rPr>
-            <w:color w:val="0000EE"/>
-            <w:u w:val="single"/>
-          </w:rPr>
-          <w:t>12</w:t>
-        </w:r>
-      </w:hyperlink>
-      <w:r>
-        <w:rPr>
-          <w:lang w:val="pt_PT" w:bidi="pt_PT"/>
-        </w:rPr>
-        <w:t xml:space="preserve"> começam essencialmente da mesma forma: “O oráculo da palavra do Senhor”.</w:t>
-      </w:r>
-    </w:p>
-    <w:p>
-      <w:pPr/>
-      <w:r>
-        <w:rPr>
-          <w:lang w:val="pt_PT" w:bidi="pt_PT"/>
-        </w:rPr>
-      </w:r>
-      <w:r>
-        <w:rPr>
-          <w:lang w:val="pt_PT" w:bidi="pt_PT"/>
-        </w:rPr>
-        <w:t xml:space="preserve">A primeira parte de Zacarias (caps. </w:t>
-      </w:r>
-      <w:hyperlink r:id="rId116">
-        <w:r>
-          <w:rPr>
-            <w:lang w:val="pt_PT" w:bidi="pt_PT"/>
-          </w:rPr>
-          <w:rPr>
-            <w:color w:val="0000EE"/>
-            <w:u w:val="single"/>
-          </w:rPr>
-          <w:t>1–8</w:t>
-        </w:r>
-      </w:hyperlink>
-      <w:r>
-        <w:rPr>
-          <w:lang w:val="pt_PT" w:bidi="pt_PT"/>
-        </w:rPr>
-        <w:t>) possui quatro seções principais: introdução e primeiro oráculo (</w:t>
-      </w:r>
-      <w:hyperlink r:id="rId117">
-        <w:r>
-          <w:rPr>
-            <w:lang w:val="pt_PT" w:bidi="pt_PT"/>
-          </w:rPr>
-          <w:rPr>
-            <w:color w:val="0000EE"/>
-            <w:u w:val="single"/>
-          </w:rPr>
-          <w:t>1.1–6</w:t>
-        </w:r>
-      </w:hyperlink>
-      <w:r>
-        <w:rPr>
-          <w:lang w:val="pt_PT" w:bidi="pt_PT"/>
-        </w:rPr>
-        <w:t>); oito visões noturnas e oráculos relacionados (</w:t>
-      </w:r>
-      <w:hyperlink r:id="rId118">
-        <w:r>
-          <w:rPr>
-            <w:lang w:val="pt_PT" w:bidi="pt_PT"/>
-          </w:rPr>
-          <w:rPr>
-            <w:color w:val="0000EE"/>
-            <w:u w:val="single"/>
-          </w:rPr>
-          <w:t>1.7–6.8</w:t>
-        </w:r>
-      </w:hyperlink>
-      <w:r>
-        <w:rPr>
-          <w:lang w:val="pt_PT" w:bidi="pt_PT"/>
-        </w:rPr>
-        <w:t>); a coroação simbólica de Josué (</w:t>
-      </w:r>
-      <w:hyperlink r:id="rId130">
-        <w:r>
-          <w:rPr>
-            <w:lang w:val="pt_PT" w:bidi="pt_PT"/>
-          </w:rPr>
-          <w:rPr>
-            <w:color w:val="0000EE"/>
-            <w:u w:val="single"/>
-          </w:rPr>
-          <w:t>6.9–15</w:t>
-        </w:r>
-      </w:hyperlink>
-      <w:r>
-        <w:rPr>
-          <w:lang w:val="pt_PT" w:bidi="pt_PT"/>
-        </w:rPr>
-        <w:t>); e a questão sobre jejum e moralidade (</w:t>
-      </w:r>
-      <w:hyperlink r:id="rId131">
-        <w:r>
-          <w:rPr>
-            <w:lang w:val="pt_PT" w:bidi="pt_PT"/>
-          </w:rPr>
-          <w:rPr>
-            <w:color w:val="0000EE"/>
-            <w:u w:val="single"/>
-          </w:rPr>
-          <w:t>7.1–8.23</w:t>
-        </w:r>
-      </w:hyperlink>
-      <w:r>
-        <w:rPr>
-          <w:lang w:val="pt_PT" w:bidi="pt_PT"/>
-        </w:rPr>
-        <w:t>).</w:t>
-      </w:r>
-    </w:p>
-    <w:p>
-      <w:pPr>
-        <w:pStyle w:val="Heading4"/>
-      </w:pPr>
-      <w:r>
-        <w:rPr>
-          <w:lang w:val="pt_PT" w:bidi="pt_PT"/>
-        </w:rPr>
-        <w:t>A introdução (</w:t>
-      </w:r>
-      <w:hyperlink r:id="rId71">
-        <w:r>
-          <w:rPr>
-            <w:lang w:val="pt_PT" w:bidi="pt_PT"/>
-          </w:rPr>
-          <w:rPr>
-            <w:color w:val="0000EE"/>
-            <w:u w:val="single"/>
-          </w:rPr>
-          <w:t>1.1</w:t>
-        </w:r>
-      </w:hyperlink>
-      <w:r>
-        <w:rPr>
-          <w:lang w:val="pt_PT" w:bidi="pt_PT"/>
-        </w:rPr>
-        <w:t>)</w:t>
-      </w:r>
-    </w:p>
-    <w:p>
-      <w:pPr/>
-      <w:r>
-        <w:rPr>
-          <w:lang w:val="pt_PT" w:bidi="pt_PT"/>
-        </w:rPr>
-      </w:r>
-      <w:r>
-        <w:rPr>
-          <w:lang w:val="pt_PT" w:bidi="pt_PT"/>
-        </w:rPr>
-        <w:t xml:space="preserve">Esta seção é datada especificamente "no oitavo mês" do calendário babilônico, que ia de meados de outubro a meados de novembro. O segundo ano de Dario, rei da Pérsia, foi 520 a.C. A data é importante para relacionar o trabalho de Zacarias ao de Ageu (cf. </w:t>
-      </w:r>
-      <w:hyperlink r:id="rId132">
-        <w:r>
-          <w:rPr>
-            <w:lang w:val="pt_PT" w:bidi="pt_PT"/>
-          </w:rPr>
-          <w:rPr>
-            <w:color w:val="0000EE"/>
-            <w:u w:val="single"/>
-          </w:rPr>
-          <w:t>Ag 1.1,15</w:t>
-        </w:r>
-      </w:hyperlink>
-      <w:r>
-        <w:rPr>
-          <w:lang w:val="pt_PT" w:bidi="pt_PT"/>
-        </w:rPr>
-        <w:t xml:space="preserve">; </w:t>
-      </w:r>
-      <w:hyperlink r:id="rId133">
-        <w:r>
-          <w:rPr>
-            <w:lang w:val="pt_PT" w:bidi="pt_PT"/>
-          </w:rPr>
-          <w:rPr>
-            <w:color w:val="0000EE"/>
-            <w:u w:val="single"/>
-          </w:rPr>
-          <w:t>2.1,10,18–20</w:t>
-        </w:r>
-      </w:hyperlink>
-      <w:r>
-        <w:rPr>
-          <w:lang w:val="pt_PT" w:bidi="pt_PT"/>
-        </w:rPr>
-        <w:t xml:space="preserve">) e à reconstrução do templo sob Zorobabel. O primeiro oráculo diz respeito à necessidade de arrependimento. A primeira mensagem de Zacarias veio entre a segunda e a terceira mensagem de Ageu. Ele, como Ageu, provavelmente atribuiu o fracasso das colheitas e outras dificuldades à falha em reconstruir o templo (cf. </w:t>
-      </w:r>
-      <w:hyperlink r:id="rId134">
-        <w:r>
-          <w:rPr>
-            <w:lang w:val="pt_PT" w:bidi="pt_PT"/>
-          </w:rPr>
-          <w:rPr>
-            <w:color w:val="0000EE"/>
-            <w:u w:val="single"/>
-          </w:rPr>
-          <w:t>Ag 1.6–11</w:t>
-        </w:r>
-      </w:hyperlink>
-      <w:r>
-        <w:rPr>
-          <w:lang w:val="pt_PT" w:bidi="pt_PT"/>
-        </w:rPr>
-        <w:t>). Zacarias chama o povo ao arrependimento para que possam perseverar no trabalho no templo.</w:t>
-      </w:r>
-    </w:p>
-    <w:p>
-      <w:pPr>
-        <w:pStyle w:val="Heading4"/>
-      </w:pPr>
-      <w:r>
-        <w:rPr>
-          <w:lang w:val="pt_PT" w:bidi="pt_PT"/>
-        </w:rPr>
-        <w:t>As oito visões noturnas e oráculos relacionados (</w:t>
-      </w:r>
-      <w:hyperlink r:id="rId118">
-        <w:r>
-          <w:rPr>
-            <w:lang w:val="pt_PT" w:bidi="pt_PT"/>
-          </w:rPr>
-          <w:rPr>
-            <w:color w:val="0000EE"/>
-            <w:u w:val="single"/>
-          </w:rPr>
-          <w:t>1.7–6.8</w:t>
-        </w:r>
-      </w:hyperlink>
-      <w:r>
-        <w:rPr>
-          <w:lang w:val="pt_PT" w:bidi="pt_PT"/>
-        </w:rPr>
-        <w:t>)</w:t>
-      </w:r>
-    </w:p>
-    <w:p>
-      <w:pPr/>
-      <w:r>
-        <w:rPr>
-          <w:lang w:val="pt_PT" w:bidi="pt_PT"/>
-        </w:rPr>
-      </w:r>
-      <w:r>
-        <w:rPr>
-          <w:lang w:val="pt_PT" w:bidi="pt_PT"/>
-        </w:rPr>
-        <w:t>Essas visões que Zacarias teve em Jerusalém parecem ter sido todas dadas na noite do 24º dia do 11º mês (Shebat) no segundo ano de Dario (meados de janeiro a meados de fevereiro de 519 a.C.). Sete das oito visões têm essencialmente a mesma forma. Quatro das visões começam com as palavras “Então olhei para cima e vi” (</w:t>
-      </w:r>
-      <w:hyperlink r:id="rId135">
-        <w:r>
-          <w:rPr>
-            <w:lang w:val="pt_PT" w:bidi="pt_PT"/>
-          </w:rPr>
-          <w:rPr>
-            <w:color w:val="0000EE"/>
-            <w:u w:val="single"/>
-          </w:rPr>
-          <w:t>1.18</w:t>
-        </w:r>
-      </w:hyperlink>
-      <w:r>
-        <w:rPr>
-          <w:lang w:val="pt_PT" w:bidi="pt_PT"/>
-        </w:rPr>
-        <w:t xml:space="preserve">; </w:t>
-      </w:r>
-      <w:hyperlink r:id="rId136">
-        <w:r>
-          <w:rPr>
-            <w:lang w:val="pt_PT" w:bidi="pt_PT"/>
-          </w:rPr>
-          <w:rPr>
-            <w:color w:val="0000EE"/>
-            <w:u w:val="single"/>
-          </w:rPr>
-          <w:t>2.1</w:t>
-        </w:r>
-      </w:hyperlink>
-      <w:r>
-        <w:rPr>
-          <w:lang w:val="pt_PT" w:bidi="pt_PT"/>
-        </w:rPr>
-        <w:t xml:space="preserve">; </w:t>
-      </w:r>
-      <w:hyperlink r:id="rId137">
-        <w:r>
-          <w:rPr>
-            <w:lang w:val="pt_PT" w:bidi="pt_PT"/>
-          </w:rPr>
-          <w:rPr>
-            <w:color w:val="0000EE"/>
-            <w:u w:val="single"/>
-          </w:rPr>
-          <w:t>5.1</w:t>
-        </w:r>
-      </w:hyperlink>
-      <w:r>
-        <w:rPr>
-          <w:lang w:val="pt_PT" w:bidi="pt_PT"/>
-        </w:rPr>
-        <w:t xml:space="preserve">; </w:t>
-      </w:r>
-      <w:hyperlink r:id="rId138">
-        <w:r>
-          <w:rPr>
-            <w:lang w:val="pt_PT" w:bidi="pt_PT"/>
-          </w:rPr>
-          <w:rPr>
-            <w:color w:val="0000EE"/>
-            <w:u w:val="single"/>
-          </w:rPr>
-          <w:t>6.1</w:t>
-        </w:r>
-      </w:hyperlink>
-      <w:r>
-        <w:rPr>
-          <w:lang w:val="pt_PT" w:bidi="pt_PT"/>
-        </w:rPr>
-        <w:t>). Uma começa com “Em uma visão durante a noite” (</w:t>
-      </w:r>
-      <w:hyperlink r:id="rId139">
-        <w:r>
-          <w:rPr>
-            <w:lang w:val="pt_PT" w:bidi="pt_PT"/>
-          </w:rPr>
-          <w:rPr>
-            <w:color w:val="0000EE"/>
-            <w:u w:val="single"/>
-          </w:rPr>
-          <w:t>1.8</w:t>
-        </w:r>
-      </w:hyperlink>
-      <w:r>
-        <w:rPr>
-          <w:lang w:val="pt_PT" w:bidi="pt_PT"/>
-        </w:rPr>
-        <w:t>). Outra começa com “Então o anjo que estava conversando comigo voltou e me acordou, como se eu estivesse dormindo. ‘O que você vê agora?’ ele perguntou” (</w:t>
-      </w:r>
-      <w:hyperlink r:id="rId140">
-        <w:r>
-          <w:rPr>
-            <w:lang w:val="pt_PT" w:bidi="pt_PT"/>
-          </w:rPr>
-          <w:rPr>
-            <w:color w:val="0000EE"/>
-            <w:u w:val="single"/>
-          </w:rPr>
-          <w:t>4.1–2</w:t>
-        </w:r>
-      </w:hyperlink>
-      <w:r>
-        <w:rPr>
-          <w:lang w:val="pt_PT" w:bidi="pt_PT"/>
-        </w:rPr>
-        <w:t>). Ainda outra (a sétima) visão começa com “Então o anjo que estava conversando comigo avançou e disse...” (</w:t>
-      </w:r>
-      <w:hyperlink r:id="rId141">
-        <w:r>
-          <w:rPr>
-            <w:lang w:val="pt_PT" w:bidi="pt_PT"/>
-          </w:rPr>
-          <w:rPr>
-            <w:color w:val="0000EE"/>
-            <w:u w:val="single"/>
-          </w:rPr>
-          <w:t>5.5</w:t>
-        </w:r>
-      </w:hyperlink>
-      <w:r>
-        <w:rPr>
-          <w:lang w:val="pt_PT" w:bidi="pt_PT"/>
-        </w:rPr>
-        <w:t>). No entanto, a quarta visão é diferente das outras sete. Ela começa com “Então ele me mostrou” (</w:t>
-      </w:r>
-      <w:hyperlink r:id="rId142">
-        <w:r>
-          <w:rPr>
-            <w:lang w:val="pt_PT" w:bidi="pt_PT"/>
-          </w:rPr>
-          <w:rPr>
-            <w:color w:val="0000EE"/>
-            <w:u w:val="single"/>
-          </w:rPr>
-          <w:t>3.1</w:t>
-        </w:r>
-      </w:hyperlink>
-      <w:r>
-        <w:rPr>
-          <w:lang w:val="pt_PT" w:bidi="pt_PT"/>
-        </w:rPr>
-        <w:t xml:space="preserve">, cf. </w:t>
-      </w:r>
-      <w:hyperlink r:id="rId143">
-        <w:r>
-          <w:rPr>
-            <w:lang w:val="pt_PT" w:bidi="pt_PT"/>
-          </w:rPr>
-          <w:rPr>
-            <w:color w:val="0000EE"/>
-            <w:u w:val="single"/>
-          </w:rPr>
-          <w:t>Am 7.1,4,7</w:t>
-        </w:r>
-      </w:hyperlink>
-      <w:r>
-        <w:rPr>
-          <w:lang w:val="pt_PT" w:bidi="pt_PT"/>
-        </w:rPr>
-        <w:t>). Esta mensagem na terceira pessoa não contém um anjo interpretador nem qualquer mensagem direta para Zacarias, como se ele fosse apenas um observador. Esta quarta visão é tão diferente das outras sete que não fazia parte da série original de oito.</w:t>
-      </w:r>
-    </w:p>
-    <w:p>
-      <w:pPr/>
-      <w:r>
-        <w:rPr>
-          <w:lang w:val="pt_PT" w:bidi="pt_PT"/>
-        </w:rPr>
-      </w:r>
-      <w:r>
-        <w:rPr>
-          <w:lang w:val="pt_PT" w:bidi="pt_PT"/>
-        </w:rPr>
-        <w:t>Um padrão geral para as oito visões não é eveidente. Alguns estudiosos encontraram significado no fato de que as visões se movem do entardecer ou noite na primeira visão para o nascer do sol na última. Outros identificaram algumas relações em pares de visões. As primeiras e últimas visões envolvem cavalos e cavaleiros ou carruagens. A segunda e terceira visões tratam da restauração de Judá e Jerusalém (</w:t>
-      </w:r>
-      <w:hyperlink r:id="rId144">
-        <w:r>
-          <w:rPr>
-            <w:lang w:val="pt_PT" w:bidi="pt_PT"/>
-          </w:rPr>
-          <w:rPr>
-            <w:color w:val="0000EE"/>
-            <w:u w:val="single"/>
-          </w:rPr>
-          <w:t>1.18–21</w:t>
-        </w:r>
-      </w:hyperlink>
-      <w:r>
-        <w:rPr>
-          <w:lang w:val="pt_PT" w:bidi="pt_PT"/>
-        </w:rPr>
-        <w:t xml:space="preserve">; </w:t>
-      </w:r>
-      <w:hyperlink r:id="rId145">
-        <w:r>
-          <w:rPr>
-            <w:lang w:val="pt_PT" w:bidi="pt_PT"/>
-          </w:rPr>
-          <w:rPr>
-            <w:color w:val="0000EE"/>
-            <w:u w:val="single"/>
-          </w:rPr>
-          <w:t>2.1–5</w:t>
-        </w:r>
-      </w:hyperlink>
-      <w:r>
-        <w:rPr>
-          <w:lang w:val="pt_PT" w:bidi="pt_PT"/>
-        </w:rPr>
-        <w:t>). A quarta e quinta visões abordam o papel dos dois líderes na comunidade restaurada: Josué será purificado e restaurado como sumo sacerdote (</w:t>
-      </w:r>
-      <w:hyperlink r:id="rId146">
-        <w:r>
-          <w:rPr>
-            <w:lang w:val="pt_PT" w:bidi="pt_PT"/>
-          </w:rPr>
-          <w:rPr>
-            <w:color w:val="0000EE"/>
-            <w:u w:val="single"/>
-          </w:rPr>
-          <w:t>3.1–5</w:t>
-        </w:r>
-      </w:hyperlink>
-      <w:r>
-        <w:rPr>
-          <w:lang w:val="pt_PT" w:bidi="pt_PT"/>
-        </w:rPr>
-        <w:t>) e Zorobabel, o governador, completará o templo (</w:t>
-      </w:r>
-      <w:hyperlink r:id="rId147">
-        <w:r>
-          <w:rPr>
-            <w:lang w:val="pt_PT" w:bidi="pt_PT"/>
-          </w:rPr>
-          <w:rPr>
-            <w:color w:val="0000EE"/>
-            <w:u w:val="single"/>
-          </w:rPr>
-          <w:t>4.1–14</w:t>
-        </w:r>
-      </w:hyperlink>
-      <w:r>
-        <w:rPr>
-          <w:lang w:val="pt_PT" w:bidi="pt_PT"/>
-        </w:rPr>
-        <w:t>). A sexta e sétima visões envolvem a purificação da terra. Um rolo voador entra na casa de todo ladrão e falsa testemunha e a consome (</w:t>
-      </w:r>
-      <w:hyperlink r:id="rId148">
-        <w:r>
-          <w:rPr>
-            <w:lang w:val="pt_PT" w:bidi="pt_PT"/>
-          </w:rPr>
-          <w:rPr>
-            <w:color w:val="0000EE"/>
-            <w:u w:val="single"/>
-          </w:rPr>
-          <w:t>5.1–4</w:t>
-        </w:r>
-      </w:hyperlink>
-      <w:r>
-        <w:rPr>
-          <w:lang w:val="pt_PT" w:bidi="pt_PT"/>
-        </w:rPr>
-        <w:t xml:space="preserve">). A maldade, personificada como uma mulher, será levada em um efa (cesto) para a terra de Sinar (vv. </w:t>
-      </w:r>
-      <w:hyperlink r:id="rId149">
-        <w:r>
-          <w:rPr>
-            <w:lang w:val="pt_PT" w:bidi="pt_PT"/>
-          </w:rPr>
-          <w:rPr>
-            <w:color w:val="0000EE"/>
-            <w:u w:val="single"/>
-          </w:rPr>
-          <w:t>5–11</w:t>
-        </w:r>
-      </w:hyperlink>
-      <w:r>
-        <w:rPr>
-          <w:lang w:val="pt_PT" w:bidi="pt_PT"/>
-        </w:rPr>
-        <w:t>). Intercalados nos relatos das visões estão quatro oráculos (</w:t>
-      </w:r>
-      <w:hyperlink r:id="rId150">
-        <w:r>
-          <w:rPr>
-            <w:lang w:val="pt_PT" w:bidi="pt_PT"/>
-          </w:rPr>
-          <w:rPr>
-            <w:color w:val="0000EE"/>
-            <w:u w:val="single"/>
-          </w:rPr>
-          <w:t>1.14–17</w:t>
-        </w:r>
-      </w:hyperlink>
-      <w:r>
-        <w:rPr>
-          <w:lang w:val="pt_PT" w:bidi="pt_PT"/>
-        </w:rPr>
-        <w:t xml:space="preserve">; </w:t>
-      </w:r>
-      <w:hyperlink r:id="rId151">
-        <w:r>
-          <w:rPr>
-            <w:lang w:val="pt_PT" w:bidi="pt_PT"/>
-          </w:rPr>
-          <w:rPr>
-            <w:color w:val="0000EE"/>
-            <w:u w:val="single"/>
-          </w:rPr>
-          <w:t>2.8–13</w:t>
-        </w:r>
-      </w:hyperlink>
-      <w:r>
-        <w:rPr>
-          <w:lang w:val="pt_PT" w:bidi="pt_PT"/>
-        </w:rPr>
-        <w:t xml:space="preserve">; </w:t>
-      </w:r>
-      <w:hyperlink r:id="rId152">
-        <w:r>
-          <w:rPr>
-            <w:lang w:val="pt_PT" w:bidi="pt_PT"/>
-          </w:rPr>
-          <w:rPr>
-            <w:color w:val="0000EE"/>
-            <w:u w:val="single"/>
-          </w:rPr>
-          <w:t>3.6–10</w:t>
-        </w:r>
-      </w:hyperlink>
-      <w:r>
-        <w:rPr>
-          <w:lang w:val="pt_PT" w:bidi="pt_PT"/>
-        </w:rPr>
-        <w:t xml:space="preserve">; </w:t>
-      </w:r>
-      <w:hyperlink r:id="rId153">
-        <w:r>
-          <w:rPr>
-            <w:lang w:val="pt_PT" w:bidi="pt_PT"/>
-          </w:rPr>
-          <w:rPr>
-            <w:color w:val="0000EE"/>
-            <w:u w:val="single"/>
-          </w:rPr>
-          <w:t>4.8–14</w:t>
-        </w:r>
-      </w:hyperlink>
-      <w:r>
-        <w:rPr>
-          <w:lang w:val="pt_PT" w:bidi="pt_PT"/>
-        </w:rPr>
-        <w:t>). Cada uma dessas passagens começa com a fórmula do mensageiro, “Assim diz o Senhor", ou a expressão “Clama” (</w:t>
-      </w:r>
-      <w:hyperlink r:id="rId154">
-        <w:r>
-          <w:rPr>
-            <w:lang w:val="pt_PT" w:bidi="pt_PT"/>
-          </w:rPr>
-          <w:rPr>
-            <w:color w:val="0000EE"/>
-            <w:u w:val="single"/>
-          </w:rPr>
-          <w:t>1.14,17</w:t>
-        </w:r>
-      </w:hyperlink>
-      <w:r>
-        <w:rPr>
-          <w:lang w:val="pt_PT" w:bidi="pt_PT"/>
-        </w:rPr>
-        <w:t>). O primeiro oráculo assegura ao povo que o templo, as cidades e a escolha de Jerusalém serão renovados. O segundo oráculo exorta quaisquer exilados restantes na Babilônia a retornarem para Judá e Jerusalém (</w:t>
-      </w:r>
-      <w:hyperlink r:id="rId155">
-        <w:r>
-          <w:rPr>
-            <w:lang w:val="pt_PT" w:bidi="pt_PT"/>
-          </w:rPr>
-          <w:rPr>
-            <w:color w:val="0000EE"/>
-            <w:u w:val="single"/>
-          </w:rPr>
-          <w:t>2.7–12</w:t>
-        </w:r>
-      </w:hyperlink>
-      <w:r>
-        <w:rPr>
-          <w:lang w:val="pt_PT" w:bidi="pt_PT"/>
-        </w:rPr>
-        <w:t xml:space="preserve">). </w:t>
-      </w:r>
-      <w:hyperlink r:id="rId156">
-        <w:r>
-          <w:rPr>
-            <w:lang w:val="pt_PT" w:bidi="pt_PT"/>
-          </w:rPr>
-          <w:rPr>
-            <w:color w:val="0000EE"/>
-            <w:u w:val="single"/>
-          </w:rPr>
-          <w:t>Zacarias 2.12–13</w:t>
-        </w:r>
-      </w:hyperlink>
-      <w:r>
-        <w:rPr>
-          <w:lang w:val="pt_PT" w:bidi="pt_PT"/>
-        </w:rPr>
-        <w:t xml:space="preserve"> são interessantes. O versículo </w:t>
-      </w:r>
-      <w:hyperlink r:id="rId157">
-        <w:r>
-          <w:rPr>
-            <w:lang w:val="pt_PT" w:bidi="pt_PT"/>
-          </w:rPr>
-          <w:rPr>
-            <w:color w:val="0000EE"/>
-            <w:u w:val="single"/>
-          </w:rPr>
-          <w:t>12</w:t>
-        </w:r>
-      </w:hyperlink>
-      <w:r>
-        <w:rPr>
-          <w:lang w:val="pt_PT" w:bidi="pt_PT"/>
-        </w:rPr>
-        <w:t xml:space="preserve"> é a única referência no AT à Palestina como “a Terra Santa", e o versículo </w:t>
-      </w:r>
-      <w:hyperlink r:id="rId158">
-        <w:r>
-          <w:rPr>
-            <w:lang w:val="pt_PT" w:bidi="pt_PT"/>
-          </w:rPr>
-          <w:rPr>
-            <w:color w:val="0000EE"/>
-            <w:u w:val="single"/>
-          </w:rPr>
-          <w:t>13</w:t>
-        </w:r>
-      </w:hyperlink>
-      <w:r>
-        <w:rPr>
-          <w:lang w:val="pt_PT" w:bidi="pt_PT"/>
-        </w:rPr>
-        <w:t xml:space="preserve"> é semelhante ao chamado à adoração em </w:t>
-      </w:r>
-      <w:hyperlink r:id="rId159">
-        <w:r>
-          <w:rPr>
-            <w:lang w:val="pt_PT" w:bidi="pt_PT"/>
-          </w:rPr>
-          <w:rPr>
-            <w:color w:val="0000EE"/>
-            <w:u w:val="single"/>
-          </w:rPr>
-          <w:t>Habacuque 2.20</w:t>
-        </w:r>
-      </w:hyperlink>
-      <w:r>
-        <w:rPr>
-          <w:lang w:val="pt_PT" w:bidi="pt_PT"/>
-        </w:rPr>
-        <w:t>: “Silêncio diante do Senhor, toda a humanidade, pois ele está se movendo para a ação de sua morada santa” (</w:t>
-      </w:r>
-      <w:hyperlink r:id="rId158">
-        <w:r>
-          <w:rPr>
-            <w:lang w:val="pt_PT" w:bidi="pt_PT"/>
-          </w:rPr>
-          <w:rPr>
-            <w:color w:val="0000EE"/>
-            <w:u w:val="single"/>
-          </w:rPr>
-          <w:t>Zc 2.13</w:t>
-        </w:r>
-      </w:hyperlink>
-      <w:r>
-        <w:rPr>
-          <w:lang w:val="pt_PT" w:bidi="pt_PT"/>
-        </w:rPr>
-        <w:t>). O terceiro oráculo nos relatos visionários diz respeito a Josué, o sumo sacerdote, como um sinal da vinda do servo de Deus, o Renovo que remove a culpa da terra em um único dia (</w:t>
-      </w:r>
-      <w:hyperlink r:id="rId152">
-        <w:r>
-          <w:rPr>
-            <w:lang w:val="pt_PT" w:bidi="pt_PT"/>
-          </w:rPr>
-          <w:rPr>
-            <w:color w:val="0000EE"/>
-            <w:u w:val="single"/>
-          </w:rPr>
-          <w:t>3.6–10</w:t>
-        </w:r>
-      </w:hyperlink>
-      <w:r>
-        <w:rPr>
-          <w:lang w:val="pt_PT" w:bidi="pt_PT"/>
-        </w:rPr>
-        <w:t>).</w:t>
-      </w:r>
-    </w:p>
-    <w:p>
-      <w:pPr>
-        <w:pStyle w:val="Heading4"/>
-      </w:pPr>
-      <w:r>
-        <w:rPr>
-          <w:lang w:val="pt_PT" w:bidi="pt_PT"/>
-        </w:rPr>
-        <w:t>A coroação simbólica de Josué (</w:t>
-      </w:r>
-      <w:hyperlink r:id="rId130">
-        <w:r>
-          <w:rPr>
-            <w:lang w:val="pt_PT" w:bidi="pt_PT"/>
-          </w:rPr>
-          <w:rPr>
-            <w:color w:val="0000EE"/>
-            <w:u w:val="single"/>
-          </w:rPr>
-          <w:t>6.9–15</w:t>
-        </w:r>
-      </w:hyperlink>
-      <w:r>
-        <w:rPr>
-          <w:lang w:val="pt_PT" w:bidi="pt_PT"/>
-        </w:rPr>
-        <w:t>)</w:t>
-      </w:r>
-    </w:p>
-    <w:p>
-      <w:pPr/>
-      <w:r>
-        <w:rPr>
-          <w:lang w:val="pt_PT" w:bidi="pt_PT"/>
-        </w:rPr>
-      </w:r>
-      <w:r>
-        <w:rPr>
-          <w:lang w:val="pt_PT" w:bidi="pt_PT"/>
-        </w:rPr>
-        <w:t>Zacarias é instruído a entrar na casa de Josias, filho de Sofonias, pegar prata e ouro de alguns retornados da Babilônia, fazer uma coroa e colocá-la na cabeça de Josué, o sacerdote, como símbolo do rei real e sacerdotal, o Ramo, o construtor do templo. Após a cerimônia, a coroa deve ser pendurada no templo como um memorial daqueles que deram a prata e o ouro. O último versículo (</w:t>
-      </w:r>
-      <w:hyperlink r:id="rId121">
-        <w:r>
-          <w:rPr>
-            <w:lang w:val="pt_PT" w:bidi="pt_PT"/>
-          </w:rPr>
-          <w:rPr>
-            <w:color w:val="0000EE"/>
-            <w:u w:val="single"/>
-          </w:rPr>
-          <w:t>6.15</w:t>
-        </w:r>
-      </w:hyperlink>
-      <w:r>
-        <w:rPr>
-          <w:lang w:val="pt_PT" w:bidi="pt_PT"/>
-        </w:rPr>
-        <w:t>) parece dizer que, assim como o ouro e a prata dos exilados foram usados para simbolizar a coroação do futuro rei do reino, também os exilados, “aqueles que estão longe”, participarão da conclusão do templo. Então, os ouvintes de Zacarias saberão que Deus o enviou para profetizar. Tudo isso acontecerá quando e se eles obedecerem diligentemente à voz do Senhor.</w:t>
-      </w:r>
-    </w:p>
-    <w:p>
-      <w:pPr>
-        <w:pStyle w:val="Heading4"/>
-      </w:pPr>
-      <w:r>
-        <w:rPr>
-          <w:lang w:val="pt_PT" w:bidi="pt_PT"/>
-        </w:rPr>
-        <w:t>A questão sobre jejum e moralidade (</w:t>
-      </w:r>
-      <w:hyperlink r:id="rId131">
-        <w:r>
-          <w:rPr>
-            <w:lang w:val="pt_PT" w:bidi="pt_PT"/>
-          </w:rPr>
-          <w:rPr>
-            <w:color w:val="0000EE"/>
-            <w:u w:val="single"/>
-          </w:rPr>
-          <w:t>7.1–8.23</w:t>
-        </w:r>
-      </w:hyperlink>
-      <w:r>
-        <w:rPr>
-          <w:lang w:val="pt_PT" w:bidi="pt_PT"/>
-        </w:rPr>
-        <w:t>)</w:t>
-      </w:r>
-    </w:p>
-    <w:p>
-      <w:pPr/>
-      <w:r>
-        <w:rPr>
-          <w:lang w:val="pt_PT" w:bidi="pt_PT"/>
-        </w:rPr>
-      </w:r>
-      <w:r>
-        <w:rPr>
-          <w:lang w:val="pt_PT" w:bidi="pt_PT"/>
-        </w:rPr>
-        <w:t>Uma delegação de Betel (16 quilômetros ao norte de Jerusalém) veio a Jerusalém no quarto ano de Dario (518 a.C.). O trabalho no templo já estava em andamento há dois anos. O propósito desta visita era buscar o favor do Senhor (</w:t>
-      </w:r>
-      <w:hyperlink r:id="rId160">
-        <w:r>
-          <w:rPr>
-            <w:lang w:val="pt_PT" w:bidi="pt_PT"/>
-          </w:rPr>
-          <w:rPr>
-            <w:color w:val="0000EE"/>
-            <w:u w:val="single"/>
-          </w:rPr>
-          <w:t>7.2</w:t>
-        </w:r>
-      </w:hyperlink>
-      <w:r>
-        <w:rPr>
-          <w:lang w:val="pt_PT" w:bidi="pt_PT"/>
-        </w:rPr>
-        <w:t xml:space="preserve">) e perguntar aos sacerdotes e aos profetas se deveriam continuar a jejuar como haviam feito desde que o templo foi destruído 70 anos antes (v. </w:t>
-      </w:r>
-      <w:hyperlink r:id="rId161">
-        <w:r>
-          <w:rPr>
-            <w:lang w:val="pt_PT" w:bidi="pt_PT"/>
-          </w:rPr>
-          <w:rPr>
-            <w:color w:val="0000EE"/>
-            <w:u w:val="single"/>
-          </w:rPr>
-          <w:t>3</w:t>
-        </w:r>
-      </w:hyperlink>
-      <w:r>
-        <w:rPr>
-          <w:lang w:val="pt_PT" w:bidi="pt_PT"/>
-        </w:rPr>
-        <w:t>). O Senhor disse a Zacarias para perguntar por que eles estavam jejuando — pelo Senhor ou por motivos egoístas? A resposta à questão do jejum parece ser que Deus deseja verdade, justiça e amor da aliança mais do que jejum. Zacarias reitera a mensagem que o Senhor já havia dado ao seu povo pelos antigos profetas. A última seção na primeira parte de Zacarias é um decálogo de promessas (</w:t>
-      </w:r>
-      <w:hyperlink r:id="rId162">
-        <w:r>
-          <w:rPr>
-            <w:lang w:val="pt_PT" w:bidi="pt_PT"/>
-          </w:rPr>
-          <w:rPr>
-            <w:color w:val="0000EE"/>
-            <w:u w:val="single"/>
-          </w:rPr>
-          <w:t>8.1–23</w:t>
-        </w:r>
-      </w:hyperlink>
-      <w:r>
-        <w:rPr>
-          <w:lang w:val="pt_PT" w:bidi="pt_PT"/>
-        </w:rPr>
-        <w:t>). As dez promessas começam com as palavras “Assim diz o Senhor” ou “A palavra do Senhor veio a mim”. A última palavra de Deus não é julgamento, mas promessa, esperança, perdão e restauração.</w:t>
-      </w:r>
-    </w:p>
-    <w:p>
-      <w:pPr>
-        <w:pStyle w:val="Heading4"/>
-      </w:pPr>
-      <w:r>
-        <w:rPr>
-          <w:lang w:val="pt_PT" w:bidi="pt_PT"/>
-        </w:rPr>
-        <w:t xml:space="preserve">Os oráculos do Senhor (caps. </w:t>
-      </w:r>
-      <w:hyperlink r:id="rId124">
-        <w:r>
-          <w:rPr>
-            <w:lang w:val="pt_PT" w:bidi="pt_PT"/>
-          </w:rPr>
-          <w:rPr>
-            <w:color w:val="0000EE"/>
-            <w:u w:val="single"/>
-          </w:rPr>
-          <w:t>9–12</w:t>
-        </w:r>
-      </w:hyperlink>
-      <w:r>
-        <w:rPr>
-          <w:lang w:val="pt_PT" w:bidi="pt_PT"/>
-        </w:rPr>
-        <w:t>)</w:t>
-      </w:r>
-    </w:p>
-    <w:p>
-      <w:pPr/>
-      <w:r>
-        <w:rPr>
-          <w:lang w:val="pt_PT" w:bidi="pt_PT"/>
-        </w:rPr>
-      </w:r>
-      <w:r>
-        <w:rPr>
-          <w:lang w:val="pt_PT" w:bidi="pt_PT"/>
-        </w:rPr>
-        <w:t xml:space="preserve">A última metade do livro de Zacarias (caps. </w:t>
-      </w:r>
-      <w:hyperlink r:id="rId100">
-        <w:r>
-          <w:rPr>
-            <w:lang w:val="pt_PT" w:bidi="pt_PT"/>
-          </w:rPr>
-          <w:rPr>
-            <w:color w:val="0000EE"/>
-            <w:u w:val="single"/>
-          </w:rPr>
-          <w:t>9–14</w:t>
-        </w:r>
-      </w:hyperlink>
-      <w:r>
-        <w:rPr>
-          <w:lang w:val="pt_PT" w:bidi="pt_PT"/>
-        </w:rPr>
-        <w:t xml:space="preserve">) divide-se em duas partes quase iguais: capítulos </w:t>
-      </w:r>
-      <w:hyperlink r:id="rId95">
-        <w:r>
-          <w:rPr>
-            <w:lang w:val="pt_PT" w:bidi="pt_PT"/>
-          </w:rPr>
-          <w:rPr>
-            <w:color w:val="0000EE"/>
-            <w:u w:val="single"/>
-          </w:rPr>
-          <w:t>9–11</w:t>
-        </w:r>
-      </w:hyperlink>
-      <w:r>
-        <w:rPr>
-          <w:lang w:val="pt_PT" w:bidi="pt_PT"/>
-        </w:rPr>
-        <w:t xml:space="preserve"> (46 versículos) e capítulos </w:t>
-      </w:r>
-      <w:hyperlink r:id="rId129">
-        <w:r>
-          <w:rPr>
-            <w:lang w:val="pt_PT" w:bidi="pt_PT"/>
-          </w:rPr>
-          <w:rPr>
-            <w:color w:val="0000EE"/>
-            <w:u w:val="single"/>
-          </w:rPr>
-          <w:t>12–14</w:t>
-        </w:r>
-      </w:hyperlink>
-      <w:r>
-        <w:rPr>
-          <w:lang w:val="pt_PT" w:bidi="pt_PT"/>
-        </w:rPr>
-        <w:t xml:space="preserve"> (44 versículos). Cada parte começa com as palavras “Um oráculo” (</w:t>
-      </w:r>
-      <w:hyperlink r:id="rId163">
-        <w:r>
-          <w:rPr>
-            <w:lang w:val="pt_PT" w:bidi="pt_PT"/>
-          </w:rPr>
-          <w:rPr>
-            <w:color w:val="0000EE"/>
-            <w:u w:val="single"/>
-          </w:rPr>
-          <w:t>9.1</w:t>
-        </w:r>
-      </w:hyperlink>
-      <w:r>
-        <w:rPr>
-          <w:lang w:val="pt_PT" w:bidi="pt_PT"/>
-        </w:rPr>
-        <w:t xml:space="preserve">; </w:t>
-      </w:r>
-      <w:hyperlink r:id="rId164">
-        <w:r>
-          <w:rPr>
-            <w:lang w:val="pt_PT" w:bidi="pt_PT"/>
-          </w:rPr>
-          <w:rPr>
-            <w:color w:val="0000EE"/>
-            <w:u w:val="single"/>
-          </w:rPr>
-          <w:t>12.1</w:t>
-        </w:r>
-      </w:hyperlink>
-      <w:r>
-        <w:rPr>
-          <w:lang w:val="pt_PT" w:bidi="pt_PT"/>
-        </w:rPr>
-        <w:t xml:space="preserve">). Ambos os “oráculos” são principalmente escatológicos. A primeira parte (caps. </w:t>
-      </w:r>
-      <w:hyperlink r:id="rId95">
-        <w:r>
-          <w:rPr>
-            <w:lang w:val="pt_PT" w:bidi="pt_PT"/>
-          </w:rPr>
-          <w:rPr>
-            <w:color w:val="0000EE"/>
-            <w:u w:val="single"/>
-          </w:rPr>
-          <w:t>9–11</w:t>
-        </w:r>
-      </w:hyperlink>
-      <w:r>
-        <w:rPr>
-          <w:lang w:val="pt_PT" w:bidi="pt_PT"/>
-        </w:rPr>
-        <w:t>) trata da restauração das tribos na Palestina (</w:t>
-      </w:r>
-      <w:hyperlink r:id="rId165">
-        <w:r>
-          <w:rPr>
-            <w:lang w:val="pt_PT" w:bidi="pt_PT"/>
-          </w:rPr>
-          <w:rPr>
-            <w:color w:val="0000EE"/>
-            <w:u w:val="single"/>
-          </w:rPr>
-          <w:t>9.11–17</w:t>
-        </w:r>
-      </w:hyperlink>
-      <w:r>
-        <w:rPr>
-          <w:lang w:val="pt_PT" w:bidi="pt_PT"/>
-        </w:rPr>
-        <w:t xml:space="preserve">; </w:t>
-      </w:r>
-      <w:hyperlink r:id="rId166">
-        <w:r>
-          <w:rPr>
-            <w:lang w:val="pt_PT" w:bidi="pt_PT"/>
-          </w:rPr>
-          <w:rPr>
-            <w:color w:val="0000EE"/>
-            <w:u w:val="single"/>
-          </w:rPr>
-          <w:t>10.6–12</w:t>
-        </w:r>
-      </w:hyperlink>
-      <w:r>
-        <w:rPr>
-          <w:lang w:val="pt_PT" w:bidi="pt_PT"/>
-        </w:rPr>
-        <w:t>). Para realizar isso, o Senhor livrará a Palestina e a Síria dos opositores ao seu governo (</w:t>
-      </w:r>
-      <w:hyperlink r:id="rId167">
-        <w:r>
-          <w:rPr>
-            <w:lang w:val="pt_PT" w:bidi="pt_PT"/>
-          </w:rPr>
-          <w:rPr>
-            <w:color w:val="0000EE"/>
-            <w:u w:val="single"/>
-          </w:rPr>
-          <w:t>9.1–8</w:t>
-        </w:r>
-      </w:hyperlink>
-      <w:r>
-        <w:rPr>
-          <w:lang w:val="pt_PT" w:bidi="pt_PT"/>
-        </w:rPr>
-        <w:t xml:space="preserve">; </w:t>
-      </w:r>
-      <w:hyperlink r:id="rId168">
-        <w:r>
-          <w:rPr>
-            <w:lang w:val="pt_PT" w:bidi="pt_PT"/>
-          </w:rPr>
-          <w:rPr>
-            <w:color w:val="0000EE"/>
-            <w:u w:val="single"/>
-          </w:rPr>
-          <w:t>11.1–3</w:t>
-        </w:r>
-      </w:hyperlink>
-      <w:r>
-        <w:rPr>
-          <w:lang w:val="pt_PT" w:bidi="pt_PT"/>
-        </w:rPr>
-        <w:t xml:space="preserve">), removerá os pastores maus (governantes; </w:t>
-      </w:r>
-      <w:hyperlink r:id="rId169">
-        <w:r>
-          <w:rPr>
-            <w:lang w:val="pt_PT" w:bidi="pt_PT"/>
-          </w:rPr>
-          <w:rPr>
-            <w:color w:val="0000EE"/>
-            <w:u w:val="single"/>
-          </w:rPr>
-          <w:t>10.2b-5</w:t>
-        </w:r>
-      </w:hyperlink>
-      <w:r>
-        <w:rPr>
-          <w:lang w:val="pt_PT" w:bidi="pt_PT"/>
-        </w:rPr>
-        <w:t xml:space="preserve">; </w:t>
-      </w:r>
-      <w:hyperlink r:id="rId170">
-        <w:r>
-          <w:rPr>
-            <w:lang w:val="pt_PT" w:bidi="pt_PT"/>
-          </w:rPr>
-          <w:rPr>
-            <w:color w:val="0000EE"/>
-            <w:u w:val="single"/>
-          </w:rPr>
-          <w:t>11.4–17</w:t>
-        </w:r>
-      </w:hyperlink>
-      <w:r>
-        <w:rPr>
-          <w:lang w:val="pt_PT" w:bidi="pt_PT"/>
-        </w:rPr>
-        <w:t>), e o Príncipe da Paz virá (</w:t>
-      </w:r>
-      <w:hyperlink r:id="rId171">
-        <w:r>
-          <w:rPr>
-            <w:lang w:val="pt_PT" w:bidi="pt_PT"/>
-          </w:rPr>
-          <w:rPr>
-            <w:color w:val="0000EE"/>
-            <w:u w:val="single"/>
-          </w:rPr>
-          <w:t>9.9–10</w:t>
-        </w:r>
-      </w:hyperlink>
-      <w:r>
-        <w:rPr>
-          <w:lang w:val="pt_PT" w:bidi="pt_PT"/>
-        </w:rPr>
-        <w:t>). O último “oráculo” de Zacarias (</w:t>
-      </w:r>
-      <w:hyperlink r:id="rId129">
-        <w:r>
-          <w:rPr>
-            <w:lang w:val="pt_PT" w:bidi="pt_PT"/>
-          </w:rPr>
-          <w:rPr>
-            <w:color w:val="0000EE"/>
-            <w:u w:val="single"/>
-          </w:rPr>
-          <w:t>12.1–14.21</w:t>
-        </w:r>
-      </w:hyperlink>
-      <w:r>
-        <w:rPr>
-          <w:lang w:val="pt_PT" w:bidi="pt_PT"/>
-        </w:rPr>
-        <w:t>) também é escatológico. Desta vez, a preocupação é principalmente com Jerusalém e Judá. Duas vezes Jerusalém é atacada pelas nações (</w:t>
-      </w:r>
-      <w:hyperlink r:id="rId172">
-        <w:r>
-          <w:rPr>
-            <w:lang w:val="pt_PT" w:bidi="pt_PT"/>
-          </w:rPr>
-          <w:rPr>
-            <w:color w:val="0000EE"/>
-            <w:u w:val="single"/>
-          </w:rPr>
-          <w:t>12.1–8</w:t>
-        </w:r>
-      </w:hyperlink>
-      <w:r>
-        <w:rPr>
-          <w:lang w:val="pt_PT" w:bidi="pt_PT"/>
-        </w:rPr>
-        <w:t xml:space="preserve">; </w:t>
-      </w:r>
-      <w:hyperlink r:id="rId173">
-        <w:r>
-          <w:rPr>
-            <w:lang w:val="pt_PT" w:bidi="pt_PT"/>
-          </w:rPr>
-          <w:rPr>
-            <w:color w:val="0000EE"/>
-            <w:u w:val="single"/>
-          </w:rPr>
-          <w:t>14.1–5</w:t>
-        </w:r>
-      </w:hyperlink>
-      <w:r>
-        <w:rPr>
-          <w:lang w:val="pt_PT" w:bidi="pt_PT"/>
-        </w:rPr>
-        <w:t>). Cada vez o Senhor luta por Jerusalém, Judá e a casa de Davi. Jerusalém chora e lamenta por um mártir não identificado (</w:t>
-      </w:r>
-      <w:hyperlink r:id="rId174">
-        <w:r>
-          <w:rPr>
-            <w:lang w:val="pt_PT" w:bidi="pt_PT"/>
-          </w:rPr>
-          <w:rPr>
-            <w:color w:val="0000EE"/>
-            <w:u w:val="single"/>
-          </w:rPr>
-          <w:t>12.10–14</w:t>
-        </w:r>
-      </w:hyperlink>
-      <w:r>
-        <w:rPr>
-          <w:lang w:val="pt_PT" w:bidi="pt_PT"/>
-        </w:rPr>
-        <w:t>). O mártir poderia ser chamado de o “bom” pastor que é morto e suas ovelhas dispersas (</w:t>
-      </w:r>
-      <w:hyperlink r:id="rId175">
-        <w:r>
-          <w:rPr>
-            <w:lang w:val="pt_PT" w:bidi="pt_PT"/>
-          </w:rPr>
-          <w:rPr>
-            <w:color w:val="0000EE"/>
-            <w:u w:val="single"/>
-          </w:rPr>
-          <w:t>13.7–9</w:t>
-        </w:r>
-      </w:hyperlink>
-      <w:r>
-        <w:rPr>
-          <w:lang w:val="pt_PT" w:bidi="pt_PT"/>
-        </w:rPr>
-        <w:t>). Jesus referiu-se a esta passagem em conexão com sua prisão (</w:t>
-      </w:r>
-      <w:hyperlink r:id="rId176">
-        <w:r>
-          <w:rPr>
-            <w:lang w:val="pt_PT" w:bidi="pt_PT"/>
-          </w:rPr>
-          <w:rPr>
-            <w:color w:val="0000EE"/>
-            <w:u w:val="single"/>
-          </w:rPr>
-          <w:t>Mt 26.31</w:t>
-        </w:r>
-      </w:hyperlink>
-      <w:r>
-        <w:rPr>
-          <w:lang w:val="pt_PT" w:bidi="pt_PT"/>
-        </w:rPr>
-        <w:t xml:space="preserve">; </w:t>
-      </w:r>
-      <w:hyperlink r:id="rId177">
-        <w:r>
-          <w:rPr>
-            <w:lang w:val="pt_PT" w:bidi="pt_PT"/>
-          </w:rPr>
-          <w:rPr>
-            <w:color w:val="0000EE"/>
-            <w:u w:val="single"/>
-          </w:rPr>
-          <w:t>Mc 14.27</w:t>
-        </w:r>
-      </w:hyperlink>
-      <w:r>
-        <w:rPr>
-          <w:lang w:val="pt_PT" w:bidi="pt_PT"/>
-        </w:rPr>
-        <w:t>). Uma fonte será aberta para a casa de Davi, e os habitantes de Jerusalém serão purificados do pecado, idolatria e falsos profetas (</w:t>
-      </w:r>
-      <w:hyperlink r:id="rId178">
-        <w:r>
-          <w:rPr>
-            <w:lang w:val="pt_PT" w:bidi="pt_PT"/>
-          </w:rPr>
-          <w:rPr>
-            <w:color w:val="0000EE"/>
-            <w:u w:val="single"/>
-          </w:rPr>
-          <w:t>Zc 13.1–6</w:t>
-        </w:r>
-      </w:hyperlink>
-      <w:r>
-        <w:rPr>
-          <w:lang w:val="pt_PT" w:bidi="pt_PT"/>
-        </w:rPr>
-        <w:t>). A nova Jerusalém permanecerá elevada em seu local e a terra ao redor será transformada em uma planície (</w:t>
-      </w:r>
-      <w:hyperlink r:id="rId179">
-        <w:r>
-          <w:rPr>
-            <w:lang w:val="pt_PT" w:bidi="pt_PT"/>
-          </w:rPr>
-          <w:rPr>
-            <w:color w:val="0000EE"/>
-            <w:u w:val="single"/>
-          </w:rPr>
-          <w:t>14.10–11</w:t>
-        </w:r>
-      </w:hyperlink>
-      <w:r>
-        <w:rPr>
-          <w:lang w:val="pt_PT" w:bidi="pt_PT"/>
-        </w:rPr>
-        <w:t>). Não haverá noite nem temperaturas extremas na nova Jerusalém. Águas vivas fluirão de Jerusalém, e o Senhor se tornará Rei de toda a terra. Aqueles que lutam contra Jerusalém serão destruídos, mas os que sobreviverem adorarão o Senhor ano após ano, celebrando a Festa dos Tabernáculos.</w:t>
-      </w:r>
-    </w:p>
-    <w:p>
-      <w:pPr/>
-      <w:r>
-        <w:rPr>
-          <w:lang w:val="pt_PT" w:bidi="pt_PT"/>
-        </w:rPr>
-      </w:r>
-      <w:r>
-        <w:rPr>
-          <w:lang w:val="pt_PT" w:bidi="pt_PT"/>
-        </w:rPr>
-        <w:t>A última cena no livro de Zacarias é uma imagem do mundo após o Armagedom, um novo mundo purificado do pecado. Será um tempo de paz e segurança. Quando Deus vier reinar, tudo se tornará sagrado. Os cavalos de guerra se tornarão tão sagrados quanto o turbante do sacerdote, e o utensílio de cozinha comum será como os utensílios do templo. O cananeu ou comerciante será eliminado. Não haverá diferença entre judeu e gentio, desde que adorem o Senhor dos Exércitos como Rei.</w:t>
-      </w:r>
-    </w:p>
-    <w:p>
-      <w:pPr/>
-      <w:r>
-        <w:rPr>
-          <w:lang w:val="pt_PT" w:bidi="pt_PT"/>
-        </w:rPr>
-      </w:r>
-      <w:r>
-        <w:rPr>
-          <w:i/>
-          <w:lang w:val="pt_PT" w:bidi="pt_PT"/>
-        </w:rPr>
-        <w:t>Veja também</w:t>
-      </w:r>
-      <w:r>
-        <w:rPr>
-          <w:lang w:val="pt_PT" w:bidi="pt_PT"/>
-        </w:rPr>
-        <w:t xml:space="preserve"> </w:t>
-      </w:r>
-      <w:r>
-        <w:rPr>
-          <w:lang w:val="pt_PT" w:bidi="pt_PT"/>
-        </w:rPr>
-        <w:t>Israel, História de</w:t>
-      </w:r>
-      <w:r>
-        <w:rPr>
-          <w:lang w:val="pt_PT" w:bidi="pt_PT"/>
-        </w:rPr>
-        <w:t xml:space="preserve">; </w:t>
-      </w:r>
-      <w:r>
-        <w:rPr>
-          <w:lang w:val="pt_PT" w:bidi="pt_PT"/>
-        </w:rPr>
-        <w:t>Período Pós-exílico</w:t>
-      </w:r>
-      <w:r>
-        <w:rPr>
-          <w:lang w:val="pt_PT" w:bidi="pt_PT"/>
-        </w:rPr>
-        <w:t xml:space="preserve">; </w:t>
-      </w:r>
-      <w:r>
-        <w:rPr>
-          <w:lang w:val="pt_PT" w:bidi="pt_PT"/>
-        </w:rPr>
-        <w:t>Profecia</w:t>
-      </w:r>
-      <w:r>
-        <w:rPr>
-          <w:lang w:val="pt_PT" w:bidi="pt_PT"/>
-        </w:rPr>
-        <w:t xml:space="preserve">; </w:t>
-      </w:r>
-      <w:r>
-        <w:rPr>
-          <w:lang w:val="pt_PT" w:bidi="pt_PT"/>
-        </w:rPr>
-        <w:t>Profeta, Profetisa</w:t>
-      </w:r>
-      <w:r>
-        <w:rPr>
-          <w:lang w:val="pt_PT" w:bidi="pt_PT"/>
-        </w:rPr>
-        <w:t xml:space="preserve">; </w:t>
-      </w:r>
-      <w:r>
-        <w:rPr>
-          <w:lang w:val="pt_PT" w:bidi="pt_PT"/>
-        </w:rPr>
-        <w:t>Zacarias (Pessoa) #20</w:t>
       </w:r>
       <w:r>
         <w:rPr>
@@ -6204,7 +6204,7 @@
         </w:rPr>
         <w:t>). Descendentes de Zacur estavam presentes na dedicação do muro da cidade após o exílio (</w:t>
       </w:r>
-      <w:hyperlink r:id="rId87">
+      <w:hyperlink r:id="rId175">
         <w:r>
           <w:rPr>
             <w:lang w:val="pt_PT" w:bidi="pt_PT"/>
@@ -8012,7 +8012,7 @@
         </w:rPr>
         <w:t xml:space="preserve">Forma da Bíblia AVM de Zequer, em </w:t>
       </w:r>
-      <w:hyperlink r:id="rId54">
+      <w:hyperlink r:id="rId148">
         <w:r>
           <w:rPr>
             <w:lang w:val="pt_PT" w:bidi="pt_PT"/>
@@ -12859,7 +12859,7 @@
         </w:rPr>
         <w:t xml:space="preserve">Forma alternativa de Zacarias, filho de Gibeão, em </w:t>
       </w:r>
-      <w:hyperlink r:id="rId54">
+      <w:hyperlink r:id="rId148">
         <w:r>
           <w:rPr>
             <w:lang w:val="pt_PT" w:bidi="pt_PT"/>

--- a/por/docx/027.content.docx
+++ b/por/docx/027.content.docx
@@ -19,7 +19,7 @@
         <w:rPr>
           <w:lang w:val="pt_PT" w:bidi="pt_PT"/>
         </w:rPr>
-        <w:t>Resource: Tyndale Open Bible Dictionary</w:t>
+        <w:t>Resource: Aquifer Open Bible Dictionary</w:t>
       </w:r>
       <w:r>
         <w:rPr>
@@ -112,7 +112,7 @@
         <w:rPr>
           <w:lang w:val="pt_PT" w:bidi="pt_PT"/>
         </w:rPr>
-        <w:t>Tyndale Open Bible Dictionary</w:t>
+        <w:t>Aquifer Open Bible Dictionary</w:t>
       </w:r>
     </w:p>
     <w:p>
